--- a/spa/docx/005.content.docx
+++ b/spa/docx/005.content.docx
@@ -19,7 +19,7 @@
         <w:rPr>
           <w:lang w:val="es_ES" w:bidi="es_ES"/>
         </w:rPr>
-        <w:t>Resource: Términos Clave (SRV)</w:t>
+        <w:t>Resource: Familiarization, Internalization, Articulation (Fia) Terms</w:t>
       </w:r>
       <w:r>
         <w:rPr>
@@ -39,42 +39,61 @@
           <w:b/>
           <w:lang w:val="es_ES" w:bidi="es_ES"/>
         </w:rPr>
-        <w:t>Familiarization, Internalization, Articulation (FIA) Key Terms</w:t>
-      </w:r>
-      <w:r>
-        <w:rPr>
-          <w:lang w:val="es_ES" w:bidi="es_ES"/>
-        </w:rPr>
-        <w:t xml:space="preserve"> © 2023 SRV Partners Released under CC BY-SA 4.0 license. </w:t>
-      </w:r>
-      <w:r>
-        <w:rPr>
-          <w:lang w:val="es_ES" w:bidi="es_ES"/>
-        </w:rPr>
-        <w:t>Familiarization, Internalization, Articulation (FIA) Key Terms</w:t>
-      </w:r>
-      <w:r>
-        <w:rPr>
-          <w:lang w:val="es_ES" w:bidi="es_ES"/>
-        </w:rPr>
-        <w:t xml:space="preserve"> has been adapted in the following languages Tok Pisin, عربي, Français, हिंदी, Bahasa Indonesia, Português, Русский, Español, Kiswahili, 简体中文 from </w:t>
-      </w:r>
-      <w:r>
-        <w:rPr>
-          <w:lang w:val="es_ES" w:bidi="es_ES"/>
-        </w:rPr>
-        <w:t>Familiarization, Internalization, Articulation (FIA)</w:t>
-      </w:r>
-      <w:r>
-        <w:rPr>
-          <w:lang w:val="es_ES" w:bidi="es_ES"/>
-        </w:rPr>
-        <w:t xml:space="preserve"> © 2023 SRV Partners. Released under CC BY-SA 4.0 license by Mission Mutual</w:t>
-      </w:r>
-      <w:r>
-        <w:rPr>
-          <w:lang w:val="es_ES" w:bidi="es_ES"/>
-        </w:rPr>
+        <w:t>Familiarization, Internalization, Articulation (Fia) Terms</w:t>
+      </w:r>
+      <w:r>
+        <w:rPr>
+          <w:lang w:val="es_ES" w:bidi="es_ES"/>
+        </w:rPr>
+        <w:t xml:space="preserve"> (Spanish) is based on: </w:t>
+      </w:r>
+      <w:r>
+        <w:rPr>
+          <w:lang w:val="es_ES" w:bidi="es_ES"/>
+        </w:rPr>
+        <w:t>Familiarization, Internalization, Articulation (Fia) Terms</w:t>
+      </w:r>
+      <w:r>
+        <w:rPr>
+          <w:lang w:val="es_ES" w:bidi="es_ES"/>
+        </w:rPr>
+        <w:t xml:space="preserve">, </w:t>
+      </w:r>
+      <w:hyperlink r:id="rId13">
+        <w:r>
+          <w:rPr>
+            <w:lang w:val="es_ES" w:bidi="es_ES"/>
+          </w:rPr>
+          <w:rPr>
+            <w:color w:val="0000EE"/>
+            <w:u w:val="single"/>
+          </w:rPr>
+          <w:t>SRV Partners</w:t>
+        </w:r>
+      </w:hyperlink>
+      <w:r>
+        <w:rPr>
+          <w:lang w:val="es_ES" w:bidi="es_ES"/>
+        </w:rPr>
+        <w:t xml:space="preserve">, 2023, which is licensed under a </w:t>
+      </w:r>
+      <w:hyperlink r:id="rId14">
+        <w:r>
+          <w:rPr>
+            <w:lang w:val="es_ES" w:bidi="es_ES"/>
+          </w:rPr>
+          <w:rPr>
+            <w:color w:val="0000EE"/>
+            <w:u w:val="single"/>
+          </w:rPr>
+          <w:t>CC BY-SA 4.0 license</w:t>
+        </w:r>
+      </w:hyperlink>
+      <w:r>
+        <w:rPr>
+          <w:lang w:val="es_ES" w:bidi="es_ES"/>
+        </w:rPr>
+        <w:t>.</w:t>
       </w:r>
       <w:r>
         <w:rPr>
@@ -83,6 +102,30 @@
       </w:r>
     </w:p>
     <w:p>
+      <w:pPr/>
+      <w:r>
+        <w:rPr>
+          <w:lang w:val="es_ES" w:bidi="es_ES"/>
+        </w:rPr>
+      </w:r>
+      <w:r>
+        <w:rPr>
+          <w:lang w:val="es_ES" w:bidi="es_ES"/>
+        </w:rPr>
+        <w:t>This PDF version is provided under the same license.</w:t>
+      </w:r>
+      <w:r>
+        <w:rPr>
+          <w:lang w:val="es_ES" w:bidi="es_ES"/>
+        </w:rPr>
+      </w:r>
+      <w:r>
+        <w:rPr>
+          <w:lang w:val="es_ES" w:bidi="es_ES"/>
+        </w:rPr>
+      </w:r>
+    </w:p>
+    <w:p>
       <w:pPr>
         <w:pStyle w:val="Heading1"/>
       </w:pPr>
@@ -90,7 +133,7 @@
         <w:rPr>
           <w:lang w:val="es_ES" w:bidi="es_ES"/>
         </w:rPr>
-        <w:t>Términos Clave (SRV)</w:t>
+        <w:t>Familiarization, Internalization, Articulation (Fia) Terms</w:t>
       </w:r>
     </w:p>
     <w:p>
@@ -127,7 +170,7 @@
         <w:rPr>
           <w:lang w:val="es_ES" w:bidi="es_ES"/>
         </w:rPr>
-        <w:t>M</w:t>
+        <w:t>E</w:t>
       </w:r>
       <w:r>
         <w:rPr>
@@ -190,7 +233,7 @@
         <w:rPr>
           <w:lang w:val="es_ES" w:bidi="es_ES"/>
         </w:rPr>
-        <w:t>maestro</w:t>
+        <w:t>elder</w:t>
       </w:r>
       <w:r>
         <w:rPr>
@@ -209,41 +252,38 @@
         <w:rPr>
           <w:lang w:val="es_ES" w:bidi="es_ES"/>
         </w:rPr>
-        <w:t xml:space="preserve">Un maestro es un título respetuoso general para alguien en una posición elevada o alto estatus. En el Nuevo Testamento, hay dos títulos de respeto para alguien en una alta posición. </w:t>
-      </w:r>
-      <w:r>
-        <w:rPr>
-          <w:lang w:val="es_ES" w:bidi="es_ES"/>
-        </w:rPr>
-        <w:t>Señor</w:t>
-      </w:r>
-      <w:r>
-        <w:rPr>
-          <w:lang w:val="es_ES" w:bidi="es_ES"/>
-        </w:rPr>
-        <w:t xml:space="preserve"> es a menudo el título para alguien que es el dueño de la propiedad o un gobernante supremo. Maestro a menudo se refiere a alguien en una alta posición en un </w:t>
-      </w:r>
-      <w:r>
-        <w:rPr>
-          <w:lang w:val="es_ES" w:bidi="es_ES"/>
-        </w:rPr>
-        <w:t>hogar</w:t>
-      </w:r>
-      <w:r>
-        <w:rPr>
-          <w:lang w:val="es_ES" w:bidi="es_ES"/>
-        </w:rPr>
-        <w:t xml:space="preserve"> o alguien con mucha responsabilidad. A veces las personas usan estas dos palabras como un título respetuoso para referirse a la misma persona.</w:t>
-      </w:r>
-      <w:r>
-        <w:rPr>
-          <w:lang w:val="es_ES" w:bidi="es_ES"/>
-        </w:rPr>
-      </w:r>
-      <w:r>
-        <w:rPr>
-          <w:lang w:val="es_ES" w:bidi="es_ES"/>
-        </w:rPr>
+        <w:t xml:space="preserve">Un </w:t>
+      </w:r>
+      <w:r>
+        <w:rPr>
+          <w:b/>
+          <w:lang w:val="es_ES" w:bidi="es_ES"/>
+        </w:rPr>
+        <w:t>anciano</w:t>
+      </w:r>
+      <w:r>
+        <w:rPr>
+          <w:lang w:val="es_ES" w:bidi="es_ES"/>
+        </w:rPr>
+        <w:t xml:space="preserve"> es una persona que tiene </w:t>
+      </w:r>
+      <w:hyperlink r:id="rId15">
+        <w:r>
+          <w:rPr>
+            <w:lang w:val="es_ES" w:bidi="es_ES"/>
+          </w:rPr>
+          <w:rPr>
+            <w:color w:val="0000EE"/>
+            <w:u w:val="single"/>
+          </w:rPr>
+          <w:t>autoridad</w:t>
+        </w:r>
+      </w:hyperlink>
+      <w:r>
+        <w:rPr>
+          <w:lang w:val="es_ES" w:bidi="es_ES"/>
+        </w:rPr>
+        <w:t xml:space="preserve"> en la comunidad. En el Antiguo Testamento, un anciano generalmente era el jefe de una familia o de un grupo de familias. Un grupo de ancianos se reunía para tomar decisiones sobre los asuntos en la comunidad.</w:t>
       </w:r>
     </w:p>
     <w:p>
@@ -253,37 +293,42 @@
           <w:lang w:val="es_ES" w:bidi="es_ES"/>
         </w:rPr>
       </w:r>
-    </w:p>
-    <w:p>
-      <w:pPr>
-        <w:pStyle w:val="Heading2"/>
-      </w:pPr>
-      <w:r>
-        <w:rPr>
-          <w:lang w:val="es_ES" w:bidi="es_ES"/>
-        </w:rPr>
-        <w:t>maestro</w:t>
-      </w:r>
-      <w:r>
-        <w:rPr>
-          <w:lang w:val="es_ES" w:bidi="es_ES"/>
-        </w:rPr>
-      </w:r>
-    </w:p>
-    <w:p>
-      <w:pPr>
-        <w:pStyle w:val="Heading4"/>
-      </w:pPr>
-      <w:r>
-        <w:rPr>
-          <w:lang w:val="es_ES" w:bidi="es_ES"/>
-        </w:rPr>
-        <w:t>Audio Content</w:t>
-      </w:r>
-      <w:r>
-        <w:rPr>
-          <w:lang w:val="es_ES" w:bidi="es_ES"/>
-        </w:rPr>
+      <w:r>
+        <w:rPr>
+          <w:lang w:val="es_ES" w:bidi="es_ES"/>
+        </w:rPr>
+        <w:t xml:space="preserve">En el Nuevo Testamento, los ancianos son las personas que tienen autoridad en la </w:t>
+      </w:r>
+      <w:hyperlink r:id="rId16">
+        <w:r>
+          <w:rPr>
+            <w:lang w:val="es_ES" w:bidi="es_ES"/>
+          </w:rPr>
+          <w:rPr>
+            <w:color w:val="0000EE"/>
+            <w:u w:val="single"/>
+          </w:rPr>
+          <w:t>iglesia</w:t>
+        </w:r>
+      </w:hyperlink>
+      <w:r>
+        <w:rPr>
+          <w:lang w:val="es_ES" w:bidi="es_ES"/>
+        </w:rPr>
+        <w:t xml:space="preserve">. Los </w:t>
+      </w:r>
+      <w:r>
+        <w:rPr>
+          <w:b/>
+          <w:lang w:val="es_ES" w:bidi="es_ES"/>
+        </w:rPr>
+        <w:t>apóstoles</w:t>
+      </w:r>
+      <w:r>
+        <w:rPr>
+          <w:lang w:val="es_ES" w:bidi="es_ES"/>
+        </w:rPr>
+        <w:t>, como Pablo, nombraban a los ancianos. Los apóstoles elegían a personas que eran respetadas por las otras personas en la comunidad de la iglesia para convertirse en ancianos. Un anciano tenía que estar dispuesto a servir a otras personas y tenía que ser irreprochable.</w:t>
       </w:r>
     </w:p>
     <w:p>
@@ -293,28 +338,12 @@
           <w:lang w:val="es_ES" w:bidi="es_ES"/>
         </w:rPr>
       </w:r>
-      <w:hyperlink r:id="rId13">
-        <w:r>
-          <w:rPr>
-            <w:lang w:val="es_ES" w:bidi="es_ES"/>
-          </w:rPr>
-          <w:rPr>
-            <w:color w:val="0000EE"/>
-            <w:u w:val="single"/>
-          </w:rPr>
-          <w:t>webm file</w:t>
-        </w:r>
-      </w:hyperlink>
-      <w:r>
-        <w:rPr>
-          <w:lang w:val="es_ES" w:bidi="es_ES"/>
-        </w:rPr>
-        <w:t xml:space="preserve"> (392289 KB)</w:t>
-      </w:r>
-      <w:r>
-        <w:rPr>
-          <w:lang w:val="es_ES" w:bidi="es_ES"/>
-        </w:rPr>
+      <w:r>
+        <w:rPr>
+          <w:b/>
+          <w:lang w:val="es_ES" w:bidi="es_ES"/>
+        </w:rPr>
+        <w:t>Cuando estén traduciendo ancianos, tengan cuidado con las siguientes cosas:</w:t>
       </w:r>
     </w:p>
     <w:p>
@@ -324,23 +353,11 @@
           <w:lang w:val="es_ES" w:bidi="es_ES"/>
         </w:rPr>
       </w:r>
-      <w:hyperlink r:id="rId14">
-        <w:r>
-          <w:rPr>
-            <w:lang w:val="es_ES" w:bidi="es_ES"/>
-          </w:rPr>
-          <w:rPr>
-            <w:color w:val="0000EE"/>
-            <w:u w:val="single"/>
-          </w:rPr>
-          <w:t>mp3 file</w:t>
-        </w:r>
-      </w:hyperlink>
-      <w:r>
-        <w:rPr>
-          <w:lang w:val="es_ES" w:bidi="es_ES"/>
-        </w:rPr>
-        <w:t xml:space="preserve"> (343700 KB)</w:t>
+      <w:r>
+        <w:rPr>
+          <w:lang w:val="es_ES" w:bidi="es_ES"/>
+        </w:rPr>
+        <w:t>Cuando estén traduciendo esta palabra, tengan cuidado de no usar una palabra que solo signifique "personas viejas". Un anciano no era necesariamente una persona de edad avanzada, aunque tampoco sería una persona muy joven.</w:t>
       </w:r>
       <w:r>
         <w:rPr>
@@ -369,7 +386,7 @@
         <w:rPr>
           <w:lang w:val="es_ES" w:bidi="es_ES"/>
         </w:rPr>
-        <w:t>Mar de Galilea</w:t>
+        <w:t>el-elyon</w:t>
       </w:r>
       <w:r>
         <w:rPr>
@@ -386,46 +403,52 @@
       </w:r>
       <w:r>
         <w:rPr>
-          <w:lang w:val="es_ES" w:bidi="es_ES"/>
-        </w:rPr>
-        <w:t xml:space="preserve">El </w:t>
-      </w:r>
-      <w:r>
-        <w:rPr>
           <w:b/>
           <w:lang w:val="es_ES" w:bidi="es_ES"/>
         </w:rPr>
-        <w:t>Mar de Galilea</w:t>
-      </w:r>
-      <w:r>
-        <w:rPr>
-          <w:lang w:val="es_ES" w:bidi="es_ES"/>
-        </w:rPr>
-        <w:t xml:space="preserve"> es un mar, o un lago, en el norte de </w:t>
-      </w:r>
-      <w:r>
-        <w:rPr>
-          <w:lang w:val="es_ES" w:bidi="es_ES"/>
-        </w:rPr>
-        <w:t>Israel</w:t>
-      </w:r>
-      <w:r>
-        <w:rPr>
-          <w:lang w:val="es_ES" w:bidi="es_ES"/>
-        </w:rPr>
-        <w:t xml:space="preserve">. En el Nuevo Testamento, la parte del país cercana al Mar de Galilea se llama </w:t>
-      </w:r>
-      <w:r>
-        <w:rPr>
-          <w:lang w:val="es_ES" w:bidi="es_ES"/>
-        </w:rPr>
-        <w:t>Galilea</w:t>
-      </w:r>
-      <w:r>
-        <w:rPr>
-          <w:lang w:val="es_ES" w:bidi="es_ES"/>
-        </w:rPr>
-        <w:t>.</w:t>
+        <w:t>El-Elyon</w:t>
+      </w:r>
+      <w:r>
+        <w:rPr>
+          <w:lang w:val="es_ES" w:bidi="es_ES"/>
+        </w:rPr>
+        <w:t xml:space="preserve"> es un nombre que las personas usan para </w:t>
+      </w:r>
+      <w:hyperlink r:id="rId17">
+        <w:r>
+          <w:rPr>
+            <w:lang w:val="es_ES" w:bidi="es_ES"/>
+          </w:rPr>
+          <w:rPr>
+            <w:color w:val="0000EE"/>
+            <w:u w:val="single"/>
+          </w:rPr>
+          <w:t>Dios</w:t>
+        </w:r>
+      </w:hyperlink>
+      <w:r>
+        <w:rPr>
+          <w:lang w:val="es_ES" w:bidi="es_ES"/>
+        </w:rPr>
+        <w:t xml:space="preserve">. El-Elyon significa "el Dios Altísimo". Cuando las personas usan este nombre para Dios, se recuerdan de que Dios es más poderoso que cualquier otro ser. El nombre significa que no hay nadie que sea más importante, o que tenga más </w:t>
+      </w:r>
+      <w:hyperlink r:id="rId15">
+        <w:r>
+          <w:rPr>
+            <w:lang w:val="es_ES" w:bidi="es_ES"/>
+          </w:rPr>
+          <w:rPr>
+            <w:color w:val="0000EE"/>
+            <w:u w:val="single"/>
+          </w:rPr>
+          <w:t>autoridad</w:t>
+        </w:r>
+      </w:hyperlink>
+      <w:r>
+        <w:rPr>
+          <w:lang w:val="es_ES" w:bidi="es_ES"/>
+        </w:rPr>
+        <w:t>, o que tenga más poder que Dios. Las personas a menudo usan este nombre para Dios en los Salmos, pero también en varios otros libros en el Antiguo Testamento.</w:t>
       </w:r>
     </w:p>
     <w:p>
@@ -439,7 +462,17 @@
         <w:rPr>
           <w:lang w:val="es_ES" w:bidi="es_ES"/>
         </w:rPr>
-        <w:t>Un mar, o un lago, es un lugar donde solo hay agua. Un mar suele ser más grande que un lago, pero en la Biblia al Mar de Galilea a veces se le llama mar, y a veces se le llama lago.</w:t>
+        <w:t>La palabra “el” significa Dios, y por lo tanto encontramos varios otros nombres para Dios en la Biblia que comienzan con esta palabra “el”. Cada uno de estos nombres nos dice algo importante sobre Dios.</w:t>
+      </w:r>
+      <w:r>
+        <w:rPr>
+          <w:lang w:val="es_ES" w:bidi="es_ES"/>
+        </w:rPr>
+      </w:r>
+      <w:r>
+        <w:rPr>
+          <w:lang w:val="es_ES" w:bidi="es_ES"/>
+        </w:rPr>
       </w:r>
     </w:p>
     <w:p>
@@ -449,23 +482,21 @@
           <w:lang w:val="es_ES" w:bidi="es_ES"/>
         </w:rPr>
       </w:r>
-      <w:r>
-        <w:rPr>
-          <w:lang w:val="es_ES" w:bidi="es_ES"/>
-        </w:rPr>
-        <w:t xml:space="preserve">El Mar de Galilea tenía unos 20 kilómetros de largo y 10 kilómetros de ancho. Si alguien quiere dar la vuelta al lago a pie, tendrá que caminar durante uno o dos días. Las personas a menudo usaban </w:t>
-      </w:r>
-      <w:r>
-        <w:rPr>
-          <w:lang w:val="es_ES" w:bidi="es_ES"/>
-        </w:rPr>
-        <w:t>barcos</w:t>
-      </w:r>
-      <w:r>
-        <w:rPr>
-          <w:lang w:val="es_ES" w:bidi="es_ES"/>
-        </w:rPr>
-        <w:t xml:space="preserve"> para ir de un lado del lago a otro. El medio del lago era muy profundo. Había muchos peces en el lago, y la mayoría de las personas que vivían en las aldeas cercanas al lago se ganaban la vida pescando y vendiendo pescado. El agua en el mar era fresca, lo que significa que no era salada, a diferencia del agua en muchos otros mares.</w:t>
+    </w:p>
+    <w:p>
+      <w:pPr>
+        <w:pStyle w:val="Heading2"/>
+      </w:pPr>
+      <w:r>
+        <w:rPr>
+          <w:lang w:val="es_ES" w:bidi="es_ES"/>
+        </w:rPr>
+        <w:t>elijah</w:t>
+      </w:r>
+      <w:r>
+        <w:rPr>
+          <w:lang w:val="es_ES" w:bidi="es_ES"/>
+        </w:rPr>
       </w:r>
     </w:p>
     <w:p>
@@ -477,19 +508,34 @@
       </w:r>
       <w:r>
         <w:rPr>
-          <w:lang w:val="es_ES" w:bidi="es_ES"/>
-        </w:rPr>
-        <w:t>Observen una foto del Mar de Galilea en el video diccionario de la Biblia.</w:t>
-      </w:r>
-      <w:r>
-        <w:rPr>
-          <w:lang w:val="es_ES" w:bidi="es_ES"/>
-        </w:rPr>
-      </w:r>
-      <w:r>
-        <w:rPr>
-          <w:lang w:val="es_ES" w:bidi="es_ES"/>
-        </w:rPr>
+          <w:b/>
+          <w:lang w:val="es_ES" w:bidi="es_ES"/>
+        </w:rPr>
+        <w:t>Elías</w:t>
+      </w:r>
+      <w:r>
+        <w:rPr>
+          <w:lang w:val="es_ES" w:bidi="es_ES"/>
+        </w:rPr>
+        <w:t xml:space="preserve"> era un </w:t>
+      </w:r>
+      <w:hyperlink r:id="rId18">
+        <w:r>
+          <w:rPr>
+            <w:lang w:val="es_ES" w:bidi="es_ES"/>
+          </w:rPr>
+          <w:rPr>
+            <w:color w:val="0000EE"/>
+            <w:u w:val="single"/>
+          </w:rPr>
+          <w:t>profeta</w:t>
+        </w:r>
+      </w:hyperlink>
+      <w:r>
+        <w:rPr>
+          <w:lang w:val="es_ES" w:bidi="es_ES"/>
+        </w:rPr>
+        <w:t xml:space="preserve"> importante que vivió unos 800 años antes de que Jesús naciera. Un profeta es alguien que cominuca los mensajes de Dios a las personas.</w:t>
       </w:r>
     </w:p>
     <w:p>
@@ -499,37 +545,96 @@
           <w:lang w:val="es_ES" w:bidi="es_ES"/>
         </w:rPr>
       </w:r>
-    </w:p>
-    <w:p>
-      <w:pPr>
-        <w:pStyle w:val="Heading2"/>
-      </w:pPr>
-      <w:r>
-        <w:rPr>
-          <w:lang w:val="es_ES" w:bidi="es_ES"/>
-        </w:rPr>
-        <w:t>Mar de Galilea</w:t>
-      </w:r>
-      <w:r>
-        <w:rPr>
-          <w:lang w:val="es_ES" w:bidi="es_ES"/>
-        </w:rPr>
-      </w:r>
-    </w:p>
-    <w:p>
-      <w:pPr>
-        <w:pStyle w:val="Heading4"/>
-      </w:pPr>
-      <w:r>
-        <w:rPr>
-          <w:lang w:val="es_ES" w:bidi="es_ES"/>
-        </w:rPr>
-        <w:t>Audio Content</w:t>
-      </w:r>
-      <w:r>
-        <w:rPr>
-          <w:lang w:val="es_ES" w:bidi="es_ES"/>
-        </w:rPr>
+      <w:r>
+        <w:rPr>
+          <w:lang w:val="es_ES" w:bidi="es_ES"/>
+        </w:rPr>
+        <w:t xml:space="preserve">Elías vivió durante el tiempo en que </w:t>
+      </w:r>
+      <w:hyperlink r:id="rId19">
+        <w:r>
+          <w:rPr>
+            <w:lang w:val="es_ES" w:bidi="es_ES"/>
+          </w:rPr>
+          <w:rPr>
+            <w:color w:val="0000EE"/>
+            <w:u w:val="single"/>
+          </w:rPr>
+          <w:t>Israel</w:t>
+        </w:r>
+      </w:hyperlink>
+      <w:r>
+        <w:rPr>
+          <w:lang w:val="es_ES" w:bidi="es_ES"/>
+        </w:rPr>
+        <w:t xml:space="preserve"> era gobernado por </w:t>
+      </w:r>
+      <w:r>
+        <w:rPr>
+          <w:b/>
+          <w:lang w:val="es_ES" w:bidi="es_ES"/>
+        </w:rPr>
+        <w:t>reyes</w:t>
+      </w:r>
+      <w:r>
+        <w:rPr>
+          <w:lang w:val="es_ES" w:bidi="es_ES"/>
+        </w:rPr>
+        <w:t xml:space="preserve"> que no obedecían a Dios, y estos reyes habían guiado al pueblo de Israel lejos de Dios. El pueblo había comenzado a </w:t>
+      </w:r>
+      <w:hyperlink r:id="rId20">
+        <w:r>
+          <w:rPr>
+            <w:lang w:val="es_ES" w:bidi="es_ES"/>
+          </w:rPr>
+          <w:rPr>
+            <w:color w:val="0000EE"/>
+            <w:u w:val="single"/>
+          </w:rPr>
+          <w:t>adorar</w:t>
+        </w:r>
+      </w:hyperlink>
+      <w:r>
+        <w:rPr>
+          <w:lang w:val="es_ES" w:bidi="es_ES"/>
+        </w:rPr>
+        <w:t xml:space="preserve"> a </w:t>
+      </w:r>
+      <w:hyperlink r:id="rId21">
+        <w:r>
+          <w:rPr>
+            <w:lang w:val="es_ES" w:bidi="es_ES"/>
+          </w:rPr>
+          <w:rPr>
+            <w:color w:val="0000EE"/>
+            <w:u w:val="single"/>
+          </w:rPr>
+          <w:t>dioses</w:t>
+        </w:r>
+      </w:hyperlink>
+      <w:r>
+        <w:rPr>
+          <w:lang w:val="es_ES" w:bidi="es_ES"/>
+        </w:rPr>
+        <w:t xml:space="preserve"> falsos, especialmente a un dios llamado Baal. Las personas pensaban que este Baal era responsable de dar lluvia a las personas. Por eso, Elías le dijo al rey de Israel que ya no llovería en Israel hasta que él lo dijera Y de hecho, no llovió durante tres años, y debido a esto una hambruna vino a toda la tierra. Después de eso, Elías oró y Dios envió lluvia nuevamente. ¡Esto enseñaba al pueblo que </w:t>
+      </w:r>
+      <w:hyperlink r:id="rId17">
+        <w:r>
+          <w:rPr>
+            <w:lang w:val="es_ES" w:bidi="es_ES"/>
+          </w:rPr>
+          <w:rPr>
+            <w:color w:val="0000EE"/>
+            <w:u w:val="single"/>
+          </w:rPr>
+          <w:t>Dios</w:t>
+        </w:r>
+      </w:hyperlink>
+      <w:r>
+        <w:rPr>
+          <w:lang w:val="es_ES" w:bidi="es_ES"/>
+        </w:rPr>
+        <w:t xml:space="preserve"> era quien daba lluvia, no Baal!</w:t>
       </w:r>
     </w:p>
     <w:p>
@@ -539,28 +644,11 @@
           <w:lang w:val="es_ES" w:bidi="es_ES"/>
         </w:rPr>
       </w:r>
-      <w:hyperlink r:id="rId15">
-        <w:r>
-          <w:rPr>
-            <w:lang w:val="es_ES" w:bidi="es_ES"/>
-          </w:rPr>
-          <w:rPr>
-            <w:color w:val="0000EE"/>
-            <w:u w:val="single"/>
-          </w:rPr>
-          <w:t>webm file</w:t>
-        </w:r>
-      </w:hyperlink>
-      <w:r>
-        <w:rPr>
-          <w:lang w:val="es_ES" w:bidi="es_ES"/>
-        </w:rPr>
-        <w:t xml:space="preserve"> (805204 KB)</w:t>
-      </w:r>
-      <w:r>
-        <w:rPr>
-          <w:lang w:val="es_ES" w:bidi="es_ES"/>
-        </w:rPr>
+      <w:r>
+        <w:rPr>
+          <w:lang w:val="es_ES" w:bidi="es_ES"/>
+        </w:rPr>
+        <w:t>Elías realizó varios milagros durante su vida que son similares a los milagros que Jesús haría muchos años después. A través de Elías, Dios proporcionó a una viuda y a su hijo comida milagrosa durante el tiempo de la hambruna. Cuando el hijo de la viuda murió, Elías resucitó a este niño de entre los muertos.</w:t>
       </w:r>
     </w:p>
     <w:p>
@@ -570,7 +658,13 @@
           <w:lang w:val="es_ES" w:bidi="es_ES"/>
         </w:rPr>
       </w:r>
-      <w:hyperlink r:id="rId16">
+      <w:r>
+        <w:rPr>
+          <w:lang w:val="es_ES" w:bidi="es_ES"/>
+        </w:rPr>
+        <w:t xml:space="preserve">Al final de su vida, Elías separó el agua del </w:t>
+      </w:r>
+      <w:hyperlink r:id="rId22">
         <w:r>
           <w:rPr>
             <w:lang w:val="es_ES" w:bidi="es_ES"/>
@@ -579,14 +673,1223 @@
             <w:color w:val="0000EE"/>
             <w:u w:val="single"/>
           </w:rPr>
-          <w:t>mp3 file</w:t>
+          <w:t>río Jordán</w:t>
         </w:r>
       </w:hyperlink>
       <w:r>
         <w:rPr>
           <w:lang w:val="es_ES" w:bidi="es_ES"/>
         </w:rPr>
-        <w:t xml:space="preserve"> (701804 KB)</w:t>
+        <w:t xml:space="preserve"> con su </w:t>
+      </w:r>
+      <w:hyperlink r:id="rId23">
+        <w:r>
+          <w:rPr>
+            <w:lang w:val="es_ES" w:bidi="es_ES"/>
+          </w:rPr>
+          <w:rPr>
+            <w:color w:val="0000EE"/>
+            <w:u w:val="single"/>
+          </w:rPr>
+          <w:t>manto</w:t>
+        </w:r>
+      </w:hyperlink>
+      <w:r>
+        <w:rPr>
+          <w:lang w:val="es_ES" w:bidi="es_ES"/>
+        </w:rPr>
+        <w:t xml:space="preserve"> y caminó a través del agua hacia el otro lado. Este </w:t>
+      </w:r>
+      <w:r>
+        <w:rPr>
+          <w:b/>
+          <w:lang w:val="es_ES" w:bidi="es_ES"/>
+        </w:rPr>
+        <w:t>milagro</w:t>
+      </w:r>
+      <w:r>
+        <w:rPr>
+          <w:lang w:val="es_ES" w:bidi="es_ES"/>
+        </w:rPr>
+        <w:t xml:space="preserve"> se parece a los milagros que Moisés, así como Josué, habían hecho cientos de años antes de Elías. Hay más similitudes entre Elías y Moisés: por ejemplo, ambos hablaron con Dios en el Monte Sinaí. Y en el Nuevo Testamento, Moisés y Elías aparecen juntos con Jesús en la cima de una montaña, unas pocas semanas antes de la muerte de Jesús.</w:t>
+      </w:r>
+    </w:p>
+    <w:p>
+      <w:pPr/>
+      <w:r>
+        <w:rPr>
+          <w:lang w:val="es_ES" w:bidi="es_ES"/>
+        </w:rPr>
+      </w:r>
+      <w:r>
+        <w:rPr>
+          <w:lang w:val="es_ES" w:bidi="es_ES"/>
+        </w:rPr>
+        <w:t xml:space="preserve">Elías no murió como otras personas. Dios llevó a Elías al </w:t>
+      </w:r>
+      <w:hyperlink r:id="rId24">
+        <w:r>
+          <w:rPr>
+            <w:lang w:val="es_ES" w:bidi="es_ES"/>
+          </w:rPr>
+          <w:rPr>
+            <w:color w:val="0000EE"/>
+            <w:u w:val="single"/>
+          </w:rPr>
+          <w:t>cielo</w:t>
+        </w:r>
+      </w:hyperlink>
+      <w:r>
+        <w:rPr>
+          <w:lang w:val="es_ES" w:bidi="es_ES"/>
+        </w:rPr>
+        <w:t xml:space="preserve"> en un carruaje, que es un pequeño carro tirado por caballos, con fuego. El ayudante de Elías, que se llamaba Eliseo, se convirtió en el sucesor de Elías.</w:t>
+      </w:r>
+    </w:p>
+    <w:p>
+      <w:pPr/>
+      <w:r>
+        <w:rPr>
+          <w:lang w:val="es_ES" w:bidi="es_ES"/>
+        </w:rPr>
+      </w:r>
+      <w:r>
+        <w:rPr>
+          <w:lang w:val="es_ES" w:bidi="es_ES"/>
+        </w:rPr>
+        <w:t xml:space="preserve">En el libro del profeta Malaquías, que fue escrito cientos de años después de la vida de Elías, Dios le dijo al pueblo de Israel que antes de que Dios regresaría para juzgar a todo el mundo, Dios enviaría al profeta Elías. Esto queria decir que Dios enviaría a otro profeta como Elías. Este nuevo Elías haría que el pueblo de Israel se </w:t>
+      </w:r>
+      <w:r>
+        <w:rPr>
+          <w:b/>
+          <w:lang w:val="es_ES" w:bidi="es_ES"/>
+        </w:rPr>
+        <w:t>arrepintiera</w:t>
+      </w:r>
+      <w:r>
+        <w:rPr>
+          <w:lang w:val="es_ES" w:bidi="es_ES"/>
+        </w:rPr>
+        <w:t xml:space="preserve">, para que estuvieran listos para recibir a Dios. Jesús más tarde explica a sus </w:t>
+      </w:r>
+      <w:r>
+        <w:rPr>
+          <w:b/>
+          <w:lang w:val="es_ES" w:bidi="es_ES"/>
+        </w:rPr>
+        <w:t>discípulos</w:t>
+      </w:r>
+      <w:r>
+        <w:rPr>
+          <w:lang w:val="es_ES" w:bidi="es_ES"/>
+        </w:rPr>
+        <w:t xml:space="preserve"> que </w:t>
+      </w:r>
+      <w:r>
+        <w:rPr>
+          <w:b/>
+          <w:lang w:val="es_ES" w:bidi="es_ES"/>
+        </w:rPr>
+        <w:t>Juan el Bautista</w:t>
+      </w:r>
+      <w:r>
+        <w:rPr>
+          <w:lang w:val="es_ES" w:bidi="es_ES"/>
+        </w:rPr>
+        <w:t xml:space="preserve"> era el Elías del que Malaquías habla. Esto no significa que Juan fuera realmente fuera Elías, sino que quería decir que Juan era alguien como Elías. Juan estaba haciendo la misma tarea que Dios le había dado a Elías, para decirle al pueblo de Israel que se arrepintiera.</w:t>
+      </w:r>
+      <w:r>
+        <w:rPr>
+          <w:lang w:val="es_ES" w:bidi="es_ES"/>
+        </w:rPr>
+      </w:r>
+      <w:r>
+        <w:rPr>
+          <w:lang w:val="es_ES" w:bidi="es_ES"/>
+        </w:rPr>
+      </w:r>
+    </w:p>
+    <w:p>
+      <w:pPr/>
+      <w:r>
+        <w:rPr>
+          <w:lang w:val="es_ES" w:bidi="es_ES"/>
+        </w:rPr>
+      </w:r>
+    </w:p>
+    <w:p>
+      <w:pPr>
+        <w:pStyle w:val="Heading2"/>
+      </w:pPr>
+      <w:r>
+        <w:rPr>
+          <w:lang w:val="es_ES" w:bidi="es_ES"/>
+        </w:rPr>
+        <w:t>elizabeth</w:t>
+      </w:r>
+      <w:r>
+        <w:rPr>
+          <w:lang w:val="es_ES" w:bidi="es_ES"/>
+        </w:rPr>
+      </w:r>
+    </w:p>
+    <w:p>
+      <w:pPr/>
+      <w:r>
+        <w:rPr>
+          <w:lang w:val="es_ES" w:bidi="es_ES"/>
+        </w:rPr>
+      </w:r>
+      <w:r>
+        <w:rPr>
+          <w:lang w:val="es_ES" w:bidi="es_ES"/>
+        </w:rPr>
+        <w:t>Elisabet era la madre d</w:t>
+      </w:r>
+      <w:r>
+        <w:rPr>
+          <w:b/>
+          <w:lang w:val="es_ES" w:bidi="es_ES"/>
+        </w:rPr>
+        <w:t>e Juan el Bautis</w:t>
+      </w:r>
+      <w:r>
+        <w:rPr>
+          <w:lang w:val="es_ES" w:bidi="es_ES"/>
+        </w:rPr>
+        <w:t xml:space="preserve">ta. El marido de Elisabet era Zacarías. Zacarías era </w:t>
+      </w:r>
+      <w:hyperlink r:id="rId25">
+        <w:r>
+          <w:rPr>
+            <w:lang w:val="es_ES" w:bidi="es_ES"/>
+          </w:rPr>
+          <w:rPr>
+            <w:color w:val="0000EE"/>
+            <w:u w:val="single"/>
+          </w:rPr>
+          <w:t>sacerdote</w:t>
+        </w:r>
+      </w:hyperlink>
+      <w:r>
+        <w:rPr>
+          <w:lang w:val="es_ES" w:bidi="es_ES"/>
+        </w:rPr>
+        <w:t xml:space="preserve"> y servía a Dios en el </w:t>
+      </w:r>
+      <w:hyperlink r:id="rId26">
+        <w:r>
+          <w:rPr>
+            <w:lang w:val="es_ES" w:bidi="es_ES"/>
+          </w:rPr>
+          <w:rPr>
+            <w:color w:val="0000EE"/>
+            <w:u w:val="single"/>
+          </w:rPr>
+          <w:t>templo</w:t>
+        </w:r>
+      </w:hyperlink>
+      <w:r>
+        <w:rPr>
+          <w:lang w:val="es_ES" w:bidi="es_ES"/>
+        </w:rPr>
+        <w:t xml:space="preserve"> de </w:t>
+      </w:r>
+      <w:hyperlink r:id="rId27">
+        <w:r>
+          <w:rPr>
+            <w:lang w:val="es_ES" w:bidi="es_ES"/>
+          </w:rPr>
+          <w:rPr>
+            <w:color w:val="0000EE"/>
+            <w:u w:val="single"/>
+          </w:rPr>
+          <w:t>Jerusalén</w:t>
+        </w:r>
+      </w:hyperlink>
+      <w:r>
+        <w:rPr>
+          <w:lang w:val="es_ES" w:bidi="es_ES"/>
+        </w:rPr>
+        <w:t>. Elisabet no podía tener hijos.</w:t>
+      </w:r>
+    </w:p>
+    <w:p>
+      <w:pPr/>
+      <w:r>
+        <w:rPr>
+          <w:lang w:val="es_ES" w:bidi="es_ES"/>
+        </w:rPr>
+      </w:r>
+      <w:r>
+        <w:rPr>
+          <w:lang w:val="es_ES" w:bidi="es_ES"/>
+        </w:rPr>
+        <w:t xml:space="preserve">Una vez, cuando su marido Zacarías estaba en el templo, un </w:t>
+      </w:r>
+      <w:hyperlink r:id="rId28">
+        <w:r>
+          <w:rPr>
+            <w:lang w:val="es_ES" w:bidi="es_ES"/>
+          </w:rPr>
+          <w:rPr>
+            <w:color w:val="0000EE"/>
+            <w:u w:val="single"/>
+          </w:rPr>
+          <w:t>ángel</w:t>
+        </w:r>
+      </w:hyperlink>
+      <w:r>
+        <w:rPr>
+          <w:lang w:val="es_ES" w:bidi="es_ES"/>
+        </w:rPr>
+        <w:t xml:space="preserve"> se apareció a Zacarías y le dijo que su esposa Elisabet tendría un hijo. Este hijo sería un siervo de Dios como el </w:t>
+      </w:r>
+      <w:hyperlink r:id="rId29">
+        <w:r>
+          <w:rPr>
+            <w:lang w:val="es_ES" w:bidi="es_ES"/>
+          </w:rPr>
+          <w:rPr>
+            <w:color w:val="0000EE"/>
+            <w:u w:val="single"/>
+          </w:rPr>
+          <w:t>profeta</w:t>
+        </w:r>
+      </w:hyperlink>
+      <w:r>
+        <w:rPr>
+          <w:lang w:val="es_ES" w:bidi="es_ES"/>
+        </w:rPr>
+        <w:t xml:space="preserve"> </w:t>
+      </w:r>
+      <w:hyperlink r:id="rId18">
+        <w:r>
+          <w:rPr>
+            <w:lang w:val="es_ES" w:bidi="es_ES"/>
+          </w:rPr>
+          <w:rPr>
+            <w:color w:val="0000EE"/>
+            <w:u w:val="single"/>
+          </w:rPr>
+          <w:t>Elías</w:t>
+        </w:r>
+      </w:hyperlink>
+      <w:r>
+        <w:rPr>
+          <w:lang w:val="es_ES" w:bidi="es_ES"/>
+        </w:rPr>
+        <w:t xml:space="preserve"> y le diría al pueblo de </w:t>
+      </w:r>
+      <w:hyperlink r:id="rId19">
+        <w:r>
+          <w:rPr>
+            <w:lang w:val="es_ES" w:bidi="es_ES"/>
+          </w:rPr>
+          <w:rPr>
+            <w:color w:val="0000EE"/>
+            <w:u w:val="single"/>
+          </w:rPr>
+          <w:t>Israel</w:t>
+        </w:r>
+      </w:hyperlink>
+      <w:r>
+        <w:rPr>
+          <w:lang w:val="es_ES" w:bidi="es_ES"/>
+        </w:rPr>
+        <w:t xml:space="preserve"> que se </w:t>
+      </w:r>
+      <w:r>
+        <w:rPr>
+          <w:b/>
+          <w:lang w:val="es_ES" w:bidi="es_ES"/>
+        </w:rPr>
+        <w:t>arrepintieran</w:t>
+      </w:r>
+      <w:r>
+        <w:rPr>
+          <w:lang w:val="es_ES" w:bidi="es_ES"/>
+        </w:rPr>
+        <w:t xml:space="preserve"> para poder disponer al pueblo a recibir a Dios. Zacarías no podía </w:t>
+      </w:r>
+      <w:r>
+        <w:rPr>
+          <w:b/>
+          <w:lang w:val="es_ES" w:bidi="es_ES"/>
+        </w:rPr>
+        <w:t>creer</w:t>
+      </w:r>
+      <w:r>
+        <w:rPr>
+          <w:lang w:val="es_ES" w:bidi="es_ES"/>
+        </w:rPr>
+        <w:t xml:space="preserve"> que lo que el ángel decía fuera verdad, porque Zacarías y su esposa Elisabet ya eran ancianos. Como Zacarías no creyó al ángel, el ángel le dijo a Zacarías que no podría hablar hasta después del nacimiento del niño.</w:t>
+      </w:r>
+    </w:p>
+    <w:p>
+      <w:pPr/>
+      <w:r>
+        <w:rPr>
+          <w:lang w:val="es_ES" w:bidi="es_ES"/>
+        </w:rPr>
+      </w:r>
+      <w:r>
+        <w:rPr>
+          <w:lang w:val="es_ES" w:bidi="es_ES"/>
+        </w:rPr>
+        <w:t>Elisabet realmente quedó embarazada. Elisabet era pariente d</w:t>
+      </w:r>
+      <w:hyperlink r:id="rId30">
+        <w:r>
+          <w:rPr>
+            <w:lang w:val="es_ES" w:bidi="es_ES"/>
+          </w:rPr>
+          <w:rPr>
+            <w:color w:val="0000EE"/>
+            <w:u w:val="single"/>
+          </w:rPr>
+          <w:t>e Mar</w:t>
+        </w:r>
+      </w:hyperlink>
+      <w:r>
+        <w:rPr>
+          <w:lang w:val="es_ES" w:bidi="es_ES"/>
+        </w:rPr>
+        <w:t xml:space="preserve">ía, quien se convertiría en la madre de Jesús. Poco después de esto, un ángel se apareció a María y le dijo que quedaría embarazada aunque ella fuera virgen. Su hijo sería una persona muy importante, el </w:t>
+      </w:r>
+      <w:hyperlink r:id="rId31">
+        <w:r>
+          <w:rPr>
+            <w:lang w:val="es_ES" w:bidi="es_ES"/>
+          </w:rPr>
+          <w:rPr>
+            <w:color w:val="0000EE"/>
+            <w:u w:val="single"/>
+          </w:rPr>
+          <w:t>hijo de Dios</w:t>
+        </w:r>
+      </w:hyperlink>
+      <w:r>
+        <w:rPr>
+          <w:lang w:val="es_ES" w:bidi="es_ES"/>
+        </w:rPr>
+        <w:t xml:space="preserve">, y gobernaría como rey para siempre. María entonces fue a visitar a Elisabet. Cuando María llegó a donde estaba Elisabet, el bebé en el vient de Elisabet saltó de alegría, porque María se convertiría en la madre del </w:t>
+      </w:r>
+      <w:hyperlink r:id="rId32">
+        <w:r>
+          <w:rPr>
+            <w:lang w:val="es_ES" w:bidi="es_ES"/>
+          </w:rPr>
+          <w:rPr>
+            <w:color w:val="0000EE"/>
+            <w:u w:val="single"/>
+          </w:rPr>
+          <w:t>Mesías</w:t>
+        </w:r>
+      </w:hyperlink>
+      <w:r>
+        <w:rPr>
+          <w:lang w:val="es_ES" w:bidi="es_ES"/>
+        </w:rPr>
+        <w:t xml:space="preserve">, el rey prometido y </w:t>
+      </w:r>
+      <w:hyperlink r:id="rId33">
+        <w:r>
+          <w:rPr>
+            <w:lang w:val="es_ES" w:bidi="es_ES"/>
+          </w:rPr>
+          <w:rPr>
+            <w:color w:val="0000EE"/>
+            <w:u w:val="single"/>
+          </w:rPr>
+          <w:t>Salvador</w:t>
+        </w:r>
+      </w:hyperlink>
+      <w:r>
+        <w:rPr>
+          <w:lang w:val="es_ES" w:bidi="es_ES"/>
+        </w:rPr>
+        <w:t>.</w:t>
+      </w:r>
+      <w:r>
+        <w:rPr>
+          <w:lang w:val="es_ES" w:bidi="es_ES"/>
+        </w:rPr>
+      </w:r>
+      <w:r>
+        <w:rPr>
+          <w:lang w:val="es_ES" w:bidi="es_ES"/>
+        </w:rPr>
+      </w:r>
+    </w:p>
+    <w:p>
+      <w:pPr/>
+      <w:r>
+        <w:rPr>
+          <w:lang w:val="es_ES" w:bidi="es_ES"/>
+        </w:rPr>
+      </w:r>
+    </w:p>
+    <w:p>
+      <w:pPr>
+        <w:pStyle w:val="Heading2"/>
+      </w:pPr>
+      <w:r>
+        <w:rPr>
+          <w:lang w:val="es_ES" w:bidi="es_ES"/>
+        </w:rPr>
+        <w:t>el-roi</w:t>
+      </w:r>
+      <w:r>
+        <w:rPr>
+          <w:lang w:val="es_ES" w:bidi="es_ES"/>
+        </w:rPr>
+      </w:r>
+    </w:p>
+    <w:p>
+      <w:pPr/>
+      <w:r>
+        <w:rPr>
+          <w:lang w:val="es_ES" w:bidi="es_ES"/>
+        </w:rPr>
+      </w:r>
+      <w:r>
+        <w:rPr>
+          <w:b/>
+          <w:lang w:val="es_ES" w:bidi="es_ES"/>
+        </w:rPr>
+        <w:t>El-Roi</w:t>
+      </w:r>
+      <w:r>
+        <w:rPr>
+          <w:lang w:val="es_ES" w:bidi="es_ES"/>
+        </w:rPr>
+        <w:t xml:space="preserve"> es un nombre que Agar, en el libro de Génesis, le da a Dios. El nombre significa “Dios me ve”. Agar dio este nombre a Dios porque Dios la ayudó cuando ella y su hijo Ismael estaban solos en el </w:t>
+      </w:r>
+      <w:hyperlink r:id="rId34">
+        <w:r>
+          <w:rPr>
+            <w:lang w:val="es_ES" w:bidi="es_ES"/>
+          </w:rPr>
+          <w:rPr>
+            <w:color w:val="0000EE"/>
+            <w:u w:val="single"/>
+          </w:rPr>
+          <w:t>desierto</w:t>
+        </w:r>
+      </w:hyperlink>
+      <w:r>
+        <w:rPr>
+          <w:lang w:val="es_ES" w:bidi="es_ES"/>
+        </w:rPr>
+        <w:t xml:space="preserve"> y a punto de morir de sed.</w:t>
+      </w:r>
+    </w:p>
+    <w:p>
+      <w:pPr/>
+      <w:r>
+        <w:rPr>
+          <w:lang w:val="es_ES" w:bidi="es_ES"/>
+        </w:rPr>
+      </w:r>
+      <w:r>
+        <w:rPr>
+          <w:lang w:val="es_ES" w:bidi="es_ES"/>
+        </w:rPr>
+        <w:t>La palabra “el” significa Dios, y por lo tanto encontramos varios otros nombres para Dios en la Biblia que comienzan con esta palabra “el”. Cada uno de estos nombres nos dice algo importante sobre Dios.</w:t>
+      </w:r>
+      <w:r>
+        <w:rPr>
+          <w:lang w:val="es_ES" w:bidi="es_ES"/>
+        </w:rPr>
+      </w:r>
+      <w:r>
+        <w:rPr>
+          <w:lang w:val="es_ES" w:bidi="es_ES"/>
+        </w:rPr>
+      </w:r>
+    </w:p>
+    <w:p>
+      <w:pPr/>
+      <w:r>
+        <w:rPr>
+          <w:lang w:val="es_ES" w:bidi="es_ES"/>
+        </w:rPr>
+      </w:r>
+    </w:p>
+    <w:p>
+      <w:pPr>
+        <w:pStyle w:val="Heading2"/>
+      </w:pPr>
+      <w:r>
+        <w:rPr>
+          <w:lang w:val="es_ES" w:bidi="es_ES"/>
+        </w:rPr>
+        <w:t>el-shaddai</w:t>
+      </w:r>
+      <w:r>
+        <w:rPr>
+          <w:lang w:val="es_ES" w:bidi="es_ES"/>
+        </w:rPr>
+      </w:r>
+    </w:p>
+    <w:p>
+      <w:pPr/>
+      <w:r>
+        <w:rPr>
+          <w:lang w:val="es_ES" w:bidi="es_ES"/>
+        </w:rPr>
+      </w:r>
+      <w:r>
+        <w:rPr>
+          <w:lang w:val="es_ES" w:bidi="es_ES"/>
+        </w:rPr>
+        <w:t xml:space="preserve">Los estudiosos no están seguros de lo que el nombre </w:t>
+      </w:r>
+      <w:r>
+        <w:rPr>
+          <w:b/>
+          <w:lang w:val="es_ES" w:bidi="es_ES"/>
+        </w:rPr>
+        <w:t>El-Shaddai</w:t>
+      </w:r>
+      <w:r>
+        <w:rPr>
+          <w:lang w:val="es_ES" w:bidi="es_ES"/>
+        </w:rPr>
+        <w:t xml:space="preserve"> significa exactamente. El-Shaddai es un nombre para </w:t>
+      </w:r>
+      <w:hyperlink r:id="rId17">
+        <w:r>
+          <w:rPr>
+            <w:lang w:val="es_ES" w:bidi="es_ES"/>
+          </w:rPr>
+          <w:rPr>
+            <w:color w:val="0000EE"/>
+            <w:u w:val="single"/>
+          </w:rPr>
+          <w:t>Dios</w:t>
+        </w:r>
+      </w:hyperlink>
+      <w:r>
+        <w:rPr>
+          <w:lang w:val="es_ES" w:bidi="es_ES"/>
+        </w:rPr>
+        <w:t xml:space="preserve"> que probablemente significa Dios Omnipotente o Dios Todopoderoso. Shaddai puede significar “suficiente”, así que este nombre para Dios demuestra que Dios es todopoderoso y totalmente suficiente para las necesidades de su pueblo. Este nombre para Dios se usa especialmente en el libro de Génesis.</w:t>
+      </w:r>
+    </w:p>
+    <w:p>
+      <w:pPr/>
+      <w:r>
+        <w:rPr>
+          <w:lang w:val="es_ES" w:bidi="es_ES"/>
+        </w:rPr>
+      </w:r>
+      <w:r>
+        <w:rPr>
+          <w:lang w:val="es_ES" w:bidi="es_ES"/>
+        </w:rPr>
+        <w:t>La palabra “el” significa Dios, y por ese motivo encontramos varios otros nombres para Dios en la Biblia que comienzan con esta palabra. Cada uno de estos nombres nos dice algo importante sobre Dios.</w:t>
+      </w:r>
+      <w:r>
+        <w:rPr>
+          <w:lang w:val="es_ES" w:bidi="es_ES"/>
+        </w:rPr>
+      </w:r>
+      <w:r>
+        <w:rPr>
+          <w:lang w:val="es_ES" w:bidi="es_ES"/>
+        </w:rPr>
+      </w:r>
+    </w:p>
+    <w:p>
+      <w:pPr/>
+      <w:r>
+        <w:rPr>
+          <w:lang w:val="es_ES" w:bidi="es_ES"/>
+        </w:rPr>
+      </w:r>
+    </w:p>
+    <w:p>
+      <w:pPr>
+        <w:pStyle w:val="Heading2"/>
+      </w:pPr>
+      <w:r>
+        <w:rPr>
+          <w:lang w:val="es_ES" w:bidi="es_ES"/>
+        </w:rPr>
+        <w:t>eternal-life</w:t>
+      </w:r>
+      <w:r>
+        <w:rPr>
+          <w:lang w:val="es_ES" w:bidi="es_ES"/>
+        </w:rPr>
+      </w:r>
+    </w:p>
+    <w:p>
+      <w:pPr/>
+      <w:r>
+        <w:rPr>
+          <w:lang w:val="es_ES" w:bidi="es_ES"/>
+        </w:rPr>
+      </w:r>
+      <w:r>
+        <w:rPr>
+          <w:lang w:val="es_ES" w:bidi="es_ES"/>
+        </w:rPr>
+        <w:t xml:space="preserve">La </w:t>
+      </w:r>
+      <w:r>
+        <w:rPr>
+          <w:b/>
+          <w:lang w:val="es_ES" w:bidi="es_ES"/>
+        </w:rPr>
+        <w:t>vida eterna</w:t>
+      </w:r>
+      <w:r>
+        <w:rPr>
+          <w:lang w:val="es_ES" w:bidi="es_ES"/>
+        </w:rPr>
+        <w:t xml:space="preserve"> significa una vida con Dios que nunca terminará. La vida eterna es el regalo que Dios les da a sus hijos si </w:t>
+      </w:r>
+      <w:r>
+        <w:rPr>
+          <w:b/>
+          <w:lang w:val="es_ES" w:bidi="es_ES"/>
+        </w:rPr>
+        <w:t>creen</w:t>
+      </w:r>
+      <w:r>
+        <w:rPr>
+          <w:lang w:val="es_ES" w:bidi="es_ES"/>
+        </w:rPr>
+        <w:t xml:space="preserve"> en él. No es algo que las personas puedan obtener si trabajan lo suficiente o si realizan suficientes rituales. Cuando una persona pone su confianza en Jesús, Dios le da este regalo. </w:t>
+      </w:r>
+    </w:p>
+    <w:p>
+      <w:pPr/>
+      <w:r>
+        <w:rPr>
+          <w:lang w:val="es_ES" w:bidi="es_ES"/>
+        </w:rPr>
+      </w:r>
+      <w:r>
+        <w:rPr>
+          <w:lang w:val="es_ES" w:bidi="es_ES"/>
+        </w:rPr>
+        <w:t xml:space="preserve">La vida eterna es una vida mucho mejor y más rica que la vida ordinaria. Sin este regalo de la vida eterna, podemos vivir y respirar, pero esto solo es vida física, y terminará tan pronto como muramos. ¡Pero la vida eterna que Dios nos da nunca terminará! Comienza ahora, transformándonos y haciendo posible que vivamos en una </w:t>
+      </w:r>
+      <w:r>
+        <w:rPr>
+          <w:b/>
+          <w:lang w:val="es_ES" w:bidi="es_ES"/>
+        </w:rPr>
+        <w:t>relación</w:t>
+      </w:r>
+      <w:r>
+        <w:rPr>
+          <w:lang w:val="es_ES" w:bidi="es_ES"/>
+        </w:rPr>
+        <w:t xml:space="preserve"> cercana con Dios. Cuando Jesús regrese y establezca su </w:t>
+      </w:r>
+      <w:hyperlink r:id="rId35">
+        <w:r>
+          <w:rPr>
+            <w:lang w:val="es_ES" w:bidi="es_ES"/>
+          </w:rPr>
+          <w:rPr>
+            <w:color w:val="0000EE"/>
+            <w:u w:val="single"/>
+          </w:rPr>
+          <w:t>reino</w:t>
+        </w:r>
+      </w:hyperlink>
+      <w:r>
+        <w:rPr>
+          <w:lang w:val="es_ES" w:bidi="es_ES"/>
+        </w:rPr>
+        <w:t xml:space="preserve"> para siempre, también viviremos con él para siempre. Ese es el regalo de Dios: ¡vida futura y vida real desde ya! </w:t>
+      </w:r>
+      <w:r>
+        <w:rPr>
+          <w:lang w:val="es_ES" w:bidi="es_ES"/>
+        </w:rPr>
+      </w:r>
+      <w:r>
+        <w:rPr>
+          <w:lang w:val="es_ES" w:bidi="es_ES"/>
+        </w:rPr>
+      </w:r>
+    </w:p>
+    <w:p>
+      <w:pPr/>
+      <w:r>
+        <w:rPr>
+          <w:lang w:val="es_ES" w:bidi="es_ES"/>
+        </w:rPr>
+      </w:r>
+    </w:p>
+    <w:p>
+      <w:pPr>
+        <w:pStyle w:val="Heading2"/>
+      </w:pPr>
+      <w:r>
+        <w:rPr>
+          <w:lang w:val="es_ES" w:bidi="es_ES"/>
+        </w:rPr>
+        <w:t>evangelist</w:t>
+      </w:r>
+      <w:r>
+        <w:rPr>
+          <w:lang w:val="es_ES" w:bidi="es_ES"/>
+        </w:rPr>
+      </w:r>
+    </w:p>
+    <w:p>
+      <w:pPr/>
+      <w:r>
+        <w:rPr>
+          <w:lang w:val="es_ES" w:bidi="es_ES"/>
+        </w:rPr>
+      </w:r>
+      <w:r>
+        <w:rPr>
+          <w:lang w:val="es_ES" w:bidi="es_ES"/>
+        </w:rPr>
+        <w:t xml:space="preserve">Un </w:t>
+      </w:r>
+      <w:r>
+        <w:rPr>
+          <w:b/>
+          <w:lang w:val="es_ES" w:bidi="es_ES"/>
+        </w:rPr>
+        <w:t>evangelista</w:t>
+      </w:r>
+      <w:r>
+        <w:rPr>
+          <w:lang w:val="es_ES" w:bidi="es_ES"/>
+        </w:rPr>
+        <w:t xml:space="preserve"> es alguien que anuncia el </w:t>
+      </w:r>
+      <w:hyperlink r:id="rId36">
+        <w:r>
+          <w:rPr>
+            <w:lang w:val="es_ES" w:bidi="es_ES"/>
+          </w:rPr>
+          <w:rPr>
+            <w:color w:val="0000EE"/>
+            <w:u w:val="single"/>
+          </w:rPr>
+          <w:t>evangelio</w:t>
+        </w:r>
+      </w:hyperlink>
+      <w:r>
+        <w:rPr>
+          <w:lang w:val="es_ES" w:bidi="es_ES"/>
+        </w:rPr>
+        <w:t xml:space="preserve">, o las buenas noticias, acerca de Jesús. El evangelio es la buena noticia de que Jesús estuvo en esta tierra, que Jesús murió para rescatarnos del castigo por nuestros </w:t>
+      </w:r>
+      <w:r>
+        <w:rPr>
+          <w:b/>
+          <w:lang w:val="es_ES" w:bidi="es_ES"/>
+        </w:rPr>
+        <w:t>pecados</w:t>
+      </w:r>
+      <w:r>
+        <w:rPr>
+          <w:lang w:val="es_ES" w:bidi="es_ES"/>
+        </w:rPr>
+        <w:t xml:space="preserve">, que Dios resucitó a Jesús de entre los muertos, y que Jesús envió al </w:t>
+      </w:r>
+      <w:r>
+        <w:rPr>
+          <w:b/>
+          <w:lang w:val="es_ES" w:bidi="es_ES"/>
+        </w:rPr>
+        <w:t>Espíritu de Dios</w:t>
+      </w:r>
+      <w:r>
+        <w:rPr>
+          <w:lang w:val="es_ES" w:bidi="es_ES"/>
+        </w:rPr>
+        <w:t xml:space="preserve"> para dar poder a sus seguidores. Si creemos en estas buenas noticias, somos amigos de Dios para siempre, y Dios nos da nueva vida con él, que comienza ahora y dura para siempre. Aunque cualquier creyente puede hacer la labor de compartir estas buenas noticias, Dios da a algunas personas el don especial de desempeñar la labor de un evangelista para la iglesia. </w:t>
+      </w:r>
+      <w:r>
+        <w:rPr>
+          <w:lang w:val="es_ES" w:bidi="es_ES"/>
+        </w:rPr>
+      </w:r>
+      <w:r>
+        <w:rPr>
+          <w:lang w:val="es_ES" w:bidi="es_ES"/>
+        </w:rPr>
+      </w:r>
+    </w:p>
+    <w:p>
+      <w:pPr/>
+      <w:r>
+        <w:rPr>
+          <w:lang w:val="es_ES" w:bidi="es_ES"/>
+        </w:rPr>
+      </w:r>
+    </w:p>
+    <w:p>
+      <w:pPr>
+        <w:pStyle w:val="Heading2"/>
+      </w:pPr>
+      <w:r>
+        <w:rPr>
+          <w:lang w:val="es_ES" w:bidi="es_ES"/>
+        </w:rPr>
+        <w:t>evil</w:t>
+      </w:r>
+      <w:r>
+        <w:rPr>
+          <w:lang w:val="es_ES" w:bidi="es_ES"/>
+        </w:rPr>
+      </w:r>
+    </w:p>
+    <w:p>
+      <w:pPr/>
+      <w:r>
+        <w:rPr>
+          <w:lang w:val="es_ES" w:bidi="es_ES"/>
+        </w:rPr>
+      </w:r>
+      <w:r>
+        <w:rPr>
+          <w:lang w:val="es_ES" w:bidi="es_ES"/>
+        </w:rPr>
+        <w:t xml:space="preserve">El </w:t>
+      </w:r>
+      <w:r>
+        <w:rPr>
+          <w:b/>
+          <w:lang w:val="es_ES" w:bidi="es_ES"/>
+        </w:rPr>
+        <w:t>mal</w:t>
+      </w:r>
+      <w:r>
+        <w:rPr>
+          <w:lang w:val="es_ES" w:bidi="es_ES"/>
+        </w:rPr>
+        <w:t xml:space="preserve"> es lo opuesto al bien. </w:t>
+      </w:r>
+    </w:p>
+    <w:p>
+      <w:pPr/>
+      <w:r>
+        <w:rPr>
+          <w:lang w:val="es_ES" w:bidi="es_ES"/>
+        </w:rPr>
+      </w:r>
+      <w:r>
+        <w:rPr>
+          <w:lang w:val="es_ES" w:bidi="es_ES"/>
+        </w:rPr>
+        <w:t xml:space="preserve">Una persona que es malvada voluntariamente hace cosas malas que hieren a otras personas. Cuando las personas dejan de obedecer a Dios, comienzan a hacer acciones malas. </w:t>
+      </w:r>
+    </w:p>
+    <w:p>
+      <w:pPr/>
+      <w:r>
+        <w:rPr>
+          <w:lang w:val="es_ES" w:bidi="es_ES"/>
+        </w:rPr>
+      </w:r>
+      <w:r>
+        <w:rPr>
+          <w:lang w:val="es_ES" w:bidi="es_ES"/>
+        </w:rPr>
+        <w:t xml:space="preserve">Debido a que los seres humanos son tan desobedientes a Dios, la Biblia nos enseña que nuestros corazones se han vuelto malos. En lugar de querer hacer cosas buenas, queremos hacer cosas malas. Muchos problemas en el mundo, como la guerra, la pobreza y la injusticia, ocurren debido a la maldad en los corazones de las personas. Incluso la enfermedad y la muerte son, en última instancia, resultado del mal. </w:t>
+      </w:r>
+    </w:p>
+    <w:p>
+      <w:pPr/>
+      <w:r>
+        <w:rPr>
+          <w:lang w:val="es_ES" w:bidi="es_ES"/>
+        </w:rPr>
+      </w:r>
+      <w:r>
+        <w:rPr>
+          <w:lang w:val="es_ES" w:bidi="es_ES"/>
+        </w:rPr>
+        <w:t xml:space="preserve">Dios odia el mal. Solo Dios puede destruir el mal, porque Dios es totalmente bueno. Cuando Dios establezca su </w:t>
+      </w:r>
+      <w:hyperlink r:id="rId35">
+        <w:r>
+          <w:rPr>
+            <w:lang w:val="es_ES" w:bidi="es_ES"/>
+          </w:rPr>
+          <w:rPr>
+            <w:color w:val="0000EE"/>
+            <w:u w:val="single"/>
+          </w:rPr>
+          <w:t>reino</w:t>
+        </w:r>
+      </w:hyperlink>
+      <w:r>
+        <w:rPr>
+          <w:lang w:val="es_ES" w:bidi="es_ES"/>
+        </w:rPr>
+        <w:t xml:space="preserve"> para siempre, destruirá el mal para siempre. Nada que sea malo entrará en el reino de Dios. Hasta ese momento, Dios todavía permite que ocurra el mal. Sin embargo, Dios es más poderoso que todo mal.</w:t>
+      </w:r>
+      <w:r>
+        <w:rPr>
+          <w:lang w:val="es_ES" w:bidi="es_ES"/>
+        </w:rPr>
+      </w:r>
+      <w:r>
+        <w:rPr>
+          <w:lang w:val="es_ES" w:bidi="es_ES"/>
+        </w:rPr>
+      </w:r>
+    </w:p>
+    <w:p>
+      <w:pPr/>
+      <w:r>
+        <w:rPr>
+          <w:lang w:val="es_ES" w:bidi="es_ES"/>
+        </w:rPr>
+      </w:r>
+    </w:p>
+    <w:p>
+      <w:pPr>
+        <w:pStyle w:val="Heading2"/>
+      </w:pPr>
+      <w:r>
+        <w:rPr>
+          <w:lang w:val="es_ES" w:bidi="es_ES"/>
+        </w:rPr>
+        <w:t>evil-spirit</w:t>
+      </w:r>
+      <w:r>
+        <w:rPr>
+          <w:lang w:val="es_ES" w:bidi="es_ES"/>
+        </w:rPr>
+      </w:r>
+    </w:p>
+    <w:p>
+      <w:pPr/>
+      <w:r>
+        <w:rPr>
+          <w:lang w:val="es_ES" w:bidi="es_ES"/>
+        </w:rPr>
+      </w:r>
+      <w:r>
+        <w:rPr>
+          <w:lang w:val="es_ES" w:bidi="es_ES"/>
+        </w:rPr>
+        <w:t xml:space="preserve">Las expresiones </w:t>
+      </w:r>
+      <w:hyperlink r:id="rId37">
+        <w:r>
+          <w:rPr>
+            <w:lang w:val="es_ES" w:bidi="es_ES"/>
+          </w:rPr>
+          <w:rPr>
+            <w:color w:val="0000EE"/>
+            <w:u w:val="single"/>
+          </w:rPr>
+          <w:t>demonio</w:t>
+        </w:r>
+      </w:hyperlink>
+      <w:r>
+        <w:rPr>
+          <w:lang w:val="es_ES" w:bidi="es_ES"/>
+        </w:rPr>
+        <w:t xml:space="preserve">, </w:t>
+      </w:r>
+      <w:r>
+        <w:rPr>
+          <w:b/>
+          <w:lang w:val="es_ES" w:bidi="es_ES"/>
+        </w:rPr>
+        <w:t>espíritus malignos</w:t>
+      </w:r>
+      <w:r>
+        <w:rPr>
+          <w:lang w:val="es_ES" w:bidi="es_ES"/>
+        </w:rPr>
+        <w:t xml:space="preserve"> o </w:t>
+      </w:r>
+      <w:r>
+        <w:rPr>
+          <w:b/>
+          <w:lang w:val="es_ES" w:bidi="es_ES"/>
+        </w:rPr>
+        <w:t>espíritu inmundo</w:t>
+      </w:r>
+      <w:r>
+        <w:rPr>
+          <w:lang w:val="es_ES" w:bidi="es_ES"/>
+        </w:rPr>
+        <w:t xml:space="preserve"> se refieren a lo mismo. Un demonio es un espíritu que se rebela contra Dios. El líder de todos los demonios es llamado </w:t>
+      </w:r>
+      <w:hyperlink r:id="rId38">
+        <w:r>
+          <w:rPr>
+            <w:lang w:val="es_ES" w:bidi="es_ES"/>
+          </w:rPr>
+          <w:rPr>
+            <w:color w:val="0000EE"/>
+            <w:u w:val="single"/>
+          </w:rPr>
+          <w:t>Satanás</w:t>
+        </w:r>
+      </w:hyperlink>
+      <w:r>
+        <w:rPr>
+          <w:lang w:val="es_ES" w:bidi="es_ES"/>
+        </w:rPr>
+        <w:t xml:space="preserve">, el </w:t>
+      </w:r>
+      <w:hyperlink r:id="rId39">
+        <w:r>
+          <w:rPr>
+            <w:lang w:val="es_ES" w:bidi="es_ES"/>
+          </w:rPr>
+          <w:rPr>
+            <w:color w:val="0000EE"/>
+            <w:u w:val="single"/>
+          </w:rPr>
+          <w:t>diablo</w:t>
+        </w:r>
+      </w:hyperlink>
+      <w:r>
+        <w:rPr>
+          <w:lang w:val="es_ES" w:bidi="es_ES"/>
+        </w:rPr>
+        <w:t xml:space="preserve"> o a veces Beelzebú. Como Dios ha creado todo lo que existe, Dios también creó estos espíritus. Dios los creó buenos, como </w:t>
+      </w:r>
+      <w:r>
+        <w:rPr>
+          <w:b/>
+          <w:lang w:val="es_ES" w:bidi="es_ES"/>
+        </w:rPr>
+        <w:t>ángeles</w:t>
+      </w:r>
+      <w:r>
+        <w:rPr>
+          <w:lang w:val="es_ES" w:bidi="es_ES"/>
+        </w:rPr>
+        <w:t>, para hacer su trabajo. Pero algunos ángeles se rebelaron contra Dios, y estos se convirtieron en espíritus malignos. Estos espíritus malignos intentan destruir y engañar a las personas.</w:t>
+      </w:r>
+    </w:p>
+    <w:p>
+      <w:pPr/>
+      <w:r>
+        <w:rPr>
+          <w:lang w:val="es_ES" w:bidi="es_ES"/>
+        </w:rPr>
+      </w:r>
+      <w:r>
+        <w:rPr>
+          <w:lang w:val="es_ES" w:bidi="es_ES"/>
+        </w:rPr>
+        <w:t xml:space="preserve">Los demonios pueden tomar el control de las personas, de manera que se enfermen o se comporten de manera extraña. Cuando un demonio toma el control de una persona, decimos que la persona está </w:t>
+      </w:r>
+      <w:r>
+        <w:rPr>
+          <w:b/>
+          <w:lang w:val="es_ES" w:bidi="es_ES"/>
+        </w:rPr>
+        <w:t>poseída por un demonio</w:t>
+      </w:r>
+      <w:r>
+        <w:rPr>
+          <w:lang w:val="es_ES" w:bidi="es_ES"/>
+        </w:rPr>
+        <w:t xml:space="preserve">. Una persona que estaba poseída por un demonio podía volverse sorda, muda o tener convulsiones que se parecen a ataques epilépticos. La persona podía volverse muy violenta y gritar. Los </w:t>
+      </w:r>
+      <w:r>
+        <w:rPr>
+          <w:b/>
+          <w:lang w:val="es_ES" w:bidi="es_ES"/>
+        </w:rPr>
+        <w:t>judíos</w:t>
+      </w:r>
+      <w:r>
+        <w:rPr>
+          <w:lang w:val="es_ES" w:bidi="es_ES"/>
+        </w:rPr>
+        <w:t xml:space="preserve"> intentaban expulsar a los demonios de las personas mediante rituales que podían durar mucho tiempo. Pero Jesús expulsó a muchos demonios de las personas durante su tiempo en la tierra, ¡y lo hizo solo ordenando a los demonios que se fueran!</w:t>
+      </w:r>
+    </w:p>
+    <w:p>
+      <w:pPr/>
+      <w:r>
+        <w:rPr>
+          <w:lang w:val="es_ES" w:bidi="es_ES"/>
+        </w:rPr>
+      </w:r>
+      <w:r>
+        <w:rPr>
+          <w:lang w:val="es_ES" w:bidi="es_ES"/>
+        </w:rPr>
+        <w:t xml:space="preserve">Los demonios también pueden ser llamados espíritus malignos. Esto deja claro que sus intenciones son </w:t>
+      </w:r>
+      <w:hyperlink r:id="rId40">
+        <w:r>
+          <w:rPr>
+            <w:lang w:val="es_ES" w:bidi="es_ES"/>
+          </w:rPr>
+          <w:rPr>
+            <w:color w:val="0000EE"/>
+            <w:u w:val="single"/>
+          </w:rPr>
+          <w:t>malas</w:t>
+        </w:r>
+      </w:hyperlink>
+      <w:r>
+        <w:rPr>
+          <w:lang w:val="es_ES" w:bidi="es_ES"/>
+        </w:rPr>
+        <w:t xml:space="preserve">. A veces son llamados espíritus inmundos. Algo que es </w:t>
+      </w:r>
+      <w:r>
+        <w:rPr>
+          <w:b/>
+          <w:lang w:val="es_ES" w:bidi="es_ES"/>
+        </w:rPr>
+        <w:t>inmundo</w:t>
+      </w:r>
+      <w:r>
+        <w:rPr>
+          <w:lang w:val="es_ES" w:bidi="es_ES"/>
+        </w:rPr>
+        <w:t xml:space="preserve"> no es apto para el servicio a Dios.</w:t>
+      </w:r>
+    </w:p>
+    <w:p>
+      <w:pPr/>
+      <w:r>
+        <w:rPr>
+          <w:lang w:val="es_ES" w:bidi="es_ES"/>
+        </w:rPr>
+      </w:r>
+      <w:r>
+        <w:rPr>
+          <w:b/>
+          <w:lang w:val="es_ES" w:bidi="es_ES"/>
+        </w:rPr>
+        <w:t>Cuando traduzcan demonio, tengan cuidado con lo siguiente:</w:t>
+      </w:r>
+    </w:p>
+    <w:p>
+      <w:pPr/>
+      <w:r>
+        <w:rPr>
+          <w:lang w:val="es_ES" w:bidi="es_ES"/>
+        </w:rPr>
+      </w:r>
+      <w:r>
+        <w:rPr>
+          <w:lang w:val="es_ES" w:bidi="es_ES"/>
+        </w:rPr>
+        <w:t>Los demonios no son los espíritus de los humanos que han muerto, aunque en muchas culturas pueden fingir que esto es lo que son. Si tienen que usar un término que signifique espíritus de personas muertas, entonces tengan en cuenta que la gente tendrá que aprender con el tiempo que estos espíritus en realidad no son espíritus de personas muertas, sino que solo están fingiendo serlo.</w:t>
       </w:r>
       <w:r>
         <w:rPr>

--- a/spa/docx/005.content.docx
+++ b/spa/docx/005.content.docx
@@ -39,80 +39,37 @@
           <w:b/>
           <w:lang w:val="es_ES" w:bidi="es_ES"/>
         </w:rPr>
-        <w:t>Familiarization, Internalization, Articulation (Fia) Terms</w:t>
-      </w:r>
-      <w:r>
-        <w:rPr>
-          <w:lang w:val="es_ES" w:bidi="es_ES"/>
-        </w:rPr>
-        <w:t xml:space="preserve"> (Spanish) is based on: </w:t>
-      </w:r>
-      <w:r>
-        <w:rPr>
-          <w:lang w:val="es_ES" w:bidi="es_ES"/>
-        </w:rPr>
-        <w:t>Familiarization, Internalization, Articulation (Fia) Terms</w:t>
-      </w:r>
-      <w:r>
-        <w:rPr>
-          <w:lang w:val="es_ES" w:bidi="es_ES"/>
-        </w:rPr>
-        <w:t xml:space="preserve">, </w:t>
-      </w:r>
-      <w:hyperlink r:id="rId13">
-        <w:r>
-          <w:rPr>
-            <w:lang w:val="es_ES" w:bidi="es_ES"/>
-          </w:rPr>
-          <w:rPr>
-            <w:color w:val="0000EE"/>
-            <w:u w:val="single"/>
-          </w:rPr>
-          <w:t>SRV Partners</w:t>
-        </w:r>
-      </w:hyperlink>
-      <w:r>
-        <w:rPr>
-          <w:lang w:val="es_ES" w:bidi="es_ES"/>
-        </w:rPr>
-        <w:t xml:space="preserve">, 2023, which is licensed under a </w:t>
-      </w:r>
-      <w:hyperlink r:id="rId14">
-        <w:r>
-          <w:rPr>
-            <w:lang w:val="es_ES" w:bidi="es_ES"/>
-          </w:rPr>
-          <w:rPr>
-            <w:color w:val="0000EE"/>
-            <w:u w:val="single"/>
-          </w:rPr>
-          <w:t>CC BY-SA 4.0 license</w:t>
-        </w:r>
-      </w:hyperlink>
-      <w:r>
-        <w:rPr>
-          <w:lang w:val="es_ES" w:bidi="es_ES"/>
-        </w:rPr>
-        <w:t>.</w:t>
-      </w:r>
-      <w:r>
-        <w:rPr>
-          <w:lang w:val="es_ES" w:bidi="es_ES"/>
-        </w:rPr>
-      </w:r>
-    </w:p>
-    <w:p>
-      <w:pPr/>
-      <w:r>
-        <w:rPr>
-          <w:lang w:val="es_ES" w:bidi="es_ES"/>
-        </w:rPr>
-      </w:r>
-      <w:r>
-        <w:rPr>
-          <w:lang w:val="es_ES" w:bidi="es_ES"/>
-        </w:rPr>
-        <w:t>This PDF version is provided under the same license.</w:t>
+        <w:t>Familiarization, Internalization, Articulation (FIA) Key Terms</w:t>
+      </w:r>
+      <w:r>
+        <w:rPr>
+          <w:lang w:val="es_ES" w:bidi="es_ES"/>
+        </w:rPr>
+        <w:t xml:space="preserve"> © 2023 SRV Partners Released under CC BY-SA 4.0 license. </w:t>
+      </w:r>
+      <w:r>
+        <w:rPr>
+          <w:lang w:val="es_ES" w:bidi="es_ES"/>
+        </w:rPr>
+        <w:t>Familiarization, Internalization, Articulation (FIA) Key Terms</w:t>
+      </w:r>
+      <w:r>
+        <w:rPr>
+          <w:lang w:val="es_ES" w:bidi="es_ES"/>
+        </w:rPr>
+        <w:t xml:space="preserve"> has been adapted in the following languages Tok Pisin, عربي, Français, हिंदी, Bahasa Indonesia, Português, Русский, Español, Kiswahili, 简体中文 from </w:t>
+      </w:r>
+      <w:r>
+        <w:rPr>
+          <w:lang w:val="es_ES" w:bidi="es_ES"/>
+        </w:rPr>
+        <w:t>Familiarization, Internalization, Articulation (FIA)</w:t>
+      </w:r>
+      <w:r>
+        <w:rPr>
+          <w:lang w:val="es_ES" w:bidi="es_ES"/>
+        </w:rPr>
+        <w:t xml:space="preserve"> © 2023 SRV Partners. Released under CC BY-SA 4.0 license by Mission Mutual</w:t>
       </w:r>
       <w:r>
         <w:rPr>
@@ -170,7 +127,7 @@
         <w:rPr>
           <w:lang w:val="es_ES" w:bidi="es_ES"/>
         </w:rPr>
-        <w:t>E</w:t>
+        <w:t>M</w:t>
       </w:r>
       <w:r>
         <w:rPr>
@@ -233,7 +190,7 @@
         <w:rPr>
           <w:lang w:val="es_ES" w:bidi="es_ES"/>
         </w:rPr>
-        <w:t>elder</w:t>
+        <w:t>maestro</w:t>
       </w:r>
       <w:r>
         <w:rPr>
@@ -252,20 +209,101 @@
         <w:rPr>
           <w:lang w:val="es_ES" w:bidi="es_ES"/>
         </w:rPr>
-        <w:t xml:space="preserve">Un </w:t>
-      </w:r>
-      <w:r>
-        <w:rPr>
-          <w:b/>
-          <w:lang w:val="es_ES" w:bidi="es_ES"/>
-        </w:rPr>
-        <w:t>anciano</w:t>
-      </w:r>
-      <w:r>
-        <w:rPr>
-          <w:lang w:val="es_ES" w:bidi="es_ES"/>
-        </w:rPr>
-        <w:t xml:space="preserve"> es una persona que tiene </w:t>
+        <w:t xml:space="preserve">Un maestro es un título respetuoso general para alguien en una posición elevada o alto estatus. En el Nuevo Testamento, hay dos títulos de respeto para alguien en una alta posición. </w:t>
+      </w:r>
+      <w:hyperlink r:id="rId13">
+        <w:r>
+          <w:rPr>
+            <w:lang w:val="es_ES" w:bidi="es_ES"/>
+          </w:rPr>
+          <w:rPr>
+            <w:color w:val="0000EE"/>
+            <w:u w:val="single"/>
+          </w:rPr>
+          <w:t>Señor</w:t>
+        </w:r>
+      </w:hyperlink>
+      <w:r>
+        <w:rPr>
+          <w:lang w:val="es_ES" w:bidi="es_ES"/>
+        </w:rPr>
+        <w:t xml:space="preserve"> es a menudo el título para alguien que es el dueño de la propiedad o un gobernante supremo. Maestro a menudo se refiere a alguien en una alta posición en un </w:t>
+      </w:r>
+      <w:hyperlink r:id="rId14">
+        <w:r>
+          <w:rPr>
+            <w:lang w:val="es_ES" w:bidi="es_ES"/>
+          </w:rPr>
+          <w:rPr>
+            <w:color w:val="0000EE"/>
+            <w:u w:val="single"/>
+          </w:rPr>
+          <w:t>hogar</w:t>
+        </w:r>
+      </w:hyperlink>
+      <w:r>
+        <w:rPr>
+          <w:lang w:val="es_ES" w:bidi="es_ES"/>
+        </w:rPr>
+        <w:t xml:space="preserve"> o alguien con mucha responsabilidad. A veces las personas usan estas dos palabras como un título respetuoso para referirse a la misma persona.</w:t>
+      </w:r>
+      <w:r>
+        <w:rPr>
+          <w:lang w:val="es_ES" w:bidi="es_ES"/>
+        </w:rPr>
+      </w:r>
+      <w:r>
+        <w:rPr>
+          <w:lang w:val="es_ES" w:bidi="es_ES"/>
+        </w:rPr>
+      </w:r>
+    </w:p>
+    <w:p>
+      <w:pPr/>
+      <w:r>
+        <w:rPr>
+          <w:lang w:val="es_ES" w:bidi="es_ES"/>
+        </w:rPr>
+      </w:r>
+    </w:p>
+    <w:p>
+      <w:pPr>
+        <w:pStyle w:val="Heading2"/>
+      </w:pPr>
+      <w:r>
+        <w:rPr>
+          <w:lang w:val="es_ES" w:bidi="es_ES"/>
+        </w:rPr>
+        <w:t>maestro</w:t>
+      </w:r>
+      <w:r>
+        <w:rPr>
+          <w:lang w:val="es_ES" w:bidi="es_ES"/>
+        </w:rPr>
+      </w:r>
+    </w:p>
+    <w:p>
+      <w:pPr>
+        <w:pStyle w:val="Heading4"/>
+      </w:pPr>
+      <w:r>
+        <w:rPr>
+          <w:lang w:val="es_ES" w:bidi="es_ES"/>
+        </w:rPr>
+        <w:t>Audio Content</w:t>
+      </w:r>
+      <w:r>
+        <w:rPr>
+          <w:lang w:val="es_ES" w:bidi="es_ES"/>
+        </w:rPr>
+      </w:r>
+    </w:p>
+    <w:p>
+      <w:pPr/>
+      <w:r>
+        <w:rPr>
+          <w:lang w:val="es_ES" w:bidi="es_ES"/>
+        </w:rPr>
       </w:r>
       <w:hyperlink r:id="rId15">
         <w:r>
@@ -276,14 +314,24 @@
             <w:color w:val="0000EE"/>
             <w:u w:val="single"/>
           </w:rPr>
-          <w:t>autoridad</w:t>
+          <w:t>mp3 file</w:t>
         </w:r>
       </w:hyperlink>
       <w:r>
         <w:rPr>
           <w:lang w:val="es_ES" w:bidi="es_ES"/>
         </w:rPr>
-        <w:t xml:space="preserve"> en la comunidad. En el Antiguo Testamento, un anciano generalmente era el jefe de una familia o de un grupo de familias. Un grupo de ancianos se reunía para tomar decisiones sobre los asuntos en la comunidad.</w:t>
+        <w:t xml:space="preserve"> (343700 KB)</w:t>
+      </w:r>
+      <w:r>
+        <w:rPr>
+          <w:lang w:val="es_ES" w:bidi="es_ES"/>
+        </w:rPr>
+      </w:r>
+      <w:r>
+        <w:rPr>
+          <w:lang w:val="es_ES" w:bidi="es_ES"/>
+        </w:rPr>
       </w:r>
     </w:p>
     <w:p>
@@ -293,42 +341,21 @@
           <w:lang w:val="es_ES" w:bidi="es_ES"/>
         </w:rPr>
       </w:r>
-      <w:r>
-        <w:rPr>
-          <w:lang w:val="es_ES" w:bidi="es_ES"/>
-        </w:rPr>
-        <w:t xml:space="preserve">En el Nuevo Testamento, los ancianos son las personas que tienen autoridad en la </w:t>
-      </w:r>
-      <w:hyperlink r:id="rId16">
-        <w:r>
-          <w:rPr>
-            <w:lang w:val="es_ES" w:bidi="es_ES"/>
-          </w:rPr>
-          <w:rPr>
-            <w:color w:val="0000EE"/>
-            <w:u w:val="single"/>
-          </w:rPr>
-          <w:t>iglesia</w:t>
-        </w:r>
-      </w:hyperlink>
-      <w:r>
-        <w:rPr>
-          <w:lang w:val="es_ES" w:bidi="es_ES"/>
-        </w:rPr>
-        <w:t xml:space="preserve">. Los </w:t>
-      </w:r>
-      <w:r>
-        <w:rPr>
-          <w:b/>
-          <w:lang w:val="es_ES" w:bidi="es_ES"/>
-        </w:rPr>
-        <w:t>apóstoles</w:t>
-      </w:r>
-      <w:r>
-        <w:rPr>
-          <w:lang w:val="es_ES" w:bidi="es_ES"/>
-        </w:rPr>
-        <w:t>, como Pablo, nombraban a los ancianos. Los apóstoles elegían a personas que eran respetadas por las otras personas en la comunidad de la iglesia para convertirse en ancianos. Un anciano tenía que estar dispuesto a servir a otras personas y tenía que ser irreprochable.</w:t>
+    </w:p>
+    <w:p>
+      <w:pPr>
+        <w:pStyle w:val="Heading2"/>
+      </w:pPr>
+      <w:r>
+        <w:rPr>
+          <w:lang w:val="es_ES" w:bidi="es_ES"/>
+        </w:rPr>
+        <w:t>Mar de Galilea</w:t>
+      </w:r>
+      <w:r>
+        <w:rPr>
+          <w:lang w:val="es_ES" w:bidi="es_ES"/>
+        </w:rPr>
       </w:r>
     </w:p>
     <w:p>
@@ -340,218 +367,24 @@
       </w:r>
       <w:r>
         <w:rPr>
+          <w:lang w:val="es_ES" w:bidi="es_ES"/>
+        </w:rPr>
+        <w:t xml:space="preserve">El </w:t>
+      </w:r>
+      <w:r>
+        <w:rPr>
           <w:b/>
           <w:lang w:val="es_ES" w:bidi="es_ES"/>
         </w:rPr>
-        <w:t>Cuando estén traduciendo ancianos, tengan cuidado con las siguientes cosas:</w:t>
-      </w:r>
-    </w:p>
-    <w:p>
-      <w:pPr/>
-      <w:r>
-        <w:rPr>
-          <w:lang w:val="es_ES" w:bidi="es_ES"/>
-        </w:rPr>
-      </w:r>
-      <w:r>
-        <w:rPr>
-          <w:lang w:val="es_ES" w:bidi="es_ES"/>
-        </w:rPr>
-        <w:t>Cuando estén traduciendo esta palabra, tengan cuidado de no usar una palabra que solo signifique "personas viejas". Un anciano no era necesariamente una persona de edad avanzada, aunque tampoco sería una persona muy joven.</w:t>
-      </w:r>
-      <w:r>
-        <w:rPr>
-          <w:lang w:val="es_ES" w:bidi="es_ES"/>
-        </w:rPr>
-      </w:r>
-      <w:r>
-        <w:rPr>
-          <w:lang w:val="es_ES" w:bidi="es_ES"/>
-        </w:rPr>
-      </w:r>
-    </w:p>
-    <w:p>
-      <w:pPr/>
-      <w:r>
-        <w:rPr>
-          <w:lang w:val="es_ES" w:bidi="es_ES"/>
-        </w:rPr>
-      </w:r>
-    </w:p>
-    <w:p>
-      <w:pPr>
-        <w:pStyle w:val="Heading2"/>
-      </w:pPr>
-      <w:r>
-        <w:rPr>
-          <w:lang w:val="es_ES" w:bidi="es_ES"/>
-        </w:rPr>
-        <w:t>el-elyon</w:t>
-      </w:r>
-      <w:r>
-        <w:rPr>
-          <w:lang w:val="es_ES" w:bidi="es_ES"/>
-        </w:rPr>
-      </w:r>
-    </w:p>
-    <w:p>
-      <w:pPr/>
-      <w:r>
-        <w:rPr>
-          <w:lang w:val="es_ES" w:bidi="es_ES"/>
-        </w:rPr>
-      </w:r>
-      <w:r>
-        <w:rPr>
-          <w:b/>
-          <w:lang w:val="es_ES" w:bidi="es_ES"/>
-        </w:rPr>
-        <w:t>El-Elyon</w:t>
-      </w:r>
-      <w:r>
-        <w:rPr>
-          <w:lang w:val="es_ES" w:bidi="es_ES"/>
-        </w:rPr>
-        <w:t xml:space="preserve"> es un nombre que las personas usan para </w:t>
-      </w:r>
-      <w:hyperlink r:id="rId17">
-        <w:r>
-          <w:rPr>
-            <w:lang w:val="es_ES" w:bidi="es_ES"/>
-          </w:rPr>
-          <w:rPr>
-            <w:color w:val="0000EE"/>
-            <w:u w:val="single"/>
-          </w:rPr>
-          <w:t>Dios</w:t>
-        </w:r>
-      </w:hyperlink>
-      <w:r>
-        <w:rPr>
-          <w:lang w:val="es_ES" w:bidi="es_ES"/>
-        </w:rPr>
-        <w:t xml:space="preserve">. El-Elyon significa "el Dios Altísimo". Cuando las personas usan este nombre para Dios, se recuerdan de que Dios es más poderoso que cualquier otro ser. El nombre significa que no hay nadie que sea más importante, o que tenga más </w:t>
-      </w:r>
-      <w:hyperlink r:id="rId15">
-        <w:r>
-          <w:rPr>
-            <w:lang w:val="es_ES" w:bidi="es_ES"/>
-          </w:rPr>
-          <w:rPr>
-            <w:color w:val="0000EE"/>
-            <w:u w:val="single"/>
-          </w:rPr>
-          <w:t>autoridad</w:t>
-        </w:r>
-      </w:hyperlink>
-      <w:r>
-        <w:rPr>
-          <w:lang w:val="es_ES" w:bidi="es_ES"/>
-        </w:rPr>
-        <w:t>, o que tenga más poder que Dios. Las personas a menudo usan este nombre para Dios en los Salmos, pero también en varios otros libros en el Antiguo Testamento.</w:t>
-      </w:r>
-    </w:p>
-    <w:p>
-      <w:pPr/>
-      <w:r>
-        <w:rPr>
-          <w:lang w:val="es_ES" w:bidi="es_ES"/>
-        </w:rPr>
-      </w:r>
-      <w:r>
-        <w:rPr>
-          <w:lang w:val="es_ES" w:bidi="es_ES"/>
-        </w:rPr>
-        <w:t>La palabra “el” significa Dios, y por lo tanto encontramos varios otros nombres para Dios en la Biblia que comienzan con esta palabra “el”. Cada uno de estos nombres nos dice algo importante sobre Dios.</w:t>
-      </w:r>
-      <w:r>
-        <w:rPr>
-          <w:lang w:val="es_ES" w:bidi="es_ES"/>
-        </w:rPr>
-      </w:r>
-      <w:r>
-        <w:rPr>
-          <w:lang w:val="es_ES" w:bidi="es_ES"/>
-        </w:rPr>
-      </w:r>
-    </w:p>
-    <w:p>
-      <w:pPr/>
-      <w:r>
-        <w:rPr>
-          <w:lang w:val="es_ES" w:bidi="es_ES"/>
-        </w:rPr>
-      </w:r>
-    </w:p>
-    <w:p>
-      <w:pPr>
-        <w:pStyle w:val="Heading2"/>
-      </w:pPr>
-      <w:r>
-        <w:rPr>
-          <w:lang w:val="es_ES" w:bidi="es_ES"/>
-        </w:rPr>
-        <w:t>elijah</w:t>
-      </w:r>
-      <w:r>
-        <w:rPr>
-          <w:lang w:val="es_ES" w:bidi="es_ES"/>
-        </w:rPr>
-      </w:r>
-    </w:p>
-    <w:p>
-      <w:pPr/>
-      <w:r>
-        <w:rPr>
-          <w:lang w:val="es_ES" w:bidi="es_ES"/>
-        </w:rPr>
-      </w:r>
-      <w:r>
-        <w:rPr>
-          <w:b/>
-          <w:lang w:val="es_ES" w:bidi="es_ES"/>
-        </w:rPr>
-        <w:t>Elías</w:t>
-      </w:r>
-      <w:r>
-        <w:rPr>
-          <w:lang w:val="es_ES" w:bidi="es_ES"/>
-        </w:rPr>
-        <w:t xml:space="preserve"> era un </w:t>
-      </w:r>
-      <w:hyperlink r:id="rId18">
-        <w:r>
-          <w:rPr>
-            <w:lang w:val="es_ES" w:bidi="es_ES"/>
-          </w:rPr>
-          <w:rPr>
-            <w:color w:val="0000EE"/>
-            <w:u w:val="single"/>
-          </w:rPr>
-          <w:t>profeta</w:t>
-        </w:r>
-      </w:hyperlink>
-      <w:r>
-        <w:rPr>
-          <w:lang w:val="es_ES" w:bidi="es_ES"/>
-        </w:rPr>
-        <w:t xml:space="preserve"> importante que vivió unos 800 años antes de que Jesús naciera. Un profeta es alguien que cominuca los mensajes de Dios a las personas.</w:t>
-      </w:r>
-    </w:p>
-    <w:p>
-      <w:pPr/>
-      <w:r>
-        <w:rPr>
-          <w:lang w:val="es_ES" w:bidi="es_ES"/>
-        </w:rPr>
-      </w:r>
-      <w:r>
-        <w:rPr>
-          <w:lang w:val="es_ES" w:bidi="es_ES"/>
-        </w:rPr>
-        <w:t xml:space="preserve">Elías vivió durante el tiempo en que </w:t>
-      </w:r>
-      <w:hyperlink r:id="rId19">
+        <w:t>Mar de Galilea</w:t>
+      </w:r>
+      <w:r>
+        <w:rPr>
+          <w:lang w:val="es_ES" w:bidi="es_ES"/>
+        </w:rPr>
+        <w:t xml:space="preserve"> es un mar, o un lago, en el norte de </w:t>
+      </w:r>
+      <w:hyperlink r:id="rId16">
         <w:r>
           <w:rPr>
             <w:lang w:val="es_ES" w:bidi="es_ES"/>
@@ -567,56 +400,7 @@
         <w:rPr>
           <w:lang w:val="es_ES" w:bidi="es_ES"/>
         </w:rPr>
-        <w:t xml:space="preserve"> era gobernado por </w:t>
-      </w:r>
-      <w:r>
-        <w:rPr>
-          <w:b/>
-          <w:lang w:val="es_ES" w:bidi="es_ES"/>
-        </w:rPr>
-        <w:t>reyes</w:t>
-      </w:r>
-      <w:r>
-        <w:rPr>
-          <w:lang w:val="es_ES" w:bidi="es_ES"/>
-        </w:rPr>
-        <w:t xml:space="preserve"> que no obedecían a Dios, y estos reyes habían guiado al pueblo de Israel lejos de Dios. El pueblo había comenzado a </w:t>
-      </w:r>
-      <w:hyperlink r:id="rId20">
-        <w:r>
-          <w:rPr>
-            <w:lang w:val="es_ES" w:bidi="es_ES"/>
-          </w:rPr>
-          <w:rPr>
-            <w:color w:val="0000EE"/>
-            <w:u w:val="single"/>
-          </w:rPr>
-          <w:t>adorar</w:t>
-        </w:r>
-      </w:hyperlink>
-      <w:r>
-        <w:rPr>
-          <w:lang w:val="es_ES" w:bidi="es_ES"/>
-        </w:rPr>
-        <w:t xml:space="preserve"> a </w:t>
-      </w:r>
-      <w:hyperlink r:id="rId21">
-        <w:r>
-          <w:rPr>
-            <w:lang w:val="es_ES" w:bidi="es_ES"/>
-          </w:rPr>
-          <w:rPr>
-            <w:color w:val="0000EE"/>
-            <w:u w:val="single"/>
-          </w:rPr>
-          <w:t>dioses</w:t>
-        </w:r>
-      </w:hyperlink>
-      <w:r>
-        <w:rPr>
-          <w:lang w:val="es_ES" w:bidi="es_ES"/>
-        </w:rPr>
-        <w:t xml:space="preserve"> falsos, especialmente a un dios llamado Baal. Las personas pensaban que este Baal era responsable de dar lluvia a las personas. Por eso, Elías le dijo al rey de Israel que ya no llovería en Israel hasta que él lo dijera Y de hecho, no llovió durante tres años, y debido a esto una hambruna vino a toda la tierra. Después de eso, Elías oró y Dios envió lluvia nuevamente. ¡Esto enseñaba al pueblo que </w:t>
+        <w:t xml:space="preserve">. En el Nuevo Testamento, la parte del país cercana al Mar de Galilea se llama </w:t>
       </w:r>
       <w:hyperlink r:id="rId17">
         <w:r>
@@ -627,14 +411,14 @@
             <w:color w:val="0000EE"/>
             <w:u w:val="single"/>
           </w:rPr>
-          <w:t>Dios</w:t>
+          <w:t>Galilea</w:t>
         </w:r>
       </w:hyperlink>
       <w:r>
         <w:rPr>
           <w:lang w:val="es_ES" w:bidi="es_ES"/>
         </w:rPr>
-        <w:t xml:space="preserve"> era quien daba lluvia, no Baal!</w:t>
+        <w:t>.</w:t>
       </w:r>
     </w:p>
     <w:p>
@@ -648,7 +432,7 @@
         <w:rPr>
           <w:lang w:val="es_ES" w:bidi="es_ES"/>
         </w:rPr>
-        <w:t>Elías realizó varios milagros durante su vida que son similares a los milagros que Jesús haría muchos años después. A través de Elías, Dios proporcionó a una viuda y a su hijo comida milagrosa durante el tiempo de la hambruna. Cuando el hijo de la viuda murió, Elías resucitó a este niño de entre los muertos.</w:t>
+        <w:t>Un mar, o un lago, es un lugar donde solo hay agua. Un mar suele ser más grande que un lago, pero en la Biblia al Mar de Galilea a veces se le llama mar, y a veces se le llama lago.</w:t>
       </w:r>
     </w:p>
     <w:p>
@@ -662,306 +446,7 @@
         <w:rPr>
           <w:lang w:val="es_ES" w:bidi="es_ES"/>
         </w:rPr>
-        <w:t xml:space="preserve">Al final de su vida, Elías separó el agua del </w:t>
-      </w:r>
-      <w:hyperlink r:id="rId22">
-        <w:r>
-          <w:rPr>
-            <w:lang w:val="es_ES" w:bidi="es_ES"/>
-          </w:rPr>
-          <w:rPr>
-            <w:color w:val="0000EE"/>
-            <w:u w:val="single"/>
-          </w:rPr>
-          <w:t>río Jordán</w:t>
-        </w:r>
-      </w:hyperlink>
-      <w:r>
-        <w:rPr>
-          <w:lang w:val="es_ES" w:bidi="es_ES"/>
-        </w:rPr>
-        <w:t xml:space="preserve"> con su </w:t>
-      </w:r>
-      <w:hyperlink r:id="rId23">
-        <w:r>
-          <w:rPr>
-            <w:lang w:val="es_ES" w:bidi="es_ES"/>
-          </w:rPr>
-          <w:rPr>
-            <w:color w:val="0000EE"/>
-            <w:u w:val="single"/>
-          </w:rPr>
-          <w:t>manto</w:t>
-        </w:r>
-      </w:hyperlink>
-      <w:r>
-        <w:rPr>
-          <w:lang w:val="es_ES" w:bidi="es_ES"/>
-        </w:rPr>
-        <w:t xml:space="preserve"> y caminó a través del agua hacia el otro lado. Este </w:t>
-      </w:r>
-      <w:r>
-        <w:rPr>
-          <w:b/>
-          <w:lang w:val="es_ES" w:bidi="es_ES"/>
-        </w:rPr>
-        <w:t>milagro</w:t>
-      </w:r>
-      <w:r>
-        <w:rPr>
-          <w:lang w:val="es_ES" w:bidi="es_ES"/>
-        </w:rPr>
-        <w:t xml:space="preserve"> se parece a los milagros que Moisés, así como Josué, habían hecho cientos de años antes de Elías. Hay más similitudes entre Elías y Moisés: por ejemplo, ambos hablaron con Dios en el Monte Sinaí. Y en el Nuevo Testamento, Moisés y Elías aparecen juntos con Jesús en la cima de una montaña, unas pocas semanas antes de la muerte de Jesús.</w:t>
-      </w:r>
-    </w:p>
-    <w:p>
-      <w:pPr/>
-      <w:r>
-        <w:rPr>
-          <w:lang w:val="es_ES" w:bidi="es_ES"/>
-        </w:rPr>
-      </w:r>
-      <w:r>
-        <w:rPr>
-          <w:lang w:val="es_ES" w:bidi="es_ES"/>
-        </w:rPr>
-        <w:t xml:space="preserve">Elías no murió como otras personas. Dios llevó a Elías al </w:t>
-      </w:r>
-      <w:hyperlink r:id="rId24">
-        <w:r>
-          <w:rPr>
-            <w:lang w:val="es_ES" w:bidi="es_ES"/>
-          </w:rPr>
-          <w:rPr>
-            <w:color w:val="0000EE"/>
-            <w:u w:val="single"/>
-          </w:rPr>
-          <w:t>cielo</w:t>
-        </w:r>
-      </w:hyperlink>
-      <w:r>
-        <w:rPr>
-          <w:lang w:val="es_ES" w:bidi="es_ES"/>
-        </w:rPr>
-        <w:t xml:space="preserve"> en un carruaje, que es un pequeño carro tirado por caballos, con fuego. El ayudante de Elías, que se llamaba Eliseo, se convirtió en el sucesor de Elías.</w:t>
-      </w:r>
-    </w:p>
-    <w:p>
-      <w:pPr/>
-      <w:r>
-        <w:rPr>
-          <w:lang w:val="es_ES" w:bidi="es_ES"/>
-        </w:rPr>
-      </w:r>
-      <w:r>
-        <w:rPr>
-          <w:lang w:val="es_ES" w:bidi="es_ES"/>
-        </w:rPr>
-        <w:t xml:space="preserve">En el libro del profeta Malaquías, que fue escrito cientos de años después de la vida de Elías, Dios le dijo al pueblo de Israel que antes de que Dios regresaría para juzgar a todo el mundo, Dios enviaría al profeta Elías. Esto queria decir que Dios enviaría a otro profeta como Elías. Este nuevo Elías haría que el pueblo de Israel se </w:t>
-      </w:r>
-      <w:r>
-        <w:rPr>
-          <w:b/>
-          <w:lang w:val="es_ES" w:bidi="es_ES"/>
-        </w:rPr>
-        <w:t>arrepintiera</w:t>
-      </w:r>
-      <w:r>
-        <w:rPr>
-          <w:lang w:val="es_ES" w:bidi="es_ES"/>
-        </w:rPr>
-        <w:t xml:space="preserve">, para que estuvieran listos para recibir a Dios. Jesús más tarde explica a sus </w:t>
-      </w:r>
-      <w:r>
-        <w:rPr>
-          <w:b/>
-          <w:lang w:val="es_ES" w:bidi="es_ES"/>
-        </w:rPr>
-        <w:t>discípulos</w:t>
-      </w:r>
-      <w:r>
-        <w:rPr>
-          <w:lang w:val="es_ES" w:bidi="es_ES"/>
-        </w:rPr>
-        <w:t xml:space="preserve"> que </w:t>
-      </w:r>
-      <w:r>
-        <w:rPr>
-          <w:b/>
-          <w:lang w:val="es_ES" w:bidi="es_ES"/>
-        </w:rPr>
-        <w:t>Juan el Bautista</w:t>
-      </w:r>
-      <w:r>
-        <w:rPr>
-          <w:lang w:val="es_ES" w:bidi="es_ES"/>
-        </w:rPr>
-        <w:t xml:space="preserve"> era el Elías del que Malaquías habla. Esto no significa que Juan fuera realmente fuera Elías, sino que quería decir que Juan era alguien como Elías. Juan estaba haciendo la misma tarea que Dios le había dado a Elías, para decirle al pueblo de Israel que se arrepintiera.</w:t>
-      </w:r>
-      <w:r>
-        <w:rPr>
-          <w:lang w:val="es_ES" w:bidi="es_ES"/>
-        </w:rPr>
-      </w:r>
-      <w:r>
-        <w:rPr>
-          <w:lang w:val="es_ES" w:bidi="es_ES"/>
-        </w:rPr>
-      </w:r>
-    </w:p>
-    <w:p>
-      <w:pPr/>
-      <w:r>
-        <w:rPr>
-          <w:lang w:val="es_ES" w:bidi="es_ES"/>
-        </w:rPr>
-      </w:r>
-    </w:p>
-    <w:p>
-      <w:pPr>
-        <w:pStyle w:val="Heading2"/>
-      </w:pPr>
-      <w:r>
-        <w:rPr>
-          <w:lang w:val="es_ES" w:bidi="es_ES"/>
-        </w:rPr>
-        <w:t>elizabeth</w:t>
-      </w:r>
-      <w:r>
-        <w:rPr>
-          <w:lang w:val="es_ES" w:bidi="es_ES"/>
-        </w:rPr>
-      </w:r>
-    </w:p>
-    <w:p>
-      <w:pPr/>
-      <w:r>
-        <w:rPr>
-          <w:lang w:val="es_ES" w:bidi="es_ES"/>
-        </w:rPr>
-      </w:r>
-      <w:r>
-        <w:rPr>
-          <w:lang w:val="es_ES" w:bidi="es_ES"/>
-        </w:rPr>
-        <w:t>Elisabet era la madre d</w:t>
-      </w:r>
-      <w:r>
-        <w:rPr>
-          <w:b/>
-          <w:lang w:val="es_ES" w:bidi="es_ES"/>
-        </w:rPr>
-        <w:t>e Juan el Bautis</w:t>
-      </w:r>
-      <w:r>
-        <w:rPr>
-          <w:lang w:val="es_ES" w:bidi="es_ES"/>
-        </w:rPr>
-        <w:t xml:space="preserve">ta. El marido de Elisabet era Zacarías. Zacarías era </w:t>
-      </w:r>
-      <w:hyperlink r:id="rId25">
-        <w:r>
-          <w:rPr>
-            <w:lang w:val="es_ES" w:bidi="es_ES"/>
-          </w:rPr>
-          <w:rPr>
-            <w:color w:val="0000EE"/>
-            <w:u w:val="single"/>
-          </w:rPr>
-          <w:t>sacerdote</w:t>
-        </w:r>
-      </w:hyperlink>
-      <w:r>
-        <w:rPr>
-          <w:lang w:val="es_ES" w:bidi="es_ES"/>
-        </w:rPr>
-        <w:t xml:space="preserve"> y servía a Dios en el </w:t>
-      </w:r>
-      <w:hyperlink r:id="rId26">
-        <w:r>
-          <w:rPr>
-            <w:lang w:val="es_ES" w:bidi="es_ES"/>
-          </w:rPr>
-          <w:rPr>
-            <w:color w:val="0000EE"/>
-            <w:u w:val="single"/>
-          </w:rPr>
-          <w:t>templo</w:t>
-        </w:r>
-      </w:hyperlink>
-      <w:r>
-        <w:rPr>
-          <w:lang w:val="es_ES" w:bidi="es_ES"/>
-        </w:rPr>
-        <w:t xml:space="preserve"> de </w:t>
-      </w:r>
-      <w:hyperlink r:id="rId27">
-        <w:r>
-          <w:rPr>
-            <w:lang w:val="es_ES" w:bidi="es_ES"/>
-          </w:rPr>
-          <w:rPr>
-            <w:color w:val="0000EE"/>
-            <w:u w:val="single"/>
-          </w:rPr>
-          <w:t>Jerusalén</w:t>
-        </w:r>
-      </w:hyperlink>
-      <w:r>
-        <w:rPr>
-          <w:lang w:val="es_ES" w:bidi="es_ES"/>
-        </w:rPr>
-        <w:t>. Elisabet no podía tener hijos.</w:t>
-      </w:r>
-    </w:p>
-    <w:p>
-      <w:pPr/>
-      <w:r>
-        <w:rPr>
-          <w:lang w:val="es_ES" w:bidi="es_ES"/>
-        </w:rPr>
-      </w:r>
-      <w:r>
-        <w:rPr>
-          <w:lang w:val="es_ES" w:bidi="es_ES"/>
-        </w:rPr>
-        <w:t xml:space="preserve">Una vez, cuando su marido Zacarías estaba en el templo, un </w:t>
-      </w:r>
-      <w:hyperlink r:id="rId28">
-        <w:r>
-          <w:rPr>
-            <w:lang w:val="es_ES" w:bidi="es_ES"/>
-          </w:rPr>
-          <w:rPr>
-            <w:color w:val="0000EE"/>
-            <w:u w:val="single"/>
-          </w:rPr>
-          <w:t>ángel</w:t>
-        </w:r>
-      </w:hyperlink>
-      <w:r>
-        <w:rPr>
-          <w:lang w:val="es_ES" w:bidi="es_ES"/>
-        </w:rPr>
-        <w:t xml:space="preserve"> se apareció a Zacarías y le dijo que su esposa Elisabet tendría un hijo. Este hijo sería un siervo de Dios como el </w:t>
-      </w:r>
-      <w:hyperlink r:id="rId29">
-        <w:r>
-          <w:rPr>
-            <w:lang w:val="es_ES" w:bidi="es_ES"/>
-          </w:rPr>
-          <w:rPr>
-            <w:color w:val="0000EE"/>
-            <w:u w:val="single"/>
-          </w:rPr>
-          <w:t>profeta</w:t>
-        </w:r>
-      </w:hyperlink>
-      <w:r>
-        <w:rPr>
-          <w:lang w:val="es_ES" w:bidi="es_ES"/>
-        </w:rPr>
-        <w:t xml:space="preserve"> </w:t>
+        <w:t xml:space="preserve">El Mar de Galilea tenía unos 20 kilómetros de largo y 10 kilómetros de ancho. Si alguien quiere dar la vuelta al lago a pie, tendrá que caminar durante uno o dos días. Las personas a menudo usaban </w:t>
       </w:r>
       <w:hyperlink r:id="rId18">
         <w:r>
@@ -972,14 +457,86 @@
             <w:color w:val="0000EE"/>
             <w:u w:val="single"/>
           </w:rPr>
-          <w:t>Elías</w:t>
+          <w:t>barcos</w:t>
         </w:r>
       </w:hyperlink>
       <w:r>
         <w:rPr>
           <w:lang w:val="es_ES" w:bidi="es_ES"/>
         </w:rPr>
-        <w:t xml:space="preserve"> y le diría al pueblo de </w:t>
+        <w:t xml:space="preserve"> para ir de un lado del lago a otro. El medio del lago era muy profundo. Había muchos peces en el lago, y la mayoría de las personas que vivían en las aldeas cercanas al lago se ganaban la vida pescando y vendiendo pescado. El agua en el mar era fresca, lo que significa que no era salada, a diferencia del agua en muchos otros mares.</w:t>
+      </w:r>
+    </w:p>
+    <w:p>
+      <w:pPr/>
+      <w:r>
+        <w:rPr>
+          <w:lang w:val="es_ES" w:bidi="es_ES"/>
+        </w:rPr>
+      </w:r>
+      <w:r>
+        <w:rPr>
+          <w:lang w:val="es_ES" w:bidi="es_ES"/>
+        </w:rPr>
+        <w:t>Observen una foto del Mar de Galilea en el video diccionario de la Biblia.</w:t>
+      </w:r>
+      <w:r>
+        <w:rPr>
+          <w:lang w:val="es_ES" w:bidi="es_ES"/>
+        </w:rPr>
+      </w:r>
+      <w:r>
+        <w:rPr>
+          <w:lang w:val="es_ES" w:bidi="es_ES"/>
+        </w:rPr>
+      </w:r>
+    </w:p>
+    <w:p>
+      <w:pPr/>
+      <w:r>
+        <w:rPr>
+          <w:lang w:val="es_ES" w:bidi="es_ES"/>
+        </w:rPr>
+      </w:r>
+    </w:p>
+    <w:p>
+      <w:pPr>
+        <w:pStyle w:val="Heading2"/>
+      </w:pPr>
+      <w:r>
+        <w:rPr>
+          <w:lang w:val="es_ES" w:bidi="es_ES"/>
+        </w:rPr>
+        <w:t>Mar de Galilea</w:t>
+      </w:r>
+      <w:r>
+        <w:rPr>
+          <w:lang w:val="es_ES" w:bidi="es_ES"/>
+        </w:rPr>
+      </w:r>
+    </w:p>
+    <w:p>
+      <w:pPr>
+        <w:pStyle w:val="Heading4"/>
+      </w:pPr>
+      <w:r>
+        <w:rPr>
+          <w:lang w:val="es_ES" w:bidi="es_ES"/>
+        </w:rPr>
+        <w:t>Audio Content</w:t>
+      </w:r>
+      <w:r>
+        <w:rPr>
+          <w:lang w:val="es_ES" w:bidi="es_ES"/>
+        </w:rPr>
+      </w:r>
+    </w:p>
+    <w:p>
+      <w:pPr/>
+      <w:r>
+        <w:rPr>
+          <w:lang w:val="es_ES" w:bidi="es_ES"/>
+        </w:rPr>
       </w:r>
       <w:hyperlink r:id="rId19">
         <w:r>
@@ -990,906 +547,14 @@
             <w:color w:val="0000EE"/>
             <w:u w:val="single"/>
           </w:rPr>
-          <w:t>Israel</w:t>
+          <w:t>mp3 file</w:t>
         </w:r>
       </w:hyperlink>
       <w:r>
         <w:rPr>
           <w:lang w:val="es_ES" w:bidi="es_ES"/>
         </w:rPr>
-        <w:t xml:space="preserve"> que se </w:t>
-      </w:r>
-      <w:r>
-        <w:rPr>
-          <w:b/>
-          <w:lang w:val="es_ES" w:bidi="es_ES"/>
-        </w:rPr>
-        <w:t>arrepintieran</w:t>
-      </w:r>
-      <w:r>
-        <w:rPr>
-          <w:lang w:val="es_ES" w:bidi="es_ES"/>
-        </w:rPr>
-        <w:t xml:space="preserve"> para poder disponer al pueblo a recibir a Dios. Zacarías no podía </w:t>
-      </w:r>
-      <w:r>
-        <w:rPr>
-          <w:b/>
-          <w:lang w:val="es_ES" w:bidi="es_ES"/>
-        </w:rPr>
-        <w:t>creer</w:t>
-      </w:r>
-      <w:r>
-        <w:rPr>
-          <w:lang w:val="es_ES" w:bidi="es_ES"/>
-        </w:rPr>
-        <w:t xml:space="preserve"> que lo que el ángel decía fuera verdad, porque Zacarías y su esposa Elisabet ya eran ancianos. Como Zacarías no creyó al ángel, el ángel le dijo a Zacarías que no podría hablar hasta después del nacimiento del niño.</w:t>
-      </w:r>
-    </w:p>
-    <w:p>
-      <w:pPr/>
-      <w:r>
-        <w:rPr>
-          <w:lang w:val="es_ES" w:bidi="es_ES"/>
-        </w:rPr>
-      </w:r>
-      <w:r>
-        <w:rPr>
-          <w:lang w:val="es_ES" w:bidi="es_ES"/>
-        </w:rPr>
-        <w:t>Elisabet realmente quedó embarazada. Elisabet era pariente d</w:t>
-      </w:r>
-      <w:hyperlink r:id="rId30">
-        <w:r>
-          <w:rPr>
-            <w:lang w:val="es_ES" w:bidi="es_ES"/>
-          </w:rPr>
-          <w:rPr>
-            <w:color w:val="0000EE"/>
-            <w:u w:val="single"/>
-          </w:rPr>
-          <w:t>e Mar</w:t>
-        </w:r>
-      </w:hyperlink>
-      <w:r>
-        <w:rPr>
-          <w:lang w:val="es_ES" w:bidi="es_ES"/>
-        </w:rPr>
-        <w:t xml:space="preserve">ía, quien se convertiría en la madre de Jesús. Poco después de esto, un ángel se apareció a María y le dijo que quedaría embarazada aunque ella fuera virgen. Su hijo sería una persona muy importante, el </w:t>
-      </w:r>
-      <w:hyperlink r:id="rId31">
-        <w:r>
-          <w:rPr>
-            <w:lang w:val="es_ES" w:bidi="es_ES"/>
-          </w:rPr>
-          <w:rPr>
-            <w:color w:val="0000EE"/>
-            <w:u w:val="single"/>
-          </w:rPr>
-          <w:t>hijo de Dios</w:t>
-        </w:r>
-      </w:hyperlink>
-      <w:r>
-        <w:rPr>
-          <w:lang w:val="es_ES" w:bidi="es_ES"/>
-        </w:rPr>
-        <w:t xml:space="preserve">, y gobernaría como rey para siempre. María entonces fue a visitar a Elisabet. Cuando María llegó a donde estaba Elisabet, el bebé en el vient de Elisabet saltó de alegría, porque María se convertiría en la madre del </w:t>
-      </w:r>
-      <w:hyperlink r:id="rId32">
-        <w:r>
-          <w:rPr>
-            <w:lang w:val="es_ES" w:bidi="es_ES"/>
-          </w:rPr>
-          <w:rPr>
-            <w:color w:val="0000EE"/>
-            <w:u w:val="single"/>
-          </w:rPr>
-          <w:t>Mesías</w:t>
-        </w:r>
-      </w:hyperlink>
-      <w:r>
-        <w:rPr>
-          <w:lang w:val="es_ES" w:bidi="es_ES"/>
-        </w:rPr>
-        <w:t xml:space="preserve">, el rey prometido y </w:t>
-      </w:r>
-      <w:hyperlink r:id="rId33">
-        <w:r>
-          <w:rPr>
-            <w:lang w:val="es_ES" w:bidi="es_ES"/>
-          </w:rPr>
-          <w:rPr>
-            <w:color w:val="0000EE"/>
-            <w:u w:val="single"/>
-          </w:rPr>
-          <w:t>Salvador</w:t>
-        </w:r>
-      </w:hyperlink>
-      <w:r>
-        <w:rPr>
-          <w:lang w:val="es_ES" w:bidi="es_ES"/>
-        </w:rPr>
-        <w:t>.</w:t>
-      </w:r>
-      <w:r>
-        <w:rPr>
-          <w:lang w:val="es_ES" w:bidi="es_ES"/>
-        </w:rPr>
-      </w:r>
-      <w:r>
-        <w:rPr>
-          <w:lang w:val="es_ES" w:bidi="es_ES"/>
-        </w:rPr>
-      </w:r>
-    </w:p>
-    <w:p>
-      <w:pPr/>
-      <w:r>
-        <w:rPr>
-          <w:lang w:val="es_ES" w:bidi="es_ES"/>
-        </w:rPr>
-      </w:r>
-    </w:p>
-    <w:p>
-      <w:pPr>
-        <w:pStyle w:val="Heading2"/>
-      </w:pPr>
-      <w:r>
-        <w:rPr>
-          <w:lang w:val="es_ES" w:bidi="es_ES"/>
-        </w:rPr>
-        <w:t>el-roi</w:t>
-      </w:r>
-      <w:r>
-        <w:rPr>
-          <w:lang w:val="es_ES" w:bidi="es_ES"/>
-        </w:rPr>
-      </w:r>
-    </w:p>
-    <w:p>
-      <w:pPr/>
-      <w:r>
-        <w:rPr>
-          <w:lang w:val="es_ES" w:bidi="es_ES"/>
-        </w:rPr>
-      </w:r>
-      <w:r>
-        <w:rPr>
-          <w:b/>
-          <w:lang w:val="es_ES" w:bidi="es_ES"/>
-        </w:rPr>
-        <w:t>El-Roi</w:t>
-      </w:r>
-      <w:r>
-        <w:rPr>
-          <w:lang w:val="es_ES" w:bidi="es_ES"/>
-        </w:rPr>
-        <w:t xml:space="preserve"> es un nombre que Agar, en el libro de Génesis, le da a Dios. El nombre significa “Dios me ve”. Agar dio este nombre a Dios porque Dios la ayudó cuando ella y su hijo Ismael estaban solos en el </w:t>
-      </w:r>
-      <w:hyperlink r:id="rId34">
-        <w:r>
-          <w:rPr>
-            <w:lang w:val="es_ES" w:bidi="es_ES"/>
-          </w:rPr>
-          <w:rPr>
-            <w:color w:val="0000EE"/>
-            <w:u w:val="single"/>
-          </w:rPr>
-          <w:t>desierto</w:t>
-        </w:r>
-      </w:hyperlink>
-      <w:r>
-        <w:rPr>
-          <w:lang w:val="es_ES" w:bidi="es_ES"/>
-        </w:rPr>
-        <w:t xml:space="preserve"> y a punto de morir de sed.</w:t>
-      </w:r>
-    </w:p>
-    <w:p>
-      <w:pPr/>
-      <w:r>
-        <w:rPr>
-          <w:lang w:val="es_ES" w:bidi="es_ES"/>
-        </w:rPr>
-      </w:r>
-      <w:r>
-        <w:rPr>
-          <w:lang w:val="es_ES" w:bidi="es_ES"/>
-        </w:rPr>
-        <w:t>La palabra “el” significa Dios, y por lo tanto encontramos varios otros nombres para Dios en la Biblia que comienzan con esta palabra “el”. Cada uno de estos nombres nos dice algo importante sobre Dios.</w:t>
-      </w:r>
-      <w:r>
-        <w:rPr>
-          <w:lang w:val="es_ES" w:bidi="es_ES"/>
-        </w:rPr>
-      </w:r>
-      <w:r>
-        <w:rPr>
-          <w:lang w:val="es_ES" w:bidi="es_ES"/>
-        </w:rPr>
-      </w:r>
-    </w:p>
-    <w:p>
-      <w:pPr/>
-      <w:r>
-        <w:rPr>
-          <w:lang w:val="es_ES" w:bidi="es_ES"/>
-        </w:rPr>
-      </w:r>
-    </w:p>
-    <w:p>
-      <w:pPr>
-        <w:pStyle w:val="Heading2"/>
-      </w:pPr>
-      <w:r>
-        <w:rPr>
-          <w:lang w:val="es_ES" w:bidi="es_ES"/>
-        </w:rPr>
-        <w:t>el-shaddai</w:t>
-      </w:r>
-      <w:r>
-        <w:rPr>
-          <w:lang w:val="es_ES" w:bidi="es_ES"/>
-        </w:rPr>
-      </w:r>
-    </w:p>
-    <w:p>
-      <w:pPr/>
-      <w:r>
-        <w:rPr>
-          <w:lang w:val="es_ES" w:bidi="es_ES"/>
-        </w:rPr>
-      </w:r>
-      <w:r>
-        <w:rPr>
-          <w:lang w:val="es_ES" w:bidi="es_ES"/>
-        </w:rPr>
-        <w:t xml:space="preserve">Los estudiosos no están seguros de lo que el nombre </w:t>
-      </w:r>
-      <w:r>
-        <w:rPr>
-          <w:b/>
-          <w:lang w:val="es_ES" w:bidi="es_ES"/>
-        </w:rPr>
-        <w:t>El-Shaddai</w:t>
-      </w:r>
-      <w:r>
-        <w:rPr>
-          <w:lang w:val="es_ES" w:bidi="es_ES"/>
-        </w:rPr>
-        <w:t xml:space="preserve"> significa exactamente. El-Shaddai es un nombre para </w:t>
-      </w:r>
-      <w:hyperlink r:id="rId17">
-        <w:r>
-          <w:rPr>
-            <w:lang w:val="es_ES" w:bidi="es_ES"/>
-          </w:rPr>
-          <w:rPr>
-            <w:color w:val="0000EE"/>
-            <w:u w:val="single"/>
-          </w:rPr>
-          <w:t>Dios</w:t>
-        </w:r>
-      </w:hyperlink>
-      <w:r>
-        <w:rPr>
-          <w:lang w:val="es_ES" w:bidi="es_ES"/>
-        </w:rPr>
-        <w:t xml:space="preserve"> que probablemente significa Dios Omnipotente o Dios Todopoderoso. Shaddai puede significar “suficiente”, así que este nombre para Dios demuestra que Dios es todopoderoso y totalmente suficiente para las necesidades de su pueblo. Este nombre para Dios se usa especialmente en el libro de Génesis.</w:t>
-      </w:r>
-    </w:p>
-    <w:p>
-      <w:pPr/>
-      <w:r>
-        <w:rPr>
-          <w:lang w:val="es_ES" w:bidi="es_ES"/>
-        </w:rPr>
-      </w:r>
-      <w:r>
-        <w:rPr>
-          <w:lang w:val="es_ES" w:bidi="es_ES"/>
-        </w:rPr>
-        <w:t>La palabra “el” significa Dios, y por ese motivo encontramos varios otros nombres para Dios en la Biblia que comienzan con esta palabra. Cada uno de estos nombres nos dice algo importante sobre Dios.</w:t>
-      </w:r>
-      <w:r>
-        <w:rPr>
-          <w:lang w:val="es_ES" w:bidi="es_ES"/>
-        </w:rPr>
-      </w:r>
-      <w:r>
-        <w:rPr>
-          <w:lang w:val="es_ES" w:bidi="es_ES"/>
-        </w:rPr>
-      </w:r>
-    </w:p>
-    <w:p>
-      <w:pPr/>
-      <w:r>
-        <w:rPr>
-          <w:lang w:val="es_ES" w:bidi="es_ES"/>
-        </w:rPr>
-      </w:r>
-    </w:p>
-    <w:p>
-      <w:pPr>
-        <w:pStyle w:val="Heading2"/>
-      </w:pPr>
-      <w:r>
-        <w:rPr>
-          <w:lang w:val="es_ES" w:bidi="es_ES"/>
-        </w:rPr>
-        <w:t>eternal-life</w:t>
-      </w:r>
-      <w:r>
-        <w:rPr>
-          <w:lang w:val="es_ES" w:bidi="es_ES"/>
-        </w:rPr>
-      </w:r>
-    </w:p>
-    <w:p>
-      <w:pPr/>
-      <w:r>
-        <w:rPr>
-          <w:lang w:val="es_ES" w:bidi="es_ES"/>
-        </w:rPr>
-      </w:r>
-      <w:r>
-        <w:rPr>
-          <w:lang w:val="es_ES" w:bidi="es_ES"/>
-        </w:rPr>
-        <w:t xml:space="preserve">La </w:t>
-      </w:r>
-      <w:r>
-        <w:rPr>
-          <w:b/>
-          <w:lang w:val="es_ES" w:bidi="es_ES"/>
-        </w:rPr>
-        <w:t>vida eterna</w:t>
-      </w:r>
-      <w:r>
-        <w:rPr>
-          <w:lang w:val="es_ES" w:bidi="es_ES"/>
-        </w:rPr>
-        <w:t xml:space="preserve"> significa una vida con Dios que nunca terminará. La vida eterna es el regalo que Dios les da a sus hijos si </w:t>
-      </w:r>
-      <w:r>
-        <w:rPr>
-          <w:b/>
-          <w:lang w:val="es_ES" w:bidi="es_ES"/>
-        </w:rPr>
-        <w:t>creen</w:t>
-      </w:r>
-      <w:r>
-        <w:rPr>
-          <w:lang w:val="es_ES" w:bidi="es_ES"/>
-        </w:rPr>
-        <w:t xml:space="preserve"> en él. No es algo que las personas puedan obtener si trabajan lo suficiente o si realizan suficientes rituales. Cuando una persona pone su confianza en Jesús, Dios le da este regalo. </w:t>
-      </w:r>
-    </w:p>
-    <w:p>
-      <w:pPr/>
-      <w:r>
-        <w:rPr>
-          <w:lang w:val="es_ES" w:bidi="es_ES"/>
-        </w:rPr>
-      </w:r>
-      <w:r>
-        <w:rPr>
-          <w:lang w:val="es_ES" w:bidi="es_ES"/>
-        </w:rPr>
-        <w:t xml:space="preserve">La vida eterna es una vida mucho mejor y más rica que la vida ordinaria. Sin este regalo de la vida eterna, podemos vivir y respirar, pero esto solo es vida física, y terminará tan pronto como muramos. ¡Pero la vida eterna que Dios nos da nunca terminará! Comienza ahora, transformándonos y haciendo posible que vivamos en una </w:t>
-      </w:r>
-      <w:r>
-        <w:rPr>
-          <w:b/>
-          <w:lang w:val="es_ES" w:bidi="es_ES"/>
-        </w:rPr>
-        <w:t>relación</w:t>
-      </w:r>
-      <w:r>
-        <w:rPr>
-          <w:lang w:val="es_ES" w:bidi="es_ES"/>
-        </w:rPr>
-        <w:t xml:space="preserve"> cercana con Dios. Cuando Jesús regrese y establezca su </w:t>
-      </w:r>
-      <w:hyperlink r:id="rId35">
-        <w:r>
-          <w:rPr>
-            <w:lang w:val="es_ES" w:bidi="es_ES"/>
-          </w:rPr>
-          <w:rPr>
-            <w:color w:val="0000EE"/>
-            <w:u w:val="single"/>
-          </w:rPr>
-          <w:t>reino</w:t>
-        </w:r>
-      </w:hyperlink>
-      <w:r>
-        <w:rPr>
-          <w:lang w:val="es_ES" w:bidi="es_ES"/>
-        </w:rPr>
-        <w:t xml:space="preserve"> para siempre, también viviremos con él para siempre. Ese es el regalo de Dios: ¡vida futura y vida real desde ya! </w:t>
-      </w:r>
-      <w:r>
-        <w:rPr>
-          <w:lang w:val="es_ES" w:bidi="es_ES"/>
-        </w:rPr>
-      </w:r>
-      <w:r>
-        <w:rPr>
-          <w:lang w:val="es_ES" w:bidi="es_ES"/>
-        </w:rPr>
-      </w:r>
-    </w:p>
-    <w:p>
-      <w:pPr/>
-      <w:r>
-        <w:rPr>
-          <w:lang w:val="es_ES" w:bidi="es_ES"/>
-        </w:rPr>
-      </w:r>
-    </w:p>
-    <w:p>
-      <w:pPr>
-        <w:pStyle w:val="Heading2"/>
-      </w:pPr>
-      <w:r>
-        <w:rPr>
-          <w:lang w:val="es_ES" w:bidi="es_ES"/>
-        </w:rPr>
-        <w:t>evangelist</w:t>
-      </w:r>
-      <w:r>
-        <w:rPr>
-          <w:lang w:val="es_ES" w:bidi="es_ES"/>
-        </w:rPr>
-      </w:r>
-    </w:p>
-    <w:p>
-      <w:pPr/>
-      <w:r>
-        <w:rPr>
-          <w:lang w:val="es_ES" w:bidi="es_ES"/>
-        </w:rPr>
-      </w:r>
-      <w:r>
-        <w:rPr>
-          <w:lang w:val="es_ES" w:bidi="es_ES"/>
-        </w:rPr>
-        <w:t xml:space="preserve">Un </w:t>
-      </w:r>
-      <w:r>
-        <w:rPr>
-          <w:b/>
-          <w:lang w:val="es_ES" w:bidi="es_ES"/>
-        </w:rPr>
-        <w:t>evangelista</w:t>
-      </w:r>
-      <w:r>
-        <w:rPr>
-          <w:lang w:val="es_ES" w:bidi="es_ES"/>
-        </w:rPr>
-        <w:t xml:space="preserve"> es alguien que anuncia el </w:t>
-      </w:r>
-      <w:hyperlink r:id="rId36">
-        <w:r>
-          <w:rPr>
-            <w:lang w:val="es_ES" w:bidi="es_ES"/>
-          </w:rPr>
-          <w:rPr>
-            <w:color w:val="0000EE"/>
-            <w:u w:val="single"/>
-          </w:rPr>
-          <w:t>evangelio</w:t>
-        </w:r>
-      </w:hyperlink>
-      <w:r>
-        <w:rPr>
-          <w:lang w:val="es_ES" w:bidi="es_ES"/>
-        </w:rPr>
-        <w:t xml:space="preserve">, o las buenas noticias, acerca de Jesús. El evangelio es la buena noticia de que Jesús estuvo en esta tierra, que Jesús murió para rescatarnos del castigo por nuestros </w:t>
-      </w:r>
-      <w:r>
-        <w:rPr>
-          <w:b/>
-          <w:lang w:val="es_ES" w:bidi="es_ES"/>
-        </w:rPr>
-        <w:t>pecados</w:t>
-      </w:r>
-      <w:r>
-        <w:rPr>
-          <w:lang w:val="es_ES" w:bidi="es_ES"/>
-        </w:rPr>
-        <w:t xml:space="preserve">, que Dios resucitó a Jesús de entre los muertos, y que Jesús envió al </w:t>
-      </w:r>
-      <w:r>
-        <w:rPr>
-          <w:b/>
-          <w:lang w:val="es_ES" w:bidi="es_ES"/>
-        </w:rPr>
-        <w:t>Espíritu de Dios</w:t>
-      </w:r>
-      <w:r>
-        <w:rPr>
-          <w:lang w:val="es_ES" w:bidi="es_ES"/>
-        </w:rPr>
-        <w:t xml:space="preserve"> para dar poder a sus seguidores. Si creemos en estas buenas noticias, somos amigos de Dios para siempre, y Dios nos da nueva vida con él, que comienza ahora y dura para siempre. Aunque cualquier creyente puede hacer la labor de compartir estas buenas noticias, Dios da a algunas personas el don especial de desempeñar la labor de un evangelista para la iglesia. </w:t>
-      </w:r>
-      <w:r>
-        <w:rPr>
-          <w:lang w:val="es_ES" w:bidi="es_ES"/>
-        </w:rPr>
-      </w:r>
-      <w:r>
-        <w:rPr>
-          <w:lang w:val="es_ES" w:bidi="es_ES"/>
-        </w:rPr>
-      </w:r>
-    </w:p>
-    <w:p>
-      <w:pPr/>
-      <w:r>
-        <w:rPr>
-          <w:lang w:val="es_ES" w:bidi="es_ES"/>
-        </w:rPr>
-      </w:r>
-    </w:p>
-    <w:p>
-      <w:pPr>
-        <w:pStyle w:val="Heading2"/>
-      </w:pPr>
-      <w:r>
-        <w:rPr>
-          <w:lang w:val="es_ES" w:bidi="es_ES"/>
-        </w:rPr>
-        <w:t>evil</w:t>
-      </w:r>
-      <w:r>
-        <w:rPr>
-          <w:lang w:val="es_ES" w:bidi="es_ES"/>
-        </w:rPr>
-      </w:r>
-    </w:p>
-    <w:p>
-      <w:pPr/>
-      <w:r>
-        <w:rPr>
-          <w:lang w:val="es_ES" w:bidi="es_ES"/>
-        </w:rPr>
-      </w:r>
-      <w:r>
-        <w:rPr>
-          <w:lang w:val="es_ES" w:bidi="es_ES"/>
-        </w:rPr>
-        <w:t xml:space="preserve">El </w:t>
-      </w:r>
-      <w:r>
-        <w:rPr>
-          <w:b/>
-          <w:lang w:val="es_ES" w:bidi="es_ES"/>
-        </w:rPr>
-        <w:t>mal</w:t>
-      </w:r>
-      <w:r>
-        <w:rPr>
-          <w:lang w:val="es_ES" w:bidi="es_ES"/>
-        </w:rPr>
-        <w:t xml:space="preserve"> es lo opuesto al bien. </w:t>
-      </w:r>
-    </w:p>
-    <w:p>
-      <w:pPr/>
-      <w:r>
-        <w:rPr>
-          <w:lang w:val="es_ES" w:bidi="es_ES"/>
-        </w:rPr>
-      </w:r>
-      <w:r>
-        <w:rPr>
-          <w:lang w:val="es_ES" w:bidi="es_ES"/>
-        </w:rPr>
-        <w:t xml:space="preserve">Una persona que es malvada voluntariamente hace cosas malas que hieren a otras personas. Cuando las personas dejan de obedecer a Dios, comienzan a hacer acciones malas. </w:t>
-      </w:r>
-    </w:p>
-    <w:p>
-      <w:pPr/>
-      <w:r>
-        <w:rPr>
-          <w:lang w:val="es_ES" w:bidi="es_ES"/>
-        </w:rPr>
-      </w:r>
-      <w:r>
-        <w:rPr>
-          <w:lang w:val="es_ES" w:bidi="es_ES"/>
-        </w:rPr>
-        <w:t xml:space="preserve">Debido a que los seres humanos son tan desobedientes a Dios, la Biblia nos enseña que nuestros corazones se han vuelto malos. En lugar de querer hacer cosas buenas, queremos hacer cosas malas. Muchos problemas en el mundo, como la guerra, la pobreza y la injusticia, ocurren debido a la maldad en los corazones de las personas. Incluso la enfermedad y la muerte son, en última instancia, resultado del mal. </w:t>
-      </w:r>
-    </w:p>
-    <w:p>
-      <w:pPr/>
-      <w:r>
-        <w:rPr>
-          <w:lang w:val="es_ES" w:bidi="es_ES"/>
-        </w:rPr>
-      </w:r>
-      <w:r>
-        <w:rPr>
-          <w:lang w:val="es_ES" w:bidi="es_ES"/>
-        </w:rPr>
-        <w:t xml:space="preserve">Dios odia el mal. Solo Dios puede destruir el mal, porque Dios es totalmente bueno. Cuando Dios establezca su </w:t>
-      </w:r>
-      <w:hyperlink r:id="rId35">
-        <w:r>
-          <w:rPr>
-            <w:lang w:val="es_ES" w:bidi="es_ES"/>
-          </w:rPr>
-          <w:rPr>
-            <w:color w:val="0000EE"/>
-            <w:u w:val="single"/>
-          </w:rPr>
-          <w:t>reino</w:t>
-        </w:r>
-      </w:hyperlink>
-      <w:r>
-        <w:rPr>
-          <w:lang w:val="es_ES" w:bidi="es_ES"/>
-        </w:rPr>
-        <w:t xml:space="preserve"> para siempre, destruirá el mal para siempre. Nada que sea malo entrará en el reino de Dios. Hasta ese momento, Dios todavía permite que ocurra el mal. Sin embargo, Dios es más poderoso que todo mal.</w:t>
-      </w:r>
-      <w:r>
-        <w:rPr>
-          <w:lang w:val="es_ES" w:bidi="es_ES"/>
-        </w:rPr>
-      </w:r>
-      <w:r>
-        <w:rPr>
-          <w:lang w:val="es_ES" w:bidi="es_ES"/>
-        </w:rPr>
-      </w:r>
-    </w:p>
-    <w:p>
-      <w:pPr/>
-      <w:r>
-        <w:rPr>
-          <w:lang w:val="es_ES" w:bidi="es_ES"/>
-        </w:rPr>
-      </w:r>
-    </w:p>
-    <w:p>
-      <w:pPr>
-        <w:pStyle w:val="Heading2"/>
-      </w:pPr>
-      <w:r>
-        <w:rPr>
-          <w:lang w:val="es_ES" w:bidi="es_ES"/>
-        </w:rPr>
-        <w:t>evil-spirit</w:t>
-      </w:r>
-      <w:r>
-        <w:rPr>
-          <w:lang w:val="es_ES" w:bidi="es_ES"/>
-        </w:rPr>
-      </w:r>
-    </w:p>
-    <w:p>
-      <w:pPr/>
-      <w:r>
-        <w:rPr>
-          <w:lang w:val="es_ES" w:bidi="es_ES"/>
-        </w:rPr>
-      </w:r>
-      <w:r>
-        <w:rPr>
-          <w:lang w:val="es_ES" w:bidi="es_ES"/>
-        </w:rPr>
-        <w:t xml:space="preserve">Las expresiones </w:t>
-      </w:r>
-      <w:hyperlink r:id="rId37">
-        <w:r>
-          <w:rPr>
-            <w:lang w:val="es_ES" w:bidi="es_ES"/>
-          </w:rPr>
-          <w:rPr>
-            <w:color w:val="0000EE"/>
-            <w:u w:val="single"/>
-          </w:rPr>
-          <w:t>demonio</w:t>
-        </w:r>
-      </w:hyperlink>
-      <w:r>
-        <w:rPr>
-          <w:lang w:val="es_ES" w:bidi="es_ES"/>
-        </w:rPr>
-        <w:t xml:space="preserve">, </w:t>
-      </w:r>
-      <w:r>
-        <w:rPr>
-          <w:b/>
-          <w:lang w:val="es_ES" w:bidi="es_ES"/>
-        </w:rPr>
-        <w:t>espíritus malignos</w:t>
-      </w:r>
-      <w:r>
-        <w:rPr>
-          <w:lang w:val="es_ES" w:bidi="es_ES"/>
-        </w:rPr>
-        <w:t xml:space="preserve"> o </w:t>
-      </w:r>
-      <w:r>
-        <w:rPr>
-          <w:b/>
-          <w:lang w:val="es_ES" w:bidi="es_ES"/>
-        </w:rPr>
-        <w:t>espíritu inmundo</w:t>
-      </w:r>
-      <w:r>
-        <w:rPr>
-          <w:lang w:val="es_ES" w:bidi="es_ES"/>
-        </w:rPr>
-        <w:t xml:space="preserve"> se refieren a lo mismo. Un demonio es un espíritu que se rebela contra Dios. El líder de todos los demonios es llamado </w:t>
-      </w:r>
-      <w:hyperlink r:id="rId38">
-        <w:r>
-          <w:rPr>
-            <w:lang w:val="es_ES" w:bidi="es_ES"/>
-          </w:rPr>
-          <w:rPr>
-            <w:color w:val="0000EE"/>
-            <w:u w:val="single"/>
-          </w:rPr>
-          <w:t>Satanás</w:t>
-        </w:r>
-      </w:hyperlink>
-      <w:r>
-        <w:rPr>
-          <w:lang w:val="es_ES" w:bidi="es_ES"/>
-        </w:rPr>
-        <w:t xml:space="preserve">, el </w:t>
-      </w:r>
-      <w:hyperlink r:id="rId39">
-        <w:r>
-          <w:rPr>
-            <w:lang w:val="es_ES" w:bidi="es_ES"/>
-          </w:rPr>
-          <w:rPr>
-            <w:color w:val="0000EE"/>
-            <w:u w:val="single"/>
-          </w:rPr>
-          <w:t>diablo</w:t>
-        </w:r>
-      </w:hyperlink>
-      <w:r>
-        <w:rPr>
-          <w:lang w:val="es_ES" w:bidi="es_ES"/>
-        </w:rPr>
-        <w:t xml:space="preserve"> o a veces Beelzebú. Como Dios ha creado todo lo que existe, Dios también creó estos espíritus. Dios los creó buenos, como </w:t>
-      </w:r>
-      <w:r>
-        <w:rPr>
-          <w:b/>
-          <w:lang w:val="es_ES" w:bidi="es_ES"/>
-        </w:rPr>
-        <w:t>ángeles</w:t>
-      </w:r>
-      <w:r>
-        <w:rPr>
-          <w:lang w:val="es_ES" w:bidi="es_ES"/>
-        </w:rPr>
-        <w:t>, para hacer su trabajo. Pero algunos ángeles se rebelaron contra Dios, y estos se convirtieron en espíritus malignos. Estos espíritus malignos intentan destruir y engañar a las personas.</w:t>
-      </w:r>
-    </w:p>
-    <w:p>
-      <w:pPr/>
-      <w:r>
-        <w:rPr>
-          <w:lang w:val="es_ES" w:bidi="es_ES"/>
-        </w:rPr>
-      </w:r>
-      <w:r>
-        <w:rPr>
-          <w:lang w:val="es_ES" w:bidi="es_ES"/>
-        </w:rPr>
-        <w:t xml:space="preserve">Los demonios pueden tomar el control de las personas, de manera que se enfermen o se comporten de manera extraña. Cuando un demonio toma el control de una persona, decimos que la persona está </w:t>
-      </w:r>
-      <w:r>
-        <w:rPr>
-          <w:b/>
-          <w:lang w:val="es_ES" w:bidi="es_ES"/>
-        </w:rPr>
-        <w:t>poseída por un demonio</w:t>
-      </w:r>
-      <w:r>
-        <w:rPr>
-          <w:lang w:val="es_ES" w:bidi="es_ES"/>
-        </w:rPr>
-        <w:t xml:space="preserve">. Una persona que estaba poseída por un demonio podía volverse sorda, muda o tener convulsiones que se parecen a ataques epilépticos. La persona podía volverse muy violenta y gritar. Los </w:t>
-      </w:r>
-      <w:r>
-        <w:rPr>
-          <w:b/>
-          <w:lang w:val="es_ES" w:bidi="es_ES"/>
-        </w:rPr>
-        <w:t>judíos</w:t>
-      </w:r>
-      <w:r>
-        <w:rPr>
-          <w:lang w:val="es_ES" w:bidi="es_ES"/>
-        </w:rPr>
-        <w:t xml:space="preserve"> intentaban expulsar a los demonios de las personas mediante rituales que podían durar mucho tiempo. Pero Jesús expulsó a muchos demonios de las personas durante su tiempo en la tierra, ¡y lo hizo solo ordenando a los demonios que se fueran!</w:t>
-      </w:r>
-    </w:p>
-    <w:p>
-      <w:pPr/>
-      <w:r>
-        <w:rPr>
-          <w:lang w:val="es_ES" w:bidi="es_ES"/>
-        </w:rPr>
-      </w:r>
-      <w:r>
-        <w:rPr>
-          <w:lang w:val="es_ES" w:bidi="es_ES"/>
-        </w:rPr>
-        <w:t xml:space="preserve">Los demonios también pueden ser llamados espíritus malignos. Esto deja claro que sus intenciones son </w:t>
-      </w:r>
-      <w:hyperlink r:id="rId40">
-        <w:r>
-          <w:rPr>
-            <w:lang w:val="es_ES" w:bidi="es_ES"/>
-          </w:rPr>
-          <w:rPr>
-            <w:color w:val="0000EE"/>
-            <w:u w:val="single"/>
-          </w:rPr>
-          <w:t>malas</w:t>
-        </w:r>
-      </w:hyperlink>
-      <w:r>
-        <w:rPr>
-          <w:lang w:val="es_ES" w:bidi="es_ES"/>
-        </w:rPr>
-        <w:t xml:space="preserve">. A veces son llamados espíritus inmundos. Algo que es </w:t>
-      </w:r>
-      <w:r>
-        <w:rPr>
-          <w:b/>
-          <w:lang w:val="es_ES" w:bidi="es_ES"/>
-        </w:rPr>
-        <w:t>inmundo</w:t>
-      </w:r>
-      <w:r>
-        <w:rPr>
-          <w:lang w:val="es_ES" w:bidi="es_ES"/>
-        </w:rPr>
-        <w:t xml:space="preserve"> no es apto para el servicio a Dios.</w:t>
-      </w:r>
-    </w:p>
-    <w:p>
-      <w:pPr/>
-      <w:r>
-        <w:rPr>
-          <w:lang w:val="es_ES" w:bidi="es_ES"/>
-        </w:rPr>
-      </w:r>
-      <w:r>
-        <w:rPr>
-          <w:b/>
-          <w:lang w:val="es_ES" w:bidi="es_ES"/>
-        </w:rPr>
-        <w:t>Cuando traduzcan demonio, tengan cuidado con lo siguiente:</w:t>
-      </w:r>
-    </w:p>
-    <w:p>
-      <w:pPr/>
-      <w:r>
-        <w:rPr>
-          <w:lang w:val="es_ES" w:bidi="es_ES"/>
-        </w:rPr>
-      </w:r>
-      <w:r>
-        <w:rPr>
-          <w:lang w:val="es_ES" w:bidi="es_ES"/>
-        </w:rPr>
-        <w:t>Los demonios no son los espíritus de los humanos que han muerto, aunque en muchas culturas pueden fingir que esto es lo que son. Si tienen que usar un término que signifique espíritus de personas muertas, entonces tengan en cuenta que la gente tendrá que aprender con el tiempo que estos espíritus en realidad no son espíritus de personas muertas, sino que solo están fingiendo serlo.</w:t>
+        <w:t xml:space="preserve"> (701804 KB)</w:t>
       </w:r>
       <w:r>
         <w:rPr>

--- a/spa/docx/005.content.docx
+++ b/spa/docx/005.content.docx
@@ -127,7 +127,7 @@
         <w:rPr>
           <w:lang w:val="es_ES" w:bidi="es_ES"/>
         </w:rPr>
-        <w:t>M</w:t>
+        <w:t>E</w:t>
       </w:r>
       <w:r>
         <w:rPr>
@@ -190,7 +190,7 @@
         <w:rPr>
           <w:lang w:val="es_ES" w:bidi="es_ES"/>
         </w:rPr>
-        <w:t>maestro</w:t>
+        <w:t>elder</w:t>
       </w:r>
       <w:r>
         <w:rPr>
@@ -209,7 +209,20 @@
         <w:rPr>
           <w:lang w:val="es_ES" w:bidi="es_ES"/>
         </w:rPr>
-        <w:t xml:space="preserve">Un maestro es un título respetuoso general para alguien en una posición elevada o alto estatus. En el Nuevo Testamento, hay dos títulos de respeto para alguien en una alta posición. </w:t>
+        <w:t xml:space="preserve">Un </w:t>
+      </w:r>
+      <w:r>
+        <w:rPr>
+          <w:b/>
+          <w:lang w:val="es_ES" w:bidi="es_ES"/>
+        </w:rPr>
+        <w:t>anciano</w:t>
+      </w:r>
+      <w:r>
+        <w:rPr>
+          <w:lang w:val="es_ES" w:bidi="es_ES"/>
+        </w:rPr>
+        <w:t xml:space="preserve"> es una persona que tiene </w:t>
       </w:r>
       <w:hyperlink r:id="rId13">
         <w:r>
@@ -220,42 +233,14 @@
             <w:color w:val="0000EE"/>
             <w:u w:val="single"/>
           </w:rPr>
-          <w:t>Señor</w:t>
+          <w:t>autoridad</w:t>
         </w:r>
       </w:hyperlink>
       <w:r>
         <w:rPr>
           <w:lang w:val="es_ES" w:bidi="es_ES"/>
         </w:rPr>
-        <w:t xml:space="preserve"> es a menudo el título para alguien que es el dueño de la propiedad o un gobernante supremo. Maestro a menudo se refiere a alguien en una alta posición en un </w:t>
-      </w:r>
-      <w:hyperlink r:id="rId14">
-        <w:r>
-          <w:rPr>
-            <w:lang w:val="es_ES" w:bidi="es_ES"/>
-          </w:rPr>
-          <w:rPr>
-            <w:color w:val="0000EE"/>
-            <w:u w:val="single"/>
-          </w:rPr>
-          <w:t>hogar</w:t>
-        </w:r>
-      </w:hyperlink>
-      <w:r>
-        <w:rPr>
-          <w:lang w:val="es_ES" w:bidi="es_ES"/>
-        </w:rPr>
-        <w:t xml:space="preserve"> o alguien con mucha responsabilidad. A veces las personas usan estas dos palabras como un título respetuoso para referirse a la misma persona.</w:t>
-      </w:r>
-      <w:r>
-        <w:rPr>
-          <w:lang w:val="es_ES" w:bidi="es_ES"/>
-        </w:rPr>
-      </w:r>
-      <w:r>
-        <w:rPr>
-          <w:lang w:val="es_ES" w:bidi="es_ES"/>
-        </w:rPr>
+        <w:t xml:space="preserve"> en la comunidad. En el Antiguo Testamento, un anciano generalmente era el jefe de una familia o de un grupo de familias. Un grupo de ancianos se reunía para tomar decisiones sobre los asuntos en la comunidad.</w:t>
       </w:r>
     </w:p>
     <w:p>
@@ -265,37 +250,42 @@
           <w:lang w:val="es_ES" w:bidi="es_ES"/>
         </w:rPr>
       </w:r>
-    </w:p>
-    <w:p>
-      <w:pPr>
-        <w:pStyle w:val="Heading2"/>
-      </w:pPr>
-      <w:r>
-        <w:rPr>
-          <w:lang w:val="es_ES" w:bidi="es_ES"/>
-        </w:rPr>
-        <w:t>maestro</w:t>
-      </w:r>
-      <w:r>
-        <w:rPr>
-          <w:lang w:val="es_ES" w:bidi="es_ES"/>
-        </w:rPr>
-      </w:r>
-    </w:p>
-    <w:p>
-      <w:pPr>
-        <w:pStyle w:val="Heading4"/>
-      </w:pPr>
-      <w:r>
-        <w:rPr>
-          <w:lang w:val="es_ES" w:bidi="es_ES"/>
-        </w:rPr>
-        <w:t>Audio Content</w:t>
-      </w:r>
-      <w:r>
-        <w:rPr>
-          <w:lang w:val="es_ES" w:bidi="es_ES"/>
-        </w:rPr>
+      <w:r>
+        <w:rPr>
+          <w:lang w:val="es_ES" w:bidi="es_ES"/>
+        </w:rPr>
+        <w:t xml:space="preserve">En el Nuevo Testamento, los ancianos son las personas que tienen autoridad en la </w:t>
+      </w:r>
+      <w:hyperlink r:id="rId14">
+        <w:r>
+          <w:rPr>
+            <w:lang w:val="es_ES" w:bidi="es_ES"/>
+          </w:rPr>
+          <w:rPr>
+            <w:color w:val="0000EE"/>
+            <w:u w:val="single"/>
+          </w:rPr>
+          <w:t>iglesia</w:t>
+        </w:r>
+      </w:hyperlink>
+      <w:r>
+        <w:rPr>
+          <w:lang w:val="es_ES" w:bidi="es_ES"/>
+        </w:rPr>
+        <w:t xml:space="preserve">. Los </w:t>
+      </w:r>
+      <w:r>
+        <w:rPr>
+          <w:b/>
+          <w:lang w:val="es_ES" w:bidi="es_ES"/>
+        </w:rPr>
+        <w:t>apóstoles</w:t>
+      </w:r>
+      <w:r>
+        <w:rPr>
+          <w:lang w:val="es_ES" w:bidi="es_ES"/>
+        </w:rPr>
+        <w:t>, como Pablo, nombraban a los ancianos. Los apóstoles elegían a personas que eran respetadas por las otras personas en la comunidad de la iglesia para convertirse en ancianos. Un anciano tenía que estar dispuesto a servir a otras personas y tenía que ser irreprochable.</w:t>
       </w:r>
     </w:p>
     <w:p>
@@ -305,33 +295,12 @@
           <w:lang w:val="es_ES" w:bidi="es_ES"/>
         </w:rPr>
       </w:r>
-      <w:hyperlink r:id="rId15">
-        <w:r>
-          <w:rPr>
-            <w:lang w:val="es_ES" w:bidi="es_ES"/>
-          </w:rPr>
-          <w:rPr>
-            <w:color w:val="0000EE"/>
-            <w:u w:val="single"/>
-          </w:rPr>
-          <w:t>mp3 file</w:t>
-        </w:r>
-      </w:hyperlink>
-      <w:r>
-        <w:rPr>
-          <w:lang w:val="es_ES" w:bidi="es_ES"/>
-        </w:rPr>
-        <w:t xml:space="preserve"> (343700 KB)</w:t>
-      </w:r>
-      <w:r>
-        <w:rPr>
-          <w:lang w:val="es_ES" w:bidi="es_ES"/>
-        </w:rPr>
-      </w:r>
-      <w:r>
-        <w:rPr>
-          <w:lang w:val="es_ES" w:bidi="es_ES"/>
-        </w:rPr>
+      <w:r>
+        <w:rPr>
+          <w:b/>
+          <w:lang w:val="es_ES" w:bidi="es_ES"/>
+        </w:rPr>
+        <w:t>Cuando estén traduciendo ancianos, tengan cuidado con las siguientes cosas:</w:t>
       </w:r>
     </w:p>
     <w:p>
@@ -341,16 +310,16 @@
           <w:lang w:val="es_ES" w:bidi="es_ES"/>
         </w:rPr>
       </w:r>
-    </w:p>
-    <w:p>
-      <w:pPr>
-        <w:pStyle w:val="Heading2"/>
-      </w:pPr>
-      <w:r>
-        <w:rPr>
-          <w:lang w:val="es_ES" w:bidi="es_ES"/>
-        </w:rPr>
-        <w:t>Mar de Galilea</w:t>
+      <w:r>
+        <w:rPr>
+          <w:lang w:val="es_ES" w:bidi="es_ES"/>
+        </w:rPr>
+        <w:t>Cuando estén traduciendo esta palabra, tengan cuidado de no usar una palabra que solo signifique "personas viejas". Un anciano no era necesariamente una persona de edad avanzada, aunque tampoco sería una persona muy joven.</w:t>
+      </w:r>
+      <w:r>
+        <w:rPr>
+          <w:lang w:val="es_ES" w:bidi="es_ES"/>
+        </w:rPr>
       </w:r>
       <w:r>
         <w:rPr>
@@ -365,26 +334,181 @@
           <w:lang w:val="es_ES" w:bidi="es_ES"/>
         </w:rPr>
       </w:r>
-      <w:r>
-        <w:rPr>
-          <w:lang w:val="es_ES" w:bidi="es_ES"/>
-        </w:rPr>
-        <w:t xml:space="preserve">El </w:t>
+    </w:p>
+    <w:p>
+      <w:pPr>
+        <w:pStyle w:val="Heading2"/>
+      </w:pPr>
+      <w:r>
+        <w:rPr>
+          <w:lang w:val="es_ES" w:bidi="es_ES"/>
+        </w:rPr>
+        <w:t>el-elyon</w:t>
+      </w:r>
+      <w:r>
+        <w:rPr>
+          <w:lang w:val="es_ES" w:bidi="es_ES"/>
+        </w:rPr>
+      </w:r>
+    </w:p>
+    <w:p>
+      <w:pPr/>
+      <w:r>
+        <w:rPr>
+          <w:lang w:val="es_ES" w:bidi="es_ES"/>
+        </w:rPr>
       </w:r>
       <w:r>
         <w:rPr>
           <w:b/>
           <w:lang w:val="es_ES" w:bidi="es_ES"/>
         </w:rPr>
-        <w:t>Mar de Galilea</w:t>
-      </w:r>
-      <w:r>
-        <w:rPr>
-          <w:lang w:val="es_ES" w:bidi="es_ES"/>
-        </w:rPr>
-        <w:t xml:space="preserve"> es un mar, o un lago, en el norte de </w:t>
+        <w:t>El-Elyon</w:t>
+      </w:r>
+      <w:r>
+        <w:rPr>
+          <w:lang w:val="es_ES" w:bidi="es_ES"/>
+        </w:rPr>
+        <w:t xml:space="preserve"> es un nombre que las personas usan para </w:t>
+      </w:r>
+      <w:hyperlink r:id="rId15">
+        <w:r>
+          <w:rPr>
+            <w:lang w:val="es_ES" w:bidi="es_ES"/>
+          </w:rPr>
+          <w:rPr>
+            <w:color w:val="0000EE"/>
+            <w:u w:val="single"/>
+          </w:rPr>
+          <w:t>Dios</w:t>
+        </w:r>
+      </w:hyperlink>
+      <w:r>
+        <w:rPr>
+          <w:lang w:val="es_ES" w:bidi="es_ES"/>
+        </w:rPr>
+        <w:t xml:space="preserve">. El-Elyon significa "el Dios Altísimo". Cuando las personas usan este nombre para Dios, se recuerdan de que Dios es más poderoso que cualquier otro ser. El nombre significa que no hay nadie que sea más importante, o que tenga más </w:t>
+      </w:r>
+      <w:hyperlink r:id="rId13">
+        <w:r>
+          <w:rPr>
+            <w:lang w:val="es_ES" w:bidi="es_ES"/>
+          </w:rPr>
+          <w:rPr>
+            <w:color w:val="0000EE"/>
+            <w:u w:val="single"/>
+          </w:rPr>
+          <w:t>autoridad</w:t>
+        </w:r>
+      </w:hyperlink>
+      <w:r>
+        <w:rPr>
+          <w:lang w:val="es_ES" w:bidi="es_ES"/>
+        </w:rPr>
+        <w:t>, o que tenga más poder que Dios. Las personas a menudo usan este nombre para Dios en los Salmos, pero también en varios otros libros en el Antiguo Testamento.</w:t>
+      </w:r>
+    </w:p>
+    <w:p>
+      <w:pPr/>
+      <w:r>
+        <w:rPr>
+          <w:lang w:val="es_ES" w:bidi="es_ES"/>
+        </w:rPr>
+      </w:r>
+      <w:r>
+        <w:rPr>
+          <w:lang w:val="es_ES" w:bidi="es_ES"/>
+        </w:rPr>
+        <w:t>La palabra “el” significa Dios, y por lo tanto encontramos varios otros nombres para Dios en la Biblia que comienzan con esta palabra “el”. Cada uno de estos nombres nos dice algo importante sobre Dios.</w:t>
+      </w:r>
+      <w:r>
+        <w:rPr>
+          <w:lang w:val="es_ES" w:bidi="es_ES"/>
+        </w:rPr>
+      </w:r>
+      <w:r>
+        <w:rPr>
+          <w:lang w:val="es_ES" w:bidi="es_ES"/>
+        </w:rPr>
+      </w:r>
+    </w:p>
+    <w:p>
+      <w:pPr/>
+      <w:r>
+        <w:rPr>
+          <w:lang w:val="es_ES" w:bidi="es_ES"/>
+        </w:rPr>
+      </w:r>
+    </w:p>
+    <w:p>
+      <w:pPr>
+        <w:pStyle w:val="Heading2"/>
+      </w:pPr>
+      <w:r>
+        <w:rPr>
+          <w:lang w:val="es_ES" w:bidi="es_ES"/>
+        </w:rPr>
+        <w:t>elijah</w:t>
+      </w:r>
+      <w:r>
+        <w:rPr>
+          <w:lang w:val="es_ES" w:bidi="es_ES"/>
+        </w:rPr>
+      </w:r>
+    </w:p>
+    <w:p>
+      <w:pPr/>
+      <w:r>
+        <w:rPr>
+          <w:lang w:val="es_ES" w:bidi="es_ES"/>
+        </w:rPr>
+      </w:r>
+      <w:r>
+        <w:rPr>
+          <w:b/>
+          <w:lang w:val="es_ES" w:bidi="es_ES"/>
+        </w:rPr>
+        <w:t>Elías</w:t>
+      </w:r>
+      <w:r>
+        <w:rPr>
+          <w:lang w:val="es_ES" w:bidi="es_ES"/>
+        </w:rPr>
+        <w:t xml:space="preserve"> era un </w:t>
       </w:r>
       <w:hyperlink r:id="rId16">
+        <w:r>
+          <w:rPr>
+            <w:lang w:val="es_ES" w:bidi="es_ES"/>
+          </w:rPr>
+          <w:rPr>
+            <w:color w:val="0000EE"/>
+            <w:u w:val="single"/>
+          </w:rPr>
+          <w:t>profeta</w:t>
+        </w:r>
+      </w:hyperlink>
+      <w:r>
+        <w:rPr>
+          <w:lang w:val="es_ES" w:bidi="es_ES"/>
+        </w:rPr>
+        <w:t xml:space="preserve"> importante que vivió unos 800 años antes de que Jesús naciera. Un profeta es alguien que cominuca los mensajes de Dios a las personas.</w:t>
+      </w:r>
+    </w:p>
+    <w:p>
+      <w:pPr/>
+      <w:r>
+        <w:rPr>
+          <w:lang w:val="es_ES" w:bidi="es_ES"/>
+        </w:rPr>
+      </w:r>
+      <w:r>
+        <w:rPr>
+          <w:lang w:val="es_ES" w:bidi="es_ES"/>
+        </w:rPr>
+        <w:t xml:space="preserve">Elías vivió durante el tiempo en que </w:t>
+      </w:r>
+      <w:hyperlink r:id="rId17">
         <w:r>
           <w:rPr>
             <w:lang w:val="es_ES" w:bidi="es_ES"/>
@@ -400,9 +524,22 @@
         <w:rPr>
           <w:lang w:val="es_ES" w:bidi="es_ES"/>
         </w:rPr>
-        <w:t xml:space="preserve">. En el Nuevo Testamento, la parte del país cercana al Mar de Galilea se llama </w:t>
-      </w:r>
-      <w:hyperlink r:id="rId17">
+        <w:t xml:space="preserve"> era gobernado por </w:t>
+      </w:r>
+      <w:r>
+        <w:rPr>
+          <w:b/>
+          <w:lang w:val="es_ES" w:bidi="es_ES"/>
+        </w:rPr>
+        <w:t>reyes</w:t>
+      </w:r>
+      <w:r>
+        <w:rPr>
+          <w:lang w:val="es_ES" w:bidi="es_ES"/>
+        </w:rPr>
+        <w:t xml:space="preserve"> que no obedecían a Dios, y estos reyes habían guiado al pueblo de Israel lejos de Dios. El pueblo había comenzado a </w:t>
+      </w:r>
+      <w:hyperlink r:id="rId18">
         <w:r>
           <w:rPr>
             <w:lang w:val="es_ES" w:bidi="es_ES"/>
@@ -411,14 +548,50 @@
             <w:color w:val="0000EE"/>
             <w:u w:val="single"/>
           </w:rPr>
-          <w:t>Galilea</w:t>
+          <w:t>adorar</w:t>
         </w:r>
       </w:hyperlink>
       <w:r>
         <w:rPr>
           <w:lang w:val="es_ES" w:bidi="es_ES"/>
         </w:rPr>
-        <w:t>.</w:t>
+        <w:t xml:space="preserve"> a </w:t>
+      </w:r>
+      <w:hyperlink r:id="rId19">
+        <w:r>
+          <w:rPr>
+            <w:lang w:val="es_ES" w:bidi="es_ES"/>
+          </w:rPr>
+          <w:rPr>
+            <w:color w:val="0000EE"/>
+            <w:u w:val="single"/>
+          </w:rPr>
+          <w:t>dioses</w:t>
+        </w:r>
+      </w:hyperlink>
+      <w:r>
+        <w:rPr>
+          <w:lang w:val="es_ES" w:bidi="es_ES"/>
+        </w:rPr>
+        <w:t xml:space="preserve"> falsos, especialmente a un dios llamado Baal. Las personas pensaban que este Baal era responsable de dar lluvia a las personas. Por eso, Elías le dijo al rey de Israel que ya no llovería en Israel hasta que él lo dijera Y de hecho, no llovió durante tres años, y debido a esto una hambruna vino a toda la tierra. Después de eso, Elías oró y Dios envió lluvia nuevamente. ¡Esto enseñaba al pueblo que </w:t>
+      </w:r>
+      <w:hyperlink r:id="rId15">
+        <w:r>
+          <w:rPr>
+            <w:lang w:val="es_ES" w:bidi="es_ES"/>
+          </w:rPr>
+          <w:rPr>
+            <w:color w:val="0000EE"/>
+            <w:u w:val="single"/>
+          </w:rPr>
+          <w:t>Dios</w:t>
+        </w:r>
+      </w:hyperlink>
+      <w:r>
+        <w:rPr>
+          <w:lang w:val="es_ES" w:bidi="es_ES"/>
+        </w:rPr>
+        <w:t xml:space="preserve"> era quien daba lluvia, no Baal!</w:t>
       </w:r>
     </w:p>
     <w:p>
@@ -432,7 +605,7 @@
         <w:rPr>
           <w:lang w:val="es_ES" w:bidi="es_ES"/>
         </w:rPr>
-        <w:t>Un mar, o un lago, es un lugar donde solo hay agua. Un mar suele ser más grande que un lago, pero en la Biblia al Mar de Galilea a veces se le llama mar, y a veces se le llama lago.</w:t>
+        <w:t>Elías realizó varios milagros durante su vida que son similares a los milagros que Jesús haría muchos años después. A través de Elías, Dios proporcionó a una viuda y a su hijo comida milagrosa durante el tiempo de la hambruna. Cuando el hijo de la viuda murió, Elías resucitó a este niño de entre los muertos.</w:t>
       </w:r>
     </w:p>
     <w:p>
@@ -446,9 +619,9 @@
         <w:rPr>
           <w:lang w:val="es_ES" w:bidi="es_ES"/>
         </w:rPr>
-        <w:t xml:space="preserve">El Mar de Galilea tenía unos 20 kilómetros de largo y 10 kilómetros de ancho. Si alguien quiere dar la vuelta al lago a pie, tendrá que caminar durante uno o dos días. Las personas a menudo usaban </w:t>
-      </w:r>
-      <w:hyperlink r:id="rId18">
+        <w:t xml:space="preserve">Al final de su vida, Elías separó el agua del </w:t>
+      </w:r>
+      <w:hyperlink r:id="rId20">
         <w:r>
           <w:rPr>
             <w:lang w:val="es_ES" w:bidi="es_ES"/>
@@ -457,14 +630,45 @@
             <w:color w:val="0000EE"/>
             <w:u w:val="single"/>
           </w:rPr>
-          <w:t>barcos</w:t>
+          <w:t>río Jordán</w:t>
         </w:r>
       </w:hyperlink>
       <w:r>
         <w:rPr>
           <w:lang w:val="es_ES" w:bidi="es_ES"/>
         </w:rPr>
-        <w:t xml:space="preserve"> para ir de un lado del lago a otro. El medio del lago era muy profundo. Había muchos peces en el lago, y la mayoría de las personas que vivían en las aldeas cercanas al lago se ganaban la vida pescando y vendiendo pescado. El agua en el mar era fresca, lo que significa que no era salada, a diferencia del agua en muchos otros mares.</w:t>
+        <w:t xml:space="preserve"> con su </w:t>
+      </w:r>
+      <w:hyperlink r:id="rId21">
+        <w:r>
+          <w:rPr>
+            <w:lang w:val="es_ES" w:bidi="es_ES"/>
+          </w:rPr>
+          <w:rPr>
+            <w:color w:val="0000EE"/>
+            <w:u w:val="single"/>
+          </w:rPr>
+          <w:t>manto</w:t>
+        </w:r>
+      </w:hyperlink>
+      <w:r>
+        <w:rPr>
+          <w:lang w:val="es_ES" w:bidi="es_ES"/>
+        </w:rPr>
+        <w:t xml:space="preserve"> y caminó a través del agua hacia el otro lado. Este </w:t>
+      </w:r>
+      <w:r>
+        <w:rPr>
+          <w:b/>
+          <w:lang w:val="es_ES" w:bidi="es_ES"/>
+        </w:rPr>
+        <w:t>milagro</w:t>
+      </w:r>
+      <w:r>
+        <w:rPr>
+          <w:lang w:val="es_ES" w:bidi="es_ES"/>
+        </w:rPr>
+        <w:t xml:space="preserve"> se parece a los milagros que Moisés, así como Josué, habían hecho cientos de años antes de Elías. Hay más similitudes entre Elías y Moisés: por ejemplo, ambos hablaron con Dios en el Monte Sinaí. Y en el Nuevo Testamento, Moisés y Elías aparecen juntos con Jesús en la cima de una montaña, unas pocas semanas antes de la muerte de Jesús.</w:t>
       </w:r>
     </w:p>
     <w:p>
@@ -478,17 +682,25 @@
         <w:rPr>
           <w:lang w:val="es_ES" w:bidi="es_ES"/>
         </w:rPr>
-        <w:t>Observen una foto del Mar de Galilea en el video diccionario de la Biblia.</w:t>
-      </w:r>
-      <w:r>
-        <w:rPr>
-          <w:lang w:val="es_ES" w:bidi="es_ES"/>
-        </w:rPr>
-      </w:r>
-      <w:r>
-        <w:rPr>
-          <w:lang w:val="es_ES" w:bidi="es_ES"/>
-        </w:rPr>
+        <w:t xml:space="preserve">Elías no murió como otras personas. Dios llevó a Elías al </w:t>
+      </w:r>
+      <w:hyperlink r:id="rId22">
+        <w:r>
+          <w:rPr>
+            <w:lang w:val="es_ES" w:bidi="es_ES"/>
+          </w:rPr>
+          <w:rPr>
+            <w:color w:val="0000EE"/>
+            <w:u w:val="single"/>
+          </w:rPr>
+          <w:t>cielo</w:t>
+        </w:r>
+      </w:hyperlink>
+      <w:r>
+        <w:rPr>
+          <w:lang w:val="es_ES" w:bidi="es_ES"/>
+        </w:rPr>
+        <w:t xml:space="preserve"> en un carruaje, que es un pequeño carro tirado por caballos, con fuego. El ayudante de Elías, que se llamaba Eliseo, se convirtió en el sucesor de Elías.</w:t>
       </w:r>
     </w:p>
     <w:p>
@@ -498,32 +710,55 @@
           <w:lang w:val="es_ES" w:bidi="es_ES"/>
         </w:rPr>
       </w:r>
-    </w:p>
-    <w:p>
-      <w:pPr>
-        <w:pStyle w:val="Heading2"/>
-      </w:pPr>
-      <w:r>
-        <w:rPr>
-          <w:lang w:val="es_ES" w:bidi="es_ES"/>
-        </w:rPr>
-        <w:t>Mar de Galilea</w:t>
-      </w:r>
-      <w:r>
-        <w:rPr>
-          <w:lang w:val="es_ES" w:bidi="es_ES"/>
-        </w:rPr>
-      </w:r>
-    </w:p>
-    <w:p>
-      <w:pPr>
-        <w:pStyle w:val="Heading4"/>
-      </w:pPr>
-      <w:r>
-        <w:rPr>
-          <w:lang w:val="es_ES" w:bidi="es_ES"/>
-        </w:rPr>
-        <w:t>Audio Content</w:t>
+      <w:r>
+        <w:rPr>
+          <w:lang w:val="es_ES" w:bidi="es_ES"/>
+        </w:rPr>
+        <w:t xml:space="preserve">En el libro del profeta Malaquías, que fue escrito cientos de años después de la vida de Elías, Dios le dijo al pueblo de Israel que antes de que Dios regresaría para juzgar a todo el mundo, Dios enviaría al profeta Elías. Esto queria decir que Dios enviaría a otro profeta como Elías. Este nuevo Elías haría que el pueblo de Israel se </w:t>
+      </w:r>
+      <w:r>
+        <w:rPr>
+          <w:b/>
+          <w:lang w:val="es_ES" w:bidi="es_ES"/>
+        </w:rPr>
+        <w:t>arrepintiera</w:t>
+      </w:r>
+      <w:r>
+        <w:rPr>
+          <w:lang w:val="es_ES" w:bidi="es_ES"/>
+        </w:rPr>
+        <w:t xml:space="preserve">, para que estuvieran listos para recibir a Dios. Jesús más tarde explica a sus </w:t>
+      </w:r>
+      <w:r>
+        <w:rPr>
+          <w:b/>
+          <w:lang w:val="es_ES" w:bidi="es_ES"/>
+        </w:rPr>
+        <w:t>discípulos</w:t>
+      </w:r>
+      <w:r>
+        <w:rPr>
+          <w:lang w:val="es_ES" w:bidi="es_ES"/>
+        </w:rPr>
+        <w:t xml:space="preserve"> que </w:t>
+      </w:r>
+      <w:r>
+        <w:rPr>
+          <w:b/>
+          <w:lang w:val="es_ES" w:bidi="es_ES"/>
+        </w:rPr>
+        <w:t>Juan el Bautista</w:t>
+      </w:r>
+      <w:r>
+        <w:rPr>
+          <w:lang w:val="es_ES" w:bidi="es_ES"/>
+        </w:rPr>
+        <w:t xml:space="preserve"> era el Elías del que Malaquías habla. Esto no significa que Juan fuera realmente fuera Elías, sino que quería decir que Juan era alguien como Elías. Juan estaba haciendo la misma tarea que Dios le había dado a Elías, para decirle al pueblo de Israel que se arrepintiera.</w:t>
+      </w:r>
+      <w:r>
+        <w:rPr>
+          <w:lang w:val="es_ES" w:bidi="es_ES"/>
+        </w:rPr>
       </w:r>
       <w:r>
         <w:rPr>
@@ -538,7 +773,50 @@
           <w:lang w:val="es_ES" w:bidi="es_ES"/>
         </w:rPr>
       </w:r>
-      <w:hyperlink r:id="rId19">
+    </w:p>
+    <w:p>
+      <w:pPr>
+        <w:pStyle w:val="Heading2"/>
+      </w:pPr>
+      <w:r>
+        <w:rPr>
+          <w:lang w:val="es_ES" w:bidi="es_ES"/>
+        </w:rPr>
+        <w:t>elizabeth</w:t>
+      </w:r>
+      <w:r>
+        <w:rPr>
+          <w:lang w:val="es_ES" w:bidi="es_ES"/>
+        </w:rPr>
+      </w:r>
+    </w:p>
+    <w:p>
+      <w:pPr/>
+      <w:r>
+        <w:rPr>
+          <w:lang w:val="es_ES" w:bidi="es_ES"/>
+        </w:rPr>
+      </w:r>
+      <w:r>
+        <w:rPr>
+          <w:lang w:val="es_ES" w:bidi="es_ES"/>
+        </w:rPr>
+        <w:t>Elisabet era la madre d</w:t>
+      </w:r>
+      <w:r>
+        <w:rPr>
+          <w:b/>
+          <w:lang w:val="es_ES" w:bidi="es_ES"/>
+        </w:rPr>
+        <w:t>e Juan el Bautis</w:t>
+      </w:r>
+      <w:r>
+        <w:rPr>
+          <w:lang w:val="es_ES" w:bidi="es_ES"/>
+        </w:rPr>
+        <w:t xml:space="preserve">ta. El marido de Elisabet era Zacarías. Zacarías era </w:t>
+      </w:r>
+      <w:hyperlink r:id="rId23">
         <w:r>
           <w:rPr>
             <w:lang w:val="es_ES" w:bidi="es_ES"/>
@@ -547,14 +825,1028 @@
             <w:color w:val="0000EE"/>
             <w:u w:val="single"/>
           </w:rPr>
-          <w:t>mp3 file</w:t>
+          <w:t>sacerdote</w:t>
         </w:r>
       </w:hyperlink>
       <w:r>
         <w:rPr>
           <w:lang w:val="es_ES" w:bidi="es_ES"/>
         </w:rPr>
-        <w:t xml:space="preserve"> (701804 KB)</w:t>
+        <w:t xml:space="preserve"> y servía a Dios en el </w:t>
+      </w:r>
+      <w:hyperlink r:id="rId24">
+        <w:r>
+          <w:rPr>
+            <w:lang w:val="es_ES" w:bidi="es_ES"/>
+          </w:rPr>
+          <w:rPr>
+            <w:color w:val="0000EE"/>
+            <w:u w:val="single"/>
+          </w:rPr>
+          <w:t>templo</w:t>
+        </w:r>
+      </w:hyperlink>
+      <w:r>
+        <w:rPr>
+          <w:lang w:val="es_ES" w:bidi="es_ES"/>
+        </w:rPr>
+        <w:t xml:space="preserve"> de </w:t>
+      </w:r>
+      <w:hyperlink r:id="rId25">
+        <w:r>
+          <w:rPr>
+            <w:lang w:val="es_ES" w:bidi="es_ES"/>
+          </w:rPr>
+          <w:rPr>
+            <w:color w:val="0000EE"/>
+            <w:u w:val="single"/>
+          </w:rPr>
+          <w:t>Jerusalén</w:t>
+        </w:r>
+      </w:hyperlink>
+      <w:r>
+        <w:rPr>
+          <w:lang w:val="es_ES" w:bidi="es_ES"/>
+        </w:rPr>
+        <w:t>. Elisabet no podía tener hijos.</w:t>
+      </w:r>
+    </w:p>
+    <w:p>
+      <w:pPr/>
+      <w:r>
+        <w:rPr>
+          <w:lang w:val="es_ES" w:bidi="es_ES"/>
+        </w:rPr>
+      </w:r>
+      <w:r>
+        <w:rPr>
+          <w:lang w:val="es_ES" w:bidi="es_ES"/>
+        </w:rPr>
+        <w:t xml:space="preserve">Una vez, cuando su marido Zacarías estaba en el templo, un </w:t>
+      </w:r>
+      <w:hyperlink r:id="rId26">
+        <w:r>
+          <w:rPr>
+            <w:lang w:val="es_ES" w:bidi="es_ES"/>
+          </w:rPr>
+          <w:rPr>
+            <w:color w:val="0000EE"/>
+            <w:u w:val="single"/>
+          </w:rPr>
+          <w:t>ángel</w:t>
+        </w:r>
+      </w:hyperlink>
+      <w:r>
+        <w:rPr>
+          <w:lang w:val="es_ES" w:bidi="es_ES"/>
+        </w:rPr>
+        <w:t xml:space="preserve"> se apareció a Zacarías y le dijo que su esposa Elisabet tendría un hijo. Este hijo sería un siervo de Dios como el </w:t>
+      </w:r>
+      <w:hyperlink r:id="rId27">
+        <w:r>
+          <w:rPr>
+            <w:lang w:val="es_ES" w:bidi="es_ES"/>
+          </w:rPr>
+          <w:rPr>
+            <w:color w:val="0000EE"/>
+            <w:u w:val="single"/>
+          </w:rPr>
+          <w:t>profeta</w:t>
+        </w:r>
+      </w:hyperlink>
+      <w:r>
+        <w:rPr>
+          <w:lang w:val="es_ES" w:bidi="es_ES"/>
+        </w:rPr>
+        <w:t xml:space="preserve"> </w:t>
+      </w:r>
+      <w:hyperlink r:id="rId16">
+        <w:r>
+          <w:rPr>
+            <w:lang w:val="es_ES" w:bidi="es_ES"/>
+          </w:rPr>
+          <w:rPr>
+            <w:color w:val="0000EE"/>
+            <w:u w:val="single"/>
+          </w:rPr>
+          <w:t>Elías</w:t>
+        </w:r>
+      </w:hyperlink>
+      <w:r>
+        <w:rPr>
+          <w:lang w:val="es_ES" w:bidi="es_ES"/>
+        </w:rPr>
+        <w:t xml:space="preserve"> y le diría al pueblo de </w:t>
+      </w:r>
+      <w:hyperlink r:id="rId17">
+        <w:r>
+          <w:rPr>
+            <w:lang w:val="es_ES" w:bidi="es_ES"/>
+          </w:rPr>
+          <w:rPr>
+            <w:color w:val="0000EE"/>
+            <w:u w:val="single"/>
+          </w:rPr>
+          <w:t>Israel</w:t>
+        </w:r>
+      </w:hyperlink>
+      <w:r>
+        <w:rPr>
+          <w:lang w:val="es_ES" w:bidi="es_ES"/>
+        </w:rPr>
+        <w:t xml:space="preserve"> que se </w:t>
+      </w:r>
+      <w:r>
+        <w:rPr>
+          <w:b/>
+          <w:lang w:val="es_ES" w:bidi="es_ES"/>
+        </w:rPr>
+        <w:t>arrepintieran</w:t>
+      </w:r>
+      <w:r>
+        <w:rPr>
+          <w:lang w:val="es_ES" w:bidi="es_ES"/>
+        </w:rPr>
+        <w:t xml:space="preserve"> para poder disponer al pueblo a recibir a Dios. Zacarías no podía </w:t>
+      </w:r>
+      <w:r>
+        <w:rPr>
+          <w:b/>
+          <w:lang w:val="es_ES" w:bidi="es_ES"/>
+        </w:rPr>
+        <w:t>creer</w:t>
+      </w:r>
+      <w:r>
+        <w:rPr>
+          <w:lang w:val="es_ES" w:bidi="es_ES"/>
+        </w:rPr>
+        <w:t xml:space="preserve"> que lo que el ángel decía fuera verdad, porque Zacarías y su esposa Elisabet ya eran ancianos. Como Zacarías no creyó al ángel, el ángel le dijo a Zacarías que no podría hablar hasta después del nacimiento del niño.</w:t>
+      </w:r>
+    </w:p>
+    <w:p>
+      <w:pPr/>
+      <w:r>
+        <w:rPr>
+          <w:lang w:val="es_ES" w:bidi="es_ES"/>
+        </w:rPr>
+      </w:r>
+      <w:r>
+        <w:rPr>
+          <w:lang w:val="es_ES" w:bidi="es_ES"/>
+        </w:rPr>
+        <w:t>Elisabet realmente quedó embarazada. Elisabet era pariente d</w:t>
+      </w:r>
+      <w:hyperlink r:id="rId28">
+        <w:r>
+          <w:rPr>
+            <w:lang w:val="es_ES" w:bidi="es_ES"/>
+          </w:rPr>
+          <w:rPr>
+            <w:color w:val="0000EE"/>
+            <w:u w:val="single"/>
+          </w:rPr>
+          <w:t>e Mar</w:t>
+        </w:r>
+      </w:hyperlink>
+      <w:r>
+        <w:rPr>
+          <w:lang w:val="es_ES" w:bidi="es_ES"/>
+        </w:rPr>
+        <w:t xml:space="preserve">ía, quien se convertiría en la madre de Jesús. Poco después de esto, un ángel se apareció a María y le dijo que quedaría embarazada aunque ella fuera virgen. Su hijo sería una persona muy importante, el </w:t>
+      </w:r>
+      <w:hyperlink r:id="rId29">
+        <w:r>
+          <w:rPr>
+            <w:lang w:val="es_ES" w:bidi="es_ES"/>
+          </w:rPr>
+          <w:rPr>
+            <w:color w:val="0000EE"/>
+            <w:u w:val="single"/>
+          </w:rPr>
+          <w:t>hijo de Dios</w:t>
+        </w:r>
+      </w:hyperlink>
+      <w:r>
+        <w:rPr>
+          <w:lang w:val="es_ES" w:bidi="es_ES"/>
+        </w:rPr>
+        <w:t xml:space="preserve">, y gobernaría como rey para siempre. María entonces fue a visitar a Elisabet. Cuando María llegó a donde estaba Elisabet, el bebé en el vient de Elisabet saltó de alegría, porque María se convertiría en la madre del </w:t>
+      </w:r>
+      <w:hyperlink r:id="rId30">
+        <w:r>
+          <w:rPr>
+            <w:lang w:val="es_ES" w:bidi="es_ES"/>
+          </w:rPr>
+          <w:rPr>
+            <w:color w:val="0000EE"/>
+            <w:u w:val="single"/>
+          </w:rPr>
+          <w:t>Mesías</w:t>
+        </w:r>
+      </w:hyperlink>
+      <w:r>
+        <w:rPr>
+          <w:lang w:val="es_ES" w:bidi="es_ES"/>
+        </w:rPr>
+        <w:t xml:space="preserve">, el rey prometido y </w:t>
+      </w:r>
+      <w:hyperlink r:id="rId31">
+        <w:r>
+          <w:rPr>
+            <w:lang w:val="es_ES" w:bidi="es_ES"/>
+          </w:rPr>
+          <w:rPr>
+            <w:color w:val="0000EE"/>
+            <w:u w:val="single"/>
+          </w:rPr>
+          <w:t>Salvador</w:t>
+        </w:r>
+      </w:hyperlink>
+      <w:r>
+        <w:rPr>
+          <w:lang w:val="es_ES" w:bidi="es_ES"/>
+        </w:rPr>
+        <w:t>.</w:t>
+      </w:r>
+      <w:r>
+        <w:rPr>
+          <w:lang w:val="es_ES" w:bidi="es_ES"/>
+        </w:rPr>
+      </w:r>
+      <w:r>
+        <w:rPr>
+          <w:lang w:val="es_ES" w:bidi="es_ES"/>
+        </w:rPr>
+      </w:r>
+    </w:p>
+    <w:p>
+      <w:pPr/>
+      <w:r>
+        <w:rPr>
+          <w:lang w:val="es_ES" w:bidi="es_ES"/>
+        </w:rPr>
+      </w:r>
+    </w:p>
+    <w:p>
+      <w:pPr>
+        <w:pStyle w:val="Heading2"/>
+      </w:pPr>
+      <w:r>
+        <w:rPr>
+          <w:lang w:val="es_ES" w:bidi="es_ES"/>
+        </w:rPr>
+        <w:t>el-roi</w:t>
+      </w:r>
+      <w:r>
+        <w:rPr>
+          <w:lang w:val="es_ES" w:bidi="es_ES"/>
+        </w:rPr>
+      </w:r>
+    </w:p>
+    <w:p>
+      <w:pPr/>
+      <w:r>
+        <w:rPr>
+          <w:lang w:val="es_ES" w:bidi="es_ES"/>
+        </w:rPr>
+      </w:r>
+      <w:r>
+        <w:rPr>
+          <w:b/>
+          <w:lang w:val="es_ES" w:bidi="es_ES"/>
+        </w:rPr>
+        <w:t>El-Roi</w:t>
+      </w:r>
+      <w:r>
+        <w:rPr>
+          <w:lang w:val="es_ES" w:bidi="es_ES"/>
+        </w:rPr>
+        <w:t xml:space="preserve"> es un nombre que Agar, en el libro de Génesis, le da a Dios. El nombre significa “Dios me ve”. Agar dio este nombre a Dios porque Dios la ayudó cuando ella y su hijo Ismael estaban solos en el </w:t>
+      </w:r>
+      <w:hyperlink r:id="rId32">
+        <w:r>
+          <w:rPr>
+            <w:lang w:val="es_ES" w:bidi="es_ES"/>
+          </w:rPr>
+          <w:rPr>
+            <w:color w:val="0000EE"/>
+            <w:u w:val="single"/>
+          </w:rPr>
+          <w:t>desierto</w:t>
+        </w:r>
+      </w:hyperlink>
+      <w:r>
+        <w:rPr>
+          <w:lang w:val="es_ES" w:bidi="es_ES"/>
+        </w:rPr>
+        <w:t xml:space="preserve"> y a punto de morir de sed.</w:t>
+      </w:r>
+    </w:p>
+    <w:p>
+      <w:pPr/>
+      <w:r>
+        <w:rPr>
+          <w:lang w:val="es_ES" w:bidi="es_ES"/>
+        </w:rPr>
+      </w:r>
+      <w:r>
+        <w:rPr>
+          <w:lang w:val="es_ES" w:bidi="es_ES"/>
+        </w:rPr>
+        <w:t>La palabra “el” significa Dios, y por lo tanto encontramos varios otros nombres para Dios en la Biblia que comienzan con esta palabra “el”. Cada uno de estos nombres nos dice algo importante sobre Dios.</w:t>
+      </w:r>
+      <w:r>
+        <w:rPr>
+          <w:lang w:val="es_ES" w:bidi="es_ES"/>
+        </w:rPr>
+      </w:r>
+      <w:r>
+        <w:rPr>
+          <w:lang w:val="es_ES" w:bidi="es_ES"/>
+        </w:rPr>
+      </w:r>
+    </w:p>
+    <w:p>
+      <w:pPr/>
+      <w:r>
+        <w:rPr>
+          <w:lang w:val="es_ES" w:bidi="es_ES"/>
+        </w:rPr>
+      </w:r>
+    </w:p>
+    <w:p>
+      <w:pPr>
+        <w:pStyle w:val="Heading2"/>
+      </w:pPr>
+      <w:r>
+        <w:rPr>
+          <w:lang w:val="es_ES" w:bidi="es_ES"/>
+        </w:rPr>
+        <w:t>el-shaddai</w:t>
+      </w:r>
+      <w:r>
+        <w:rPr>
+          <w:lang w:val="es_ES" w:bidi="es_ES"/>
+        </w:rPr>
+      </w:r>
+    </w:p>
+    <w:p>
+      <w:pPr/>
+      <w:r>
+        <w:rPr>
+          <w:lang w:val="es_ES" w:bidi="es_ES"/>
+        </w:rPr>
+      </w:r>
+      <w:r>
+        <w:rPr>
+          <w:lang w:val="es_ES" w:bidi="es_ES"/>
+        </w:rPr>
+        <w:t xml:space="preserve">Los estudiosos no están seguros de lo que el nombre </w:t>
+      </w:r>
+      <w:r>
+        <w:rPr>
+          <w:b/>
+          <w:lang w:val="es_ES" w:bidi="es_ES"/>
+        </w:rPr>
+        <w:t>El-Shaddai</w:t>
+      </w:r>
+      <w:r>
+        <w:rPr>
+          <w:lang w:val="es_ES" w:bidi="es_ES"/>
+        </w:rPr>
+        <w:t xml:space="preserve"> significa exactamente. El-Shaddai es un nombre para </w:t>
+      </w:r>
+      <w:hyperlink r:id="rId15">
+        <w:r>
+          <w:rPr>
+            <w:lang w:val="es_ES" w:bidi="es_ES"/>
+          </w:rPr>
+          <w:rPr>
+            <w:color w:val="0000EE"/>
+            <w:u w:val="single"/>
+          </w:rPr>
+          <w:t>Dios</w:t>
+        </w:r>
+      </w:hyperlink>
+      <w:r>
+        <w:rPr>
+          <w:lang w:val="es_ES" w:bidi="es_ES"/>
+        </w:rPr>
+        <w:t xml:space="preserve"> que probablemente significa Dios Omnipotente o Dios Todopoderoso. Shaddai puede significar “suficiente”, así que este nombre para Dios demuestra que Dios es todopoderoso y totalmente suficiente para las necesidades de su pueblo. Este nombre para Dios se usa especialmente en el libro de Génesis.</w:t>
+      </w:r>
+    </w:p>
+    <w:p>
+      <w:pPr/>
+      <w:r>
+        <w:rPr>
+          <w:lang w:val="es_ES" w:bidi="es_ES"/>
+        </w:rPr>
+      </w:r>
+      <w:r>
+        <w:rPr>
+          <w:lang w:val="es_ES" w:bidi="es_ES"/>
+        </w:rPr>
+        <w:t>La palabra “el” significa Dios, y por ese motivo encontramos varios otros nombres para Dios en la Biblia que comienzan con esta palabra. Cada uno de estos nombres nos dice algo importante sobre Dios.</w:t>
+      </w:r>
+      <w:r>
+        <w:rPr>
+          <w:lang w:val="es_ES" w:bidi="es_ES"/>
+        </w:rPr>
+      </w:r>
+      <w:r>
+        <w:rPr>
+          <w:lang w:val="es_ES" w:bidi="es_ES"/>
+        </w:rPr>
+      </w:r>
+    </w:p>
+    <w:p>
+      <w:pPr/>
+      <w:r>
+        <w:rPr>
+          <w:lang w:val="es_ES" w:bidi="es_ES"/>
+        </w:rPr>
+      </w:r>
+    </w:p>
+    <w:p>
+      <w:pPr>
+        <w:pStyle w:val="Heading2"/>
+      </w:pPr>
+      <w:r>
+        <w:rPr>
+          <w:lang w:val="es_ES" w:bidi="es_ES"/>
+        </w:rPr>
+        <w:t>eternal-life</w:t>
+      </w:r>
+      <w:r>
+        <w:rPr>
+          <w:lang w:val="es_ES" w:bidi="es_ES"/>
+        </w:rPr>
+      </w:r>
+    </w:p>
+    <w:p>
+      <w:pPr/>
+      <w:r>
+        <w:rPr>
+          <w:lang w:val="es_ES" w:bidi="es_ES"/>
+        </w:rPr>
+      </w:r>
+      <w:r>
+        <w:rPr>
+          <w:lang w:val="es_ES" w:bidi="es_ES"/>
+        </w:rPr>
+        <w:t xml:space="preserve">La </w:t>
+      </w:r>
+      <w:r>
+        <w:rPr>
+          <w:b/>
+          <w:lang w:val="es_ES" w:bidi="es_ES"/>
+        </w:rPr>
+        <w:t>vida eterna</w:t>
+      </w:r>
+      <w:r>
+        <w:rPr>
+          <w:lang w:val="es_ES" w:bidi="es_ES"/>
+        </w:rPr>
+        <w:t xml:space="preserve"> significa una vida con Dios que nunca terminará. La vida eterna es el regalo que Dios les da a sus hijos si </w:t>
+      </w:r>
+      <w:r>
+        <w:rPr>
+          <w:b/>
+          <w:lang w:val="es_ES" w:bidi="es_ES"/>
+        </w:rPr>
+        <w:t>creen</w:t>
+      </w:r>
+      <w:r>
+        <w:rPr>
+          <w:lang w:val="es_ES" w:bidi="es_ES"/>
+        </w:rPr>
+        <w:t xml:space="preserve"> en él. No es algo que las personas puedan obtener si trabajan lo suficiente o si realizan suficientes rituales. Cuando una persona pone su confianza en Jesús, Dios le da este regalo. </w:t>
+      </w:r>
+    </w:p>
+    <w:p>
+      <w:pPr/>
+      <w:r>
+        <w:rPr>
+          <w:lang w:val="es_ES" w:bidi="es_ES"/>
+        </w:rPr>
+      </w:r>
+      <w:r>
+        <w:rPr>
+          <w:lang w:val="es_ES" w:bidi="es_ES"/>
+        </w:rPr>
+        <w:t xml:space="preserve">La vida eterna es una vida mucho mejor y más rica que la vida ordinaria. Sin este regalo de la vida eterna, podemos vivir y respirar, pero esto solo es vida física, y terminará tan pronto como muramos. ¡Pero la vida eterna que Dios nos da nunca terminará! Comienza ahora, transformándonos y haciendo posible que vivamos en una </w:t>
+      </w:r>
+      <w:r>
+        <w:rPr>
+          <w:b/>
+          <w:lang w:val="es_ES" w:bidi="es_ES"/>
+        </w:rPr>
+        <w:t>relación</w:t>
+      </w:r>
+      <w:r>
+        <w:rPr>
+          <w:lang w:val="es_ES" w:bidi="es_ES"/>
+        </w:rPr>
+        <w:t xml:space="preserve"> cercana con Dios. Cuando Jesús regrese y establezca su </w:t>
+      </w:r>
+      <w:hyperlink r:id="rId33">
+        <w:r>
+          <w:rPr>
+            <w:lang w:val="es_ES" w:bidi="es_ES"/>
+          </w:rPr>
+          <w:rPr>
+            <w:color w:val="0000EE"/>
+            <w:u w:val="single"/>
+          </w:rPr>
+          <w:t>reino</w:t>
+        </w:r>
+      </w:hyperlink>
+      <w:r>
+        <w:rPr>
+          <w:lang w:val="es_ES" w:bidi="es_ES"/>
+        </w:rPr>
+        <w:t xml:space="preserve"> para siempre, también viviremos con él para siempre. Ese es el regalo de Dios: ¡vida futura y vida real desde ya! </w:t>
+      </w:r>
+      <w:r>
+        <w:rPr>
+          <w:lang w:val="es_ES" w:bidi="es_ES"/>
+        </w:rPr>
+      </w:r>
+      <w:r>
+        <w:rPr>
+          <w:lang w:val="es_ES" w:bidi="es_ES"/>
+        </w:rPr>
+      </w:r>
+    </w:p>
+    <w:p>
+      <w:pPr/>
+      <w:r>
+        <w:rPr>
+          <w:lang w:val="es_ES" w:bidi="es_ES"/>
+        </w:rPr>
+      </w:r>
+    </w:p>
+    <w:p>
+      <w:pPr>
+        <w:pStyle w:val="Heading2"/>
+      </w:pPr>
+      <w:r>
+        <w:rPr>
+          <w:lang w:val="es_ES" w:bidi="es_ES"/>
+        </w:rPr>
+        <w:t>evangelist</w:t>
+      </w:r>
+      <w:r>
+        <w:rPr>
+          <w:lang w:val="es_ES" w:bidi="es_ES"/>
+        </w:rPr>
+      </w:r>
+    </w:p>
+    <w:p>
+      <w:pPr/>
+      <w:r>
+        <w:rPr>
+          <w:lang w:val="es_ES" w:bidi="es_ES"/>
+        </w:rPr>
+      </w:r>
+      <w:r>
+        <w:rPr>
+          <w:lang w:val="es_ES" w:bidi="es_ES"/>
+        </w:rPr>
+        <w:t xml:space="preserve">Un </w:t>
+      </w:r>
+      <w:r>
+        <w:rPr>
+          <w:b/>
+          <w:lang w:val="es_ES" w:bidi="es_ES"/>
+        </w:rPr>
+        <w:t>evangelista</w:t>
+      </w:r>
+      <w:r>
+        <w:rPr>
+          <w:lang w:val="es_ES" w:bidi="es_ES"/>
+        </w:rPr>
+        <w:t xml:space="preserve"> es alguien que anuncia el </w:t>
+      </w:r>
+      <w:hyperlink r:id="rId34">
+        <w:r>
+          <w:rPr>
+            <w:lang w:val="es_ES" w:bidi="es_ES"/>
+          </w:rPr>
+          <w:rPr>
+            <w:color w:val="0000EE"/>
+            <w:u w:val="single"/>
+          </w:rPr>
+          <w:t>evangelio</w:t>
+        </w:r>
+      </w:hyperlink>
+      <w:r>
+        <w:rPr>
+          <w:lang w:val="es_ES" w:bidi="es_ES"/>
+        </w:rPr>
+        <w:t xml:space="preserve">, o las buenas noticias, acerca de Jesús. El evangelio es la buena noticia de que Jesús estuvo en esta tierra, que Jesús murió para rescatarnos del castigo por nuestros </w:t>
+      </w:r>
+      <w:r>
+        <w:rPr>
+          <w:b/>
+          <w:lang w:val="es_ES" w:bidi="es_ES"/>
+        </w:rPr>
+        <w:t>pecados</w:t>
+      </w:r>
+      <w:r>
+        <w:rPr>
+          <w:lang w:val="es_ES" w:bidi="es_ES"/>
+        </w:rPr>
+        <w:t xml:space="preserve">, que Dios resucitó a Jesús de entre los muertos, y que Jesús envió al </w:t>
+      </w:r>
+      <w:r>
+        <w:rPr>
+          <w:b/>
+          <w:lang w:val="es_ES" w:bidi="es_ES"/>
+        </w:rPr>
+        <w:t>Espíritu de Dios</w:t>
+      </w:r>
+      <w:r>
+        <w:rPr>
+          <w:lang w:val="es_ES" w:bidi="es_ES"/>
+        </w:rPr>
+        <w:t xml:space="preserve"> para dar poder a sus seguidores. Si creemos en estas buenas noticias, somos amigos de Dios para siempre, y Dios nos da nueva vida con él, que comienza ahora y dura para siempre. Aunque cualquier creyente puede hacer la labor de compartir estas buenas noticias, Dios da a algunas personas el don especial de desempeñar la labor de un evangelista para la iglesia. </w:t>
+      </w:r>
+      <w:r>
+        <w:rPr>
+          <w:lang w:val="es_ES" w:bidi="es_ES"/>
+        </w:rPr>
+      </w:r>
+      <w:r>
+        <w:rPr>
+          <w:lang w:val="es_ES" w:bidi="es_ES"/>
+        </w:rPr>
+      </w:r>
+    </w:p>
+    <w:p>
+      <w:pPr/>
+      <w:r>
+        <w:rPr>
+          <w:lang w:val="es_ES" w:bidi="es_ES"/>
+        </w:rPr>
+      </w:r>
+    </w:p>
+    <w:p>
+      <w:pPr>
+        <w:pStyle w:val="Heading2"/>
+      </w:pPr>
+      <w:r>
+        <w:rPr>
+          <w:lang w:val="es_ES" w:bidi="es_ES"/>
+        </w:rPr>
+        <w:t>evil</w:t>
+      </w:r>
+      <w:r>
+        <w:rPr>
+          <w:lang w:val="es_ES" w:bidi="es_ES"/>
+        </w:rPr>
+      </w:r>
+    </w:p>
+    <w:p>
+      <w:pPr/>
+      <w:r>
+        <w:rPr>
+          <w:lang w:val="es_ES" w:bidi="es_ES"/>
+        </w:rPr>
+      </w:r>
+      <w:r>
+        <w:rPr>
+          <w:lang w:val="es_ES" w:bidi="es_ES"/>
+        </w:rPr>
+        <w:t xml:space="preserve">El </w:t>
+      </w:r>
+      <w:r>
+        <w:rPr>
+          <w:b/>
+          <w:lang w:val="es_ES" w:bidi="es_ES"/>
+        </w:rPr>
+        <w:t>mal</w:t>
+      </w:r>
+      <w:r>
+        <w:rPr>
+          <w:lang w:val="es_ES" w:bidi="es_ES"/>
+        </w:rPr>
+        <w:t xml:space="preserve"> es lo opuesto al bien. </w:t>
+      </w:r>
+    </w:p>
+    <w:p>
+      <w:pPr/>
+      <w:r>
+        <w:rPr>
+          <w:lang w:val="es_ES" w:bidi="es_ES"/>
+        </w:rPr>
+      </w:r>
+      <w:r>
+        <w:rPr>
+          <w:lang w:val="es_ES" w:bidi="es_ES"/>
+        </w:rPr>
+        <w:t xml:space="preserve">Una persona que es malvada voluntariamente hace cosas malas que hieren a otras personas. Cuando las personas dejan de obedecer a Dios, comienzan a hacer acciones malas. </w:t>
+      </w:r>
+    </w:p>
+    <w:p>
+      <w:pPr/>
+      <w:r>
+        <w:rPr>
+          <w:lang w:val="es_ES" w:bidi="es_ES"/>
+        </w:rPr>
+      </w:r>
+      <w:r>
+        <w:rPr>
+          <w:lang w:val="es_ES" w:bidi="es_ES"/>
+        </w:rPr>
+        <w:t xml:space="preserve">Debido a que los seres humanos son tan desobedientes a Dios, la Biblia nos enseña que nuestros corazones se han vuelto malos. En lugar de querer hacer cosas buenas, queremos hacer cosas malas. Muchos problemas en el mundo, como la guerra, la pobreza y la injusticia, ocurren debido a la maldad en los corazones de las personas. Incluso la enfermedad y la muerte son, en última instancia, resultado del mal. </w:t>
+      </w:r>
+    </w:p>
+    <w:p>
+      <w:pPr/>
+      <w:r>
+        <w:rPr>
+          <w:lang w:val="es_ES" w:bidi="es_ES"/>
+        </w:rPr>
+      </w:r>
+      <w:r>
+        <w:rPr>
+          <w:lang w:val="es_ES" w:bidi="es_ES"/>
+        </w:rPr>
+        <w:t xml:space="preserve">Dios odia el mal. Solo Dios puede destruir el mal, porque Dios es totalmente bueno. Cuando Dios establezca su </w:t>
+      </w:r>
+      <w:hyperlink r:id="rId33">
+        <w:r>
+          <w:rPr>
+            <w:lang w:val="es_ES" w:bidi="es_ES"/>
+          </w:rPr>
+          <w:rPr>
+            <w:color w:val="0000EE"/>
+            <w:u w:val="single"/>
+          </w:rPr>
+          <w:t>reino</w:t>
+        </w:r>
+      </w:hyperlink>
+      <w:r>
+        <w:rPr>
+          <w:lang w:val="es_ES" w:bidi="es_ES"/>
+        </w:rPr>
+        <w:t xml:space="preserve"> para siempre, destruirá el mal para siempre. Nada que sea malo entrará en el reino de Dios. Hasta ese momento, Dios todavía permite que ocurra el mal. Sin embargo, Dios es más poderoso que todo mal.</w:t>
+      </w:r>
+      <w:r>
+        <w:rPr>
+          <w:lang w:val="es_ES" w:bidi="es_ES"/>
+        </w:rPr>
+      </w:r>
+      <w:r>
+        <w:rPr>
+          <w:lang w:val="es_ES" w:bidi="es_ES"/>
+        </w:rPr>
+      </w:r>
+    </w:p>
+    <w:p>
+      <w:pPr/>
+      <w:r>
+        <w:rPr>
+          <w:lang w:val="es_ES" w:bidi="es_ES"/>
+        </w:rPr>
+      </w:r>
+    </w:p>
+    <w:p>
+      <w:pPr>
+        <w:pStyle w:val="Heading2"/>
+      </w:pPr>
+      <w:r>
+        <w:rPr>
+          <w:lang w:val="es_ES" w:bidi="es_ES"/>
+        </w:rPr>
+        <w:t>evil-spirit</w:t>
+      </w:r>
+      <w:r>
+        <w:rPr>
+          <w:lang w:val="es_ES" w:bidi="es_ES"/>
+        </w:rPr>
+      </w:r>
+    </w:p>
+    <w:p>
+      <w:pPr/>
+      <w:r>
+        <w:rPr>
+          <w:lang w:val="es_ES" w:bidi="es_ES"/>
+        </w:rPr>
+      </w:r>
+      <w:r>
+        <w:rPr>
+          <w:lang w:val="es_ES" w:bidi="es_ES"/>
+        </w:rPr>
+        <w:t xml:space="preserve">Las expresiones </w:t>
+      </w:r>
+      <w:hyperlink r:id="rId35">
+        <w:r>
+          <w:rPr>
+            <w:lang w:val="es_ES" w:bidi="es_ES"/>
+          </w:rPr>
+          <w:rPr>
+            <w:color w:val="0000EE"/>
+            <w:u w:val="single"/>
+          </w:rPr>
+          <w:t>demonio</w:t>
+        </w:r>
+      </w:hyperlink>
+      <w:r>
+        <w:rPr>
+          <w:lang w:val="es_ES" w:bidi="es_ES"/>
+        </w:rPr>
+        <w:t xml:space="preserve">, </w:t>
+      </w:r>
+      <w:r>
+        <w:rPr>
+          <w:b/>
+          <w:lang w:val="es_ES" w:bidi="es_ES"/>
+        </w:rPr>
+        <w:t>espíritus malignos</w:t>
+      </w:r>
+      <w:r>
+        <w:rPr>
+          <w:lang w:val="es_ES" w:bidi="es_ES"/>
+        </w:rPr>
+        <w:t xml:space="preserve"> o </w:t>
+      </w:r>
+      <w:r>
+        <w:rPr>
+          <w:b/>
+          <w:lang w:val="es_ES" w:bidi="es_ES"/>
+        </w:rPr>
+        <w:t>espíritu inmundo</w:t>
+      </w:r>
+      <w:r>
+        <w:rPr>
+          <w:lang w:val="es_ES" w:bidi="es_ES"/>
+        </w:rPr>
+        <w:t xml:space="preserve"> se refieren a lo mismo. Un demonio es un espíritu que se rebela contra Dios. El líder de todos los demonios es llamado </w:t>
+      </w:r>
+      <w:hyperlink r:id="rId36">
+        <w:r>
+          <w:rPr>
+            <w:lang w:val="es_ES" w:bidi="es_ES"/>
+          </w:rPr>
+          <w:rPr>
+            <w:color w:val="0000EE"/>
+            <w:u w:val="single"/>
+          </w:rPr>
+          <w:t>Satanás</w:t>
+        </w:r>
+      </w:hyperlink>
+      <w:r>
+        <w:rPr>
+          <w:lang w:val="es_ES" w:bidi="es_ES"/>
+        </w:rPr>
+        <w:t xml:space="preserve">, el </w:t>
+      </w:r>
+      <w:hyperlink r:id="rId37">
+        <w:r>
+          <w:rPr>
+            <w:lang w:val="es_ES" w:bidi="es_ES"/>
+          </w:rPr>
+          <w:rPr>
+            <w:color w:val="0000EE"/>
+            <w:u w:val="single"/>
+          </w:rPr>
+          <w:t>diablo</w:t>
+        </w:r>
+      </w:hyperlink>
+      <w:r>
+        <w:rPr>
+          <w:lang w:val="es_ES" w:bidi="es_ES"/>
+        </w:rPr>
+        <w:t xml:space="preserve"> o a veces Beelzebú. Como Dios ha creado todo lo que existe, Dios también creó estos espíritus. Dios los creó buenos, como </w:t>
+      </w:r>
+      <w:r>
+        <w:rPr>
+          <w:b/>
+          <w:lang w:val="es_ES" w:bidi="es_ES"/>
+        </w:rPr>
+        <w:t>ángeles</w:t>
+      </w:r>
+      <w:r>
+        <w:rPr>
+          <w:lang w:val="es_ES" w:bidi="es_ES"/>
+        </w:rPr>
+        <w:t>, para hacer su trabajo. Pero algunos ángeles se rebelaron contra Dios, y estos se convirtieron en espíritus malignos. Estos espíritus malignos intentan destruir y engañar a las personas.</w:t>
+      </w:r>
+    </w:p>
+    <w:p>
+      <w:pPr/>
+      <w:r>
+        <w:rPr>
+          <w:lang w:val="es_ES" w:bidi="es_ES"/>
+        </w:rPr>
+      </w:r>
+      <w:r>
+        <w:rPr>
+          <w:lang w:val="es_ES" w:bidi="es_ES"/>
+        </w:rPr>
+        <w:t xml:space="preserve">Los demonios pueden tomar el control de las personas, de manera que se enfermen o se comporten de manera extraña. Cuando un demonio toma el control de una persona, decimos que la persona está </w:t>
+      </w:r>
+      <w:r>
+        <w:rPr>
+          <w:b/>
+          <w:lang w:val="es_ES" w:bidi="es_ES"/>
+        </w:rPr>
+        <w:t>poseída por un demonio</w:t>
+      </w:r>
+      <w:r>
+        <w:rPr>
+          <w:lang w:val="es_ES" w:bidi="es_ES"/>
+        </w:rPr>
+        <w:t xml:space="preserve">. Una persona que estaba poseída por un demonio podía volverse sorda, muda o tener convulsiones que se parecen a ataques epilépticos. La persona podía volverse muy violenta y gritar. Los </w:t>
+      </w:r>
+      <w:r>
+        <w:rPr>
+          <w:b/>
+          <w:lang w:val="es_ES" w:bidi="es_ES"/>
+        </w:rPr>
+        <w:t>judíos</w:t>
+      </w:r>
+      <w:r>
+        <w:rPr>
+          <w:lang w:val="es_ES" w:bidi="es_ES"/>
+        </w:rPr>
+        <w:t xml:space="preserve"> intentaban expulsar a los demonios de las personas mediante rituales que podían durar mucho tiempo. Pero Jesús expulsó a muchos demonios de las personas durante su tiempo en la tierra, ¡y lo hizo solo ordenando a los demonios que se fueran!</w:t>
+      </w:r>
+    </w:p>
+    <w:p>
+      <w:pPr/>
+      <w:r>
+        <w:rPr>
+          <w:lang w:val="es_ES" w:bidi="es_ES"/>
+        </w:rPr>
+      </w:r>
+      <w:r>
+        <w:rPr>
+          <w:lang w:val="es_ES" w:bidi="es_ES"/>
+        </w:rPr>
+        <w:t xml:space="preserve">Los demonios también pueden ser llamados espíritus malignos. Esto deja claro que sus intenciones son </w:t>
+      </w:r>
+      <w:hyperlink r:id="rId38">
+        <w:r>
+          <w:rPr>
+            <w:lang w:val="es_ES" w:bidi="es_ES"/>
+          </w:rPr>
+          <w:rPr>
+            <w:color w:val="0000EE"/>
+            <w:u w:val="single"/>
+          </w:rPr>
+          <w:t>malas</w:t>
+        </w:r>
+      </w:hyperlink>
+      <w:r>
+        <w:rPr>
+          <w:lang w:val="es_ES" w:bidi="es_ES"/>
+        </w:rPr>
+        <w:t xml:space="preserve">. A veces son llamados espíritus inmundos. Algo que es </w:t>
+      </w:r>
+      <w:r>
+        <w:rPr>
+          <w:b/>
+          <w:lang w:val="es_ES" w:bidi="es_ES"/>
+        </w:rPr>
+        <w:t>inmundo</w:t>
+      </w:r>
+      <w:r>
+        <w:rPr>
+          <w:lang w:val="es_ES" w:bidi="es_ES"/>
+        </w:rPr>
+        <w:t xml:space="preserve"> no es apto para el servicio a Dios.</w:t>
+      </w:r>
+    </w:p>
+    <w:p>
+      <w:pPr/>
+      <w:r>
+        <w:rPr>
+          <w:lang w:val="es_ES" w:bidi="es_ES"/>
+        </w:rPr>
+      </w:r>
+      <w:r>
+        <w:rPr>
+          <w:b/>
+          <w:lang w:val="es_ES" w:bidi="es_ES"/>
+        </w:rPr>
+        <w:t>Cuando traduzcan demonio, tengan cuidado con lo siguiente:</w:t>
+      </w:r>
+    </w:p>
+    <w:p>
+      <w:pPr/>
+      <w:r>
+        <w:rPr>
+          <w:lang w:val="es_ES" w:bidi="es_ES"/>
+        </w:rPr>
+      </w:r>
+      <w:r>
+        <w:rPr>
+          <w:lang w:val="es_ES" w:bidi="es_ES"/>
+        </w:rPr>
+        <w:t>Los demonios no son los espíritus de los humanos que han muerto, aunque en muchas culturas pueden fingir que esto es lo que son. Si tienen que usar un término que signifique espíritus de personas muertas, entonces tengan en cuenta que la gente tendrá que aprender con el tiempo que estos espíritus en realidad no son espíritus de personas muertas, sino que solo están fingiendo serlo.</w:t>
       </w:r>
       <w:r>
         <w:rPr>

--- a/spa/docx/005.content.docx
+++ b/spa/docx/005.content.docx
@@ -45,7 +45,7 @@
         <w:rPr>
           <w:lang w:val="es_ES" w:bidi="es_ES"/>
         </w:rPr>
-        <w:t xml:space="preserve"> © 2023 SRV Partners Released under CC BY-SA 4.0 license. </w:t>
+        <w:t xml:space="preserve"> © 2025 Word Collective Released under CC BY-SA 4.0 license. </w:t>
       </w:r>
       <w:r>
         <w:rPr>
@@ -69,7 +69,7 @@
         <w:rPr>
           <w:lang w:val="es_ES" w:bidi="es_ES"/>
         </w:rPr>
-        <w:t xml:space="preserve"> © 2023 SRV Partners. Released under CC BY-SA 4.0 license by Mission Mutual</w:t>
+        <w:t xml:space="preserve"> © 2025 Word Collective. Released under CC BY-SA 4.0 license by Mission Mutual</w:t>
       </w:r>
       <w:r>
         <w:rPr>
